--- a/校园外卖两段式配送系统_实践报告.docx
+++ b/校园外卖两段式配送系统_实践报告.docx
@@ -1552,25 +1552,13 @@
     </w:p>
     <w:p>
       <w:pPr>
-        <w:jc w:val="center"/>
-      </w:pPr>
-      <w:r>
-        <w:rPr>
-          <w:b/>
-          <w:color w:val="FF0000"/>
-          <w:sz w:val="20"/>
-          <w:rFonts w:ascii="微软雅黑" w:eastAsia="微软雅黑"/>
-        </w:rPr>
-        <w:t xml:space="preserve">[请在此处插入：AI Text-to-SQL 智能查询交互截图，图注：图6-2 智能查询与安全拦截测试]</w:t>
-      </w:r>
-    </w:p>
-    <w:p>
-      <w:pPr>
         <w:pStyle w:val="30"/>
         <w:tabs>
           <w:tab w:val="right" w:leader="dot" w:pos="8732"/>
         </w:tabs>
       </w:pPr>
+      <w:bookmarkStart w:id="38" w:name="_GoBack"/>
+      <w:bookmarkEnd w:id="38"/>
       <w:r>
         <w:fldChar w:fldCharType="begin"/>
       </w:r>
@@ -1837,8 +1825,6 @@
       <w:r>
         <w:br w:type="page"/>
       </w:r>
-      <w:bookmarkStart w:id="38" w:name="_GoBack"/>
-      <w:bookmarkEnd w:id="38"/>
     </w:p>
     <w:p>
       <w:pPr>
@@ -2033,29 +2019,46 @@
     <w:tbl>
       <w:tblPr>
         <w:tblStyle w:val="36"/>
-        <w:tblW w:type="auto" w:w="0"/>
-        <w:tblLook w:firstColumn="1" w:firstRow="1" w:lastColumn="0" w:lastRow="0" w:noHBand="0" w:noVBand="1" w:val="04A0"/>
+        <w:tblW w:w="0" w:type="auto"/>
+        <w:tblInd w:w="0" w:type="dxa"/>
         <w:tblBorders>
-          <w:top w:val="single" w:sz="4" w:space="0" w:color="000000"/>
-          <w:left w:val="single" w:sz="4" w:space="0" w:color="000000"/>
-          <w:bottom w:val="single" w:sz="4" w:space="0" w:color="000000"/>
-          <w:right w:val="single" w:sz="4" w:space="0" w:color="000000"/>
-          <w:insideH w:val="single" w:sz="4" w:space="0" w:color="000000"/>
-          <w:insideV w:val="single" w:sz="4" w:space="0" w:color="000000"/>
+          <w:top w:val="single" w:color="000000" w:sz="4" w:space="0"/>
+          <w:left w:val="single" w:color="000000" w:sz="4" w:space="0"/>
+          <w:bottom w:val="single" w:color="000000" w:sz="4" w:space="0"/>
+          <w:right w:val="single" w:color="000000" w:sz="4" w:space="0"/>
+          <w:insideH w:val="single" w:color="000000" w:sz="4" w:space="0"/>
+          <w:insideV w:val="single" w:color="000000" w:sz="4" w:space="0"/>
         </w:tblBorders>
+        <w:tblLayout w:type="autofit"/>
+        <w:tblCellMar>
+          <w:top w:w="0" w:type="dxa"/>
+          <w:left w:w="108" w:type="dxa"/>
+          <w:bottom w:w="0" w:type="dxa"/>
+          <w:right w:w="108" w:type="dxa"/>
+        </w:tblCellMar>
       </w:tblPr>
       <w:tblGrid>
-        <w:gridCol w:w="1746"/>
-        <w:gridCol w:w="1746"/>
-        <w:gridCol w:w="1746"/>
-        <w:gridCol w:w="1746"/>
-        <w:gridCol w:w="1746"/>
+        <w:gridCol w:w="1254"/>
+        <w:gridCol w:w="1719"/>
+        <w:gridCol w:w="1501"/>
+        <w:gridCol w:w="1968"/>
+        <w:gridCol w:w="2506"/>
       </w:tblGrid>
       <w:tr>
+        <w:tblPrEx>
+          <w:tblBorders>
+            <w:top w:val="single" w:color="000000" w:sz="4" w:space="0"/>
+            <w:left w:val="single" w:color="000000" w:sz="4" w:space="0"/>
+            <w:bottom w:val="single" w:color="000000" w:sz="4" w:space="0"/>
+            <w:right w:val="single" w:color="000000" w:sz="4" w:space="0"/>
+            <w:insideH w:val="single" w:color="000000" w:sz="4" w:space="0"/>
+            <w:insideV w:val="single" w:color="000000" w:sz="4" w:space="0"/>
+          </w:tblBorders>
+        </w:tblPrEx>
         <w:tc>
           <w:tcPr>
-            <w:tcW w:type="dxa" w:w="1587"/>
-            <w:shd w:fill="D9E2F3"/>
+            <w:tcW w:w="1587" w:type="dxa"/>
+            <w:shd w:val="clear" w:color="auto" w:fill="D9E2F3"/>
           </w:tcPr>
           <w:p>
             <w:pPr>
@@ -2073,8 +2076,8 @@
         </w:tc>
         <w:tc>
           <w:tcPr>
-            <w:tcW w:type="dxa" w:w="1417"/>
-            <w:shd w:fill="D9E2F3"/>
+            <w:tcW w:w="1417" w:type="dxa"/>
+            <w:shd w:val="clear" w:color="auto" w:fill="D9E2F3"/>
           </w:tcPr>
           <w:p>
             <w:pPr>
@@ -2092,8 +2095,8 @@
         </w:tc>
         <w:tc>
           <w:tcPr>
-            <w:tcW w:type="dxa" w:w="1417"/>
-            <w:shd w:fill="D9E2F3"/>
+            <w:tcW w:w="1417" w:type="dxa"/>
+            <w:shd w:val="clear" w:color="auto" w:fill="D9E2F3"/>
           </w:tcPr>
           <w:p>
             <w:pPr>
@@ -2111,8 +2114,8 @@
         </w:tc>
         <w:tc>
           <w:tcPr>
-            <w:tcW w:type="dxa" w:w="1701"/>
-            <w:shd w:fill="D9E2F3"/>
+            <w:tcW w:w="1701" w:type="dxa"/>
+            <w:shd w:val="clear" w:color="auto" w:fill="D9E2F3"/>
           </w:tcPr>
           <w:p>
             <w:pPr>
@@ -2130,8 +2133,8 @@
         </w:tc>
         <w:tc>
           <w:tcPr>
-            <w:tcW w:type="dxa" w:w="3118"/>
-            <w:shd w:fill="D9E2F3"/>
+            <w:tcW w:w="3118" w:type="dxa"/>
+            <w:shd w:val="clear" w:color="auto" w:fill="D9E2F3"/>
           </w:tcPr>
           <w:p>
             <w:pPr>
@@ -2149,9 +2152,25 @@
         </w:tc>
       </w:tr>
       <w:tr>
+        <w:tblPrEx>
+          <w:tblBorders>
+            <w:top w:val="single" w:color="000000" w:sz="4" w:space="0"/>
+            <w:left w:val="single" w:color="000000" w:sz="4" w:space="0"/>
+            <w:bottom w:val="single" w:color="000000" w:sz="4" w:space="0"/>
+            <w:right w:val="single" w:color="000000" w:sz="4" w:space="0"/>
+            <w:insideH w:val="single" w:color="000000" w:sz="4" w:space="0"/>
+            <w:insideV w:val="single" w:color="000000" w:sz="4" w:space="0"/>
+          </w:tblBorders>
+          <w:tblCellMar>
+            <w:top w:w="0" w:type="dxa"/>
+            <w:left w:w="108" w:type="dxa"/>
+            <w:bottom w:w="0" w:type="dxa"/>
+            <w:right w:w="108" w:type="dxa"/>
+          </w:tblCellMar>
+        </w:tblPrEx>
         <w:tc>
           <w:tcPr>
-            <w:tcW w:type="dxa" w:w="1587"/>
+            <w:tcW w:w="1587" w:type="dxa"/>
           </w:tcPr>
           <w:p>
             <w:pPr>
@@ -2168,7 +2187,7 @@
         </w:tc>
         <w:tc>
           <w:tcPr>
-            <w:tcW w:type="dxa" w:w="1417"/>
+            <w:tcW w:w="1417" w:type="dxa"/>
           </w:tcPr>
           <w:p>
             <w:pPr>
@@ -2185,7 +2204,7 @@
         </w:tc>
         <w:tc>
           <w:tcPr>
-            <w:tcW w:type="dxa" w:w="1417"/>
+            <w:tcW w:w="1417" w:type="dxa"/>
           </w:tcPr>
           <w:p>
             <w:pPr>
@@ -2202,7 +2221,7 @@
         </w:tc>
         <w:tc>
           <w:tcPr>
-            <w:tcW w:type="dxa" w:w="1701"/>
+            <w:tcW w:w="1701" w:type="dxa"/>
           </w:tcPr>
           <w:p>
             <w:pPr>
@@ -2219,7 +2238,7 @@
         </w:tc>
         <w:tc>
           <w:tcPr>
-            <w:tcW w:type="dxa" w:w="3118"/>
+            <w:tcW w:w="3118" w:type="dxa"/>
           </w:tcPr>
           <w:p>
             <w:pPr>
@@ -2236,9 +2255,25 @@
         </w:tc>
       </w:tr>
       <w:tr>
+        <w:tblPrEx>
+          <w:tblBorders>
+            <w:top w:val="single" w:color="000000" w:sz="4" w:space="0"/>
+            <w:left w:val="single" w:color="000000" w:sz="4" w:space="0"/>
+            <w:bottom w:val="single" w:color="000000" w:sz="4" w:space="0"/>
+            <w:right w:val="single" w:color="000000" w:sz="4" w:space="0"/>
+            <w:insideH w:val="single" w:color="000000" w:sz="4" w:space="0"/>
+            <w:insideV w:val="single" w:color="000000" w:sz="4" w:space="0"/>
+          </w:tblBorders>
+          <w:tblCellMar>
+            <w:top w:w="0" w:type="dxa"/>
+            <w:left w:w="108" w:type="dxa"/>
+            <w:bottom w:w="0" w:type="dxa"/>
+            <w:right w:w="108" w:type="dxa"/>
+          </w:tblCellMar>
+        </w:tblPrEx>
         <w:tc>
           <w:tcPr>
-            <w:tcW w:type="dxa" w:w="1587"/>
+            <w:tcW w:w="1587" w:type="dxa"/>
           </w:tcPr>
           <w:p>
             <w:pPr>
@@ -2255,7 +2290,7 @@
         </w:tc>
         <w:tc>
           <w:tcPr>
-            <w:tcW w:type="dxa" w:w="1417"/>
+            <w:tcW w:w="1417" w:type="dxa"/>
           </w:tcPr>
           <w:p>
             <w:pPr>
@@ -2272,7 +2307,7 @@
         </w:tc>
         <w:tc>
           <w:tcPr>
-            <w:tcW w:type="dxa" w:w="1417"/>
+            <w:tcW w:w="1417" w:type="dxa"/>
           </w:tcPr>
           <w:p>
             <w:pPr>
@@ -2289,7 +2324,7 @@
         </w:tc>
         <w:tc>
           <w:tcPr>
-            <w:tcW w:type="dxa" w:w="1701"/>
+            <w:tcW w:w="1701" w:type="dxa"/>
           </w:tcPr>
           <w:p>
             <w:pPr>
@@ -2306,7 +2341,7 @@
         </w:tc>
         <w:tc>
           <w:tcPr>
-            <w:tcW w:type="dxa" w:w="3118"/>
+            <w:tcW w:w="3118" w:type="dxa"/>
           </w:tcPr>
           <w:p>
             <w:pPr>
@@ -2323,9 +2358,25 @@
         </w:tc>
       </w:tr>
       <w:tr>
+        <w:tblPrEx>
+          <w:tblBorders>
+            <w:top w:val="single" w:color="000000" w:sz="4" w:space="0"/>
+            <w:left w:val="single" w:color="000000" w:sz="4" w:space="0"/>
+            <w:bottom w:val="single" w:color="000000" w:sz="4" w:space="0"/>
+            <w:right w:val="single" w:color="000000" w:sz="4" w:space="0"/>
+            <w:insideH w:val="single" w:color="000000" w:sz="4" w:space="0"/>
+            <w:insideV w:val="single" w:color="000000" w:sz="4" w:space="0"/>
+          </w:tblBorders>
+          <w:tblCellMar>
+            <w:top w:w="0" w:type="dxa"/>
+            <w:left w:w="108" w:type="dxa"/>
+            <w:bottom w:w="0" w:type="dxa"/>
+            <w:right w:w="108" w:type="dxa"/>
+          </w:tblCellMar>
+        </w:tblPrEx>
         <w:tc>
           <w:tcPr>
-            <w:tcW w:type="dxa" w:w="1587"/>
+            <w:tcW w:w="1587" w:type="dxa"/>
           </w:tcPr>
           <w:p>
             <w:pPr>
@@ -2342,7 +2393,7 @@
         </w:tc>
         <w:tc>
           <w:tcPr>
-            <w:tcW w:type="dxa" w:w="1417"/>
+            <w:tcW w:w="1417" w:type="dxa"/>
           </w:tcPr>
           <w:p>
             <w:pPr>
@@ -2359,7 +2410,7 @@
         </w:tc>
         <w:tc>
           <w:tcPr>
-            <w:tcW w:type="dxa" w:w="1417"/>
+            <w:tcW w:w="1417" w:type="dxa"/>
           </w:tcPr>
           <w:p>
             <w:pPr>
@@ -2376,7 +2427,7 @@
         </w:tc>
         <w:tc>
           <w:tcPr>
-            <w:tcW w:type="dxa" w:w="1701"/>
+            <w:tcW w:w="1701" w:type="dxa"/>
           </w:tcPr>
           <w:p>
             <w:pPr>
@@ -2393,7 +2444,7 @@
         </w:tc>
         <w:tc>
           <w:tcPr>
-            <w:tcW w:type="dxa" w:w="3118"/>
+            <w:tcW w:w="3118" w:type="dxa"/>
           </w:tcPr>
           <w:p>
             <w:pPr>
@@ -2410,9 +2461,25 @@
         </w:tc>
       </w:tr>
       <w:tr>
+        <w:tblPrEx>
+          <w:tblBorders>
+            <w:top w:val="single" w:color="000000" w:sz="4" w:space="0"/>
+            <w:left w:val="single" w:color="000000" w:sz="4" w:space="0"/>
+            <w:bottom w:val="single" w:color="000000" w:sz="4" w:space="0"/>
+            <w:right w:val="single" w:color="000000" w:sz="4" w:space="0"/>
+            <w:insideH w:val="single" w:color="000000" w:sz="4" w:space="0"/>
+            <w:insideV w:val="single" w:color="000000" w:sz="4" w:space="0"/>
+          </w:tblBorders>
+          <w:tblCellMar>
+            <w:top w:w="0" w:type="dxa"/>
+            <w:left w:w="108" w:type="dxa"/>
+            <w:bottom w:w="0" w:type="dxa"/>
+            <w:right w:w="108" w:type="dxa"/>
+          </w:tblCellMar>
+        </w:tblPrEx>
         <w:tc>
           <w:tcPr>
-            <w:tcW w:type="dxa" w:w="1587"/>
+            <w:tcW w:w="1587" w:type="dxa"/>
           </w:tcPr>
           <w:p>
             <w:pPr>
@@ -2429,7 +2496,7 @@
         </w:tc>
         <w:tc>
           <w:tcPr>
-            <w:tcW w:type="dxa" w:w="1417"/>
+            <w:tcW w:w="1417" w:type="dxa"/>
           </w:tcPr>
           <w:p>
             <w:pPr>
@@ -2446,7 +2513,7 @@
         </w:tc>
         <w:tc>
           <w:tcPr>
-            <w:tcW w:type="dxa" w:w="1417"/>
+            <w:tcW w:w="1417" w:type="dxa"/>
           </w:tcPr>
           <w:p>
             <w:pPr>
@@ -2463,7 +2530,7 @@
         </w:tc>
         <w:tc>
           <w:tcPr>
-            <w:tcW w:type="dxa" w:w="1701"/>
+            <w:tcW w:w="1701" w:type="dxa"/>
           </w:tcPr>
           <w:p>
             <w:pPr>
@@ -2480,7 +2547,7 @@
         </w:tc>
         <w:tc>
           <w:tcPr>
-            <w:tcW w:type="dxa" w:w="3118"/>
+            <w:tcW w:w="3118" w:type="dxa"/>
           </w:tcPr>
           <w:p>
             <w:pPr>
@@ -2497,9 +2564,25 @@
         </w:tc>
       </w:tr>
       <w:tr>
+        <w:tblPrEx>
+          <w:tblBorders>
+            <w:top w:val="single" w:color="000000" w:sz="4" w:space="0"/>
+            <w:left w:val="single" w:color="000000" w:sz="4" w:space="0"/>
+            <w:bottom w:val="single" w:color="000000" w:sz="4" w:space="0"/>
+            <w:right w:val="single" w:color="000000" w:sz="4" w:space="0"/>
+            <w:insideH w:val="single" w:color="000000" w:sz="4" w:space="0"/>
+            <w:insideV w:val="single" w:color="000000" w:sz="4" w:space="0"/>
+          </w:tblBorders>
+          <w:tblCellMar>
+            <w:top w:w="0" w:type="dxa"/>
+            <w:left w:w="108" w:type="dxa"/>
+            <w:bottom w:w="0" w:type="dxa"/>
+            <w:right w:w="108" w:type="dxa"/>
+          </w:tblCellMar>
+        </w:tblPrEx>
         <w:tc>
           <w:tcPr>
-            <w:tcW w:type="dxa" w:w="1587"/>
+            <w:tcW w:w="1587" w:type="dxa"/>
           </w:tcPr>
           <w:p>
             <w:pPr>
@@ -2516,7 +2599,7 @@
         </w:tc>
         <w:tc>
           <w:tcPr>
-            <w:tcW w:type="dxa" w:w="1417"/>
+            <w:tcW w:w="1417" w:type="dxa"/>
           </w:tcPr>
           <w:p>
             <w:pPr>
@@ -2533,7 +2616,7 @@
         </w:tc>
         <w:tc>
           <w:tcPr>
-            <w:tcW w:type="dxa" w:w="1417"/>
+            <w:tcW w:w="1417" w:type="dxa"/>
           </w:tcPr>
           <w:p>
             <w:pPr>
@@ -2550,7 +2633,7 @@
         </w:tc>
         <w:tc>
           <w:tcPr>
-            <w:tcW w:type="dxa" w:w="1701"/>
+            <w:tcW w:w="1701" w:type="dxa"/>
           </w:tcPr>
           <w:p>
             <w:pPr>
@@ -2567,7 +2650,7 @@
         </w:tc>
         <w:tc>
           <w:tcPr>
-            <w:tcW w:type="dxa" w:w="3118"/>
+            <w:tcW w:w="3118" w:type="dxa"/>
           </w:tcPr>
           <w:p>
             <w:pPr>
@@ -2930,22 +3013,6 @@
         </w:rPr>
         <w:t>图2.1 校园外卖两段式配送系统全局E-R图</w:t>
       </w:r>
-    </w:p>
-    <w:p>
-      <w:pPr>
-        <w:jc w:val="center"/>
-      </w:pPr>
-      <w:r>
-        <w:rPr>
-          <w:b/>
-          <w:color w:val="FF0000"/>
-          <w:sz w:val="20"/>
-          <w:rFonts w:ascii="微软雅黑" w:eastAsia="微软雅黑"/>
-        </w:rPr>
-        <w:t xml:space="preserve">[请在此处插入：images/er_diagram.png，图注：图3-1 系统全局 E-R 实体联系图]</w:t>
-      </w:r>
-    </w:p>
-    <w:p>
       <w:r>
         <w:br w:type="page"/>
       </w:r>
@@ -7156,20 +7223,6 @@
     </w:p>
     <w:p>
       <w:pPr>
-        <w:jc w:val="center"/>
-      </w:pPr>
-      <w:r>
-        <w:rPr>
-          <w:b/>
-          <w:color w:val="FF0000"/>
-          <w:sz w:val="20"/>
-          <w:rFonts w:ascii="微软雅黑" w:eastAsia="微软雅黑"/>
-        </w:rPr>
-        <w:t xml:space="preserve">[请在此处插入：ECharts 实时数智化大屏全景截图，图注：图6-1 实时数智化物流监控大屏]</w:t>
-      </w:r>
-    </w:p>
-    <w:p>
-      <w:pPr>
         <w:pStyle w:val="4"/>
       </w:pPr>
       <w:bookmarkStart w:id="27" w:name="_Toc7873"/>
@@ -8471,20 +8524,6 @@
           <w:sz w:val="20"/>
         </w:rPr>
         <w:t>图9.1 实时数据监控大屏全景（今日152单，Flask+ECharts+MySQL分析视图）</w:t>
-      </w:r>
-    </w:p>
-    <w:p>
-      <w:pPr>
-        <w:jc w:val="center"/>
-      </w:pPr>
-      <w:r>
-        <w:rPr>
-          <w:b/>
-          <w:color w:val="FF0000"/>
-          <w:sz w:val="20"/>
-          <w:rFonts w:ascii="微软雅黑" w:eastAsia="微软雅黑"/>
-        </w:rPr>
-        <w:t xml:space="preserve">[请在此处插入：ECharts 实时数智化大屏全景截图，图注：图6-1 实时数智化物流监控大屏]</w:t>
       </w:r>
     </w:p>
     <w:p>
@@ -11245,9 +11284,6 @@
     <w:p>
       <w:pPr>
         <w:jc w:val="center"/>
-        <w:rPr>
-          <w:vertAlign w:val="baseline"/>
-        </w:rPr>
       </w:pPr>
       <w:r>
         <w:rPr>
@@ -11257,524 +11293,6 @@
         </w:rPr>
         <w:t>表A.1 小组成员分工</w:t>
       </w:r>
-    </w:p>
-    <w:tbl>
-      <w:tblPr>
-        <w:tblStyle w:val="36"/>
-        <w:tblW w:w="0" w:type="auto"/>
-        <w:tblInd w:w="0" w:type="dxa"/>
-        <w:tblBorders>
-          <w:top w:val="single" w:color="auto" w:sz="4" w:space="0"/>
-          <w:left w:val="single" w:color="auto" w:sz="4" w:space="0"/>
-          <w:bottom w:val="single" w:color="auto" w:sz="4" w:space="0"/>
-          <w:right w:val="single" w:color="auto" w:sz="4" w:space="0"/>
-          <w:insideH w:val="single" w:color="auto" w:sz="4" w:space="0"/>
-          <w:insideV w:val="single" w:color="auto" w:sz="4" w:space="0"/>
-        </w:tblBorders>
-        <w:tblLayout w:type="fixed"/>
-        <w:tblCellMar>
-          <w:left w:w="108" w:type="dxa"/>
-          <w:right w:w="108" w:type="dxa"/>
-        </w:tblCellMar>
-      </w:tblPr>
-      <w:tblGrid>
-        <w:gridCol w:w="1789"/>
-        <w:gridCol w:w="1789"/>
-        <w:gridCol w:w="1790"/>
-        <w:gridCol w:w="1790"/>
-        <w:gridCol w:w="1790"/>
-      </w:tblGrid>
-      <w:tr>
-        <w:tblPrEx>
-          <w:tblBorders>
-            <w:top w:val="single" w:color="auto" w:sz="4" w:space="0"/>
-            <w:left w:val="single" w:color="auto" w:sz="4" w:space="0"/>
-            <w:bottom w:val="single" w:color="auto" w:sz="4" w:space="0"/>
-            <w:right w:val="single" w:color="auto" w:sz="4" w:space="0"/>
-            <w:insideH w:val="single" w:color="auto" w:sz="4" w:space="0"/>
-            <w:insideV w:val="single" w:color="auto" w:sz="4" w:space="0"/>
-          </w:tblBorders>
-          <w:tblCellMar>
-            <w:left w:w="108" w:type="dxa"/>
-            <w:right w:w="108" w:type="dxa"/>
-          </w:tblCellMar>
-        </w:tblPrEx>
-        <w:tc>
-          <w:tcPr>
-            <w:tcW w:w="1789" w:type="dxa"/>
-          </w:tcPr>
-          <w:p>
-            <w:pPr>
-              <w:jc w:val="center"/>
-              <w:rPr>
-                <w:vertAlign w:val="baseline"/>
-              </w:rPr>
-            </w:pPr>
-          </w:p>
-        </w:tc>
-        <w:tc>
-          <w:tcPr>
-            <w:tcW w:w="1789" w:type="dxa"/>
-          </w:tcPr>
-          <w:p>
-            <w:pPr>
-              <w:jc w:val="center"/>
-              <w:rPr>
-                <w:vertAlign w:val="baseline"/>
-              </w:rPr>
-            </w:pPr>
-          </w:p>
-        </w:tc>
-        <w:tc>
-          <w:tcPr>
-            <w:tcW w:w="1790" w:type="dxa"/>
-          </w:tcPr>
-          <w:p>
-            <w:pPr>
-              <w:jc w:val="center"/>
-              <w:rPr>
-                <w:vertAlign w:val="baseline"/>
-              </w:rPr>
-            </w:pPr>
-          </w:p>
-        </w:tc>
-        <w:tc>
-          <w:tcPr>
-            <w:tcW w:w="1790" w:type="dxa"/>
-          </w:tcPr>
-          <w:p>
-            <w:pPr>
-              <w:jc w:val="center"/>
-              <w:rPr>
-                <w:vertAlign w:val="baseline"/>
-              </w:rPr>
-            </w:pPr>
-          </w:p>
-        </w:tc>
-        <w:tc>
-          <w:tcPr>
-            <w:tcW w:w="1790" w:type="dxa"/>
-          </w:tcPr>
-          <w:p>
-            <w:pPr>
-              <w:jc w:val="center"/>
-              <w:rPr>
-                <w:vertAlign w:val="baseline"/>
-              </w:rPr>
-            </w:pPr>
-          </w:p>
-        </w:tc>
-      </w:tr>
-      <w:tr>
-        <w:tblPrEx>
-          <w:tblBorders>
-            <w:top w:val="single" w:color="auto" w:sz="4" w:space="0"/>
-            <w:left w:val="single" w:color="auto" w:sz="4" w:space="0"/>
-            <w:bottom w:val="single" w:color="auto" w:sz="4" w:space="0"/>
-            <w:right w:val="single" w:color="auto" w:sz="4" w:space="0"/>
-            <w:insideH w:val="single" w:color="auto" w:sz="4" w:space="0"/>
-            <w:insideV w:val="single" w:color="auto" w:sz="4" w:space="0"/>
-          </w:tblBorders>
-          <w:tblCellMar>
-            <w:left w:w="108" w:type="dxa"/>
-            <w:right w:w="108" w:type="dxa"/>
-          </w:tblCellMar>
-        </w:tblPrEx>
-        <w:tc>
-          <w:tcPr>
-            <w:tcW w:w="1789" w:type="dxa"/>
-          </w:tcPr>
-          <w:p>
-            <w:pPr>
-              <w:jc w:val="center"/>
-              <w:rPr>
-                <w:vertAlign w:val="baseline"/>
-              </w:rPr>
-            </w:pPr>
-          </w:p>
-        </w:tc>
-        <w:tc>
-          <w:tcPr>
-            <w:tcW w:w="1789" w:type="dxa"/>
-          </w:tcPr>
-          <w:p>
-            <w:pPr>
-              <w:jc w:val="center"/>
-              <w:rPr>
-                <w:vertAlign w:val="baseline"/>
-              </w:rPr>
-            </w:pPr>
-          </w:p>
-        </w:tc>
-        <w:tc>
-          <w:tcPr>
-            <w:tcW w:w="1790" w:type="dxa"/>
-          </w:tcPr>
-          <w:p>
-            <w:pPr>
-              <w:jc w:val="center"/>
-              <w:rPr>
-                <w:vertAlign w:val="baseline"/>
-              </w:rPr>
-            </w:pPr>
-          </w:p>
-        </w:tc>
-        <w:tc>
-          <w:tcPr>
-            <w:tcW w:w="1790" w:type="dxa"/>
-          </w:tcPr>
-          <w:p>
-            <w:pPr>
-              <w:jc w:val="center"/>
-              <w:rPr>
-                <w:vertAlign w:val="baseline"/>
-              </w:rPr>
-            </w:pPr>
-          </w:p>
-        </w:tc>
-        <w:tc>
-          <w:tcPr>
-            <w:tcW w:w="1790" w:type="dxa"/>
-          </w:tcPr>
-          <w:p>
-            <w:pPr>
-              <w:jc w:val="center"/>
-              <w:rPr>
-                <w:vertAlign w:val="baseline"/>
-              </w:rPr>
-            </w:pPr>
-          </w:p>
-        </w:tc>
-      </w:tr>
-      <w:tr>
-        <w:tblPrEx>
-          <w:tblBorders>
-            <w:top w:val="single" w:color="auto" w:sz="4" w:space="0"/>
-            <w:left w:val="single" w:color="auto" w:sz="4" w:space="0"/>
-            <w:bottom w:val="single" w:color="auto" w:sz="4" w:space="0"/>
-            <w:right w:val="single" w:color="auto" w:sz="4" w:space="0"/>
-            <w:insideH w:val="single" w:color="auto" w:sz="4" w:space="0"/>
-            <w:insideV w:val="single" w:color="auto" w:sz="4" w:space="0"/>
-          </w:tblBorders>
-          <w:tblCellMar>
-            <w:left w:w="108" w:type="dxa"/>
-            <w:right w:w="108" w:type="dxa"/>
-          </w:tblCellMar>
-        </w:tblPrEx>
-        <w:tc>
-          <w:tcPr>
-            <w:tcW w:w="1789" w:type="dxa"/>
-          </w:tcPr>
-          <w:p>
-            <w:pPr>
-              <w:jc w:val="center"/>
-              <w:rPr>
-                <w:vertAlign w:val="baseline"/>
-              </w:rPr>
-            </w:pPr>
-          </w:p>
-        </w:tc>
-        <w:tc>
-          <w:tcPr>
-            <w:tcW w:w="1789" w:type="dxa"/>
-          </w:tcPr>
-          <w:p>
-            <w:pPr>
-              <w:jc w:val="center"/>
-              <w:rPr>
-                <w:vertAlign w:val="baseline"/>
-              </w:rPr>
-            </w:pPr>
-          </w:p>
-        </w:tc>
-        <w:tc>
-          <w:tcPr>
-            <w:tcW w:w="1790" w:type="dxa"/>
-          </w:tcPr>
-          <w:p>
-            <w:pPr>
-              <w:jc w:val="center"/>
-              <w:rPr>
-                <w:vertAlign w:val="baseline"/>
-              </w:rPr>
-            </w:pPr>
-          </w:p>
-        </w:tc>
-        <w:tc>
-          <w:tcPr>
-            <w:tcW w:w="1790" w:type="dxa"/>
-          </w:tcPr>
-          <w:p>
-            <w:pPr>
-              <w:jc w:val="center"/>
-              <w:rPr>
-                <w:vertAlign w:val="baseline"/>
-              </w:rPr>
-            </w:pPr>
-          </w:p>
-        </w:tc>
-        <w:tc>
-          <w:tcPr>
-            <w:tcW w:w="1790" w:type="dxa"/>
-          </w:tcPr>
-          <w:p>
-            <w:pPr>
-              <w:jc w:val="center"/>
-              <w:rPr>
-                <w:vertAlign w:val="baseline"/>
-              </w:rPr>
-            </w:pPr>
-          </w:p>
-        </w:tc>
-      </w:tr>
-      <w:tr>
-        <w:tblPrEx>
-          <w:tblBorders>
-            <w:top w:val="single" w:color="auto" w:sz="4" w:space="0"/>
-            <w:left w:val="single" w:color="auto" w:sz="4" w:space="0"/>
-            <w:bottom w:val="single" w:color="auto" w:sz="4" w:space="0"/>
-            <w:right w:val="single" w:color="auto" w:sz="4" w:space="0"/>
-            <w:insideH w:val="single" w:color="auto" w:sz="4" w:space="0"/>
-            <w:insideV w:val="single" w:color="auto" w:sz="4" w:space="0"/>
-          </w:tblBorders>
-          <w:tblCellMar>
-            <w:left w:w="108" w:type="dxa"/>
-            <w:right w:w="108" w:type="dxa"/>
-          </w:tblCellMar>
-        </w:tblPrEx>
-        <w:tc>
-          <w:tcPr>
-            <w:tcW w:w="1789" w:type="dxa"/>
-          </w:tcPr>
-          <w:p>
-            <w:pPr>
-              <w:jc w:val="center"/>
-              <w:rPr>
-                <w:vertAlign w:val="baseline"/>
-              </w:rPr>
-            </w:pPr>
-          </w:p>
-        </w:tc>
-        <w:tc>
-          <w:tcPr>
-            <w:tcW w:w="1789" w:type="dxa"/>
-          </w:tcPr>
-          <w:p>
-            <w:pPr>
-              <w:jc w:val="center"/>
-              <w:rPr>
-                <w:vertAlign w:val="baseline"/>
-              </w:rPr>
-            </w:pPr>
-          </w:p>
-        </w:tc>
-        <w:tc>
-          <w:tcPr>
-            <w:tcW w:w="1790" w:type="dxa"/>
-          </w:tcPr>
-          <w:p>
-            <w:pPr>
-              <w:jc w:val="center"/>
-              <w:rPr>
-                <w:vertAlign w:val="baseline"/>
-              </w:rPr>
-            </w:pPr>
-          </w:p>
-        </w:tc>
-        <w:tc>
-          <w:tcPr>
-            <w:tcW w:w="1790" w:type="dxa"/>
-          </w:tcPr>
-          <w:p>
-            <w:pPr>
-              <w:jc w:val="center"/>
-              <w:rPr>
-                <w:vertAlign w:val="baseline"/>
-              </w:rPr>
-            </w:pPr>
-          </w:p>
-        </w:tc>
-        <w:tc>
-          <w:tcPr>
-            <w:tcW w:w="1790" w:type="dxa"/>
-          </w:tcPr>
-          <w:p>
-            <w:pPr>
-              <w:jc w:val="center"/>
-              <w:rPr>
-                <w:vertAlign w:val="baseline"/>
-              </w:rPr>
-            </w:pPr>
-          </w:p>
-        </w:tc>
-      </w:tr>
-      <w:tr>
-        <w:tblPrEx>
-          <w:tblBorders>
-            <w:top w:val="single" w:color="auto" w:sz="4" w:space="0"/>
-            <w:left w:val="single" w:color="auto" w:sz="4" w:space="0"/>
-            <w:bottom w:val="single" w:color="auto" w:sz="4" w:space="0"/>
-            <w:right w:val="single" w:color="auto" w:sz="4" w:space="0"/>
-            <w:insideH w:val="single" w:color="auto" w:sz="4" w:space="0"/>
-            <w:insideV w:val="single" w:color="auto" w:sz="4" w:space="0"/>
-          </w:tblBorders>
-          <w:tblCellMar>
-            <w:left w:w="108" w:type="dxa"/>
-            <w:right w:w="108" w:type="dxa"/>
-          </w:tblCellMar>
-        </w:tblPrEx>
-        <w:tc>
-          <w:tcPr>
-            <w:tcW w:w="1789" w:type="dxa"/>
-          </w:tcPr>
-          <w:p>
-            <w:pPr>
-              <w:jc w:val="center"/>
-              <w:rPr>
-                <w:vertAlign w:val="baseline"/>
-              </w:rPr>
-            </w:pPr>
-          </w:p>
-        </w:tc>
-        <w:tc>
-          <w:tcPr>
-            <w:tcW w:w="1789" w:type="dxa"/>
-          </w:tcPr>
-          <w:p>
-            <w:pPr>
-              <w:jc w:val="center"/>
-              <w:rPr>
-                <w:vertAlign w:val="baseline"/>
-              </w:rPr>
-            </w:pPr>
-          </w:p>
-        </w:tc>
-        <w:tc>
-          <w:tcPr>
-            <w:tcW w:w="1790" w:type="dxa"/>
-          </w:tcPr>
-          <w:p>
-            <w:pPr>
-              <w:jc w:val="center"/>
-              <w:rPr>
-                <w:vertAlign w:val="baseline"/>
-              </w:rPr>
-            </w:pPr>
-          </w:p>
-        </w:tc>
-        <w:tc>
-          <w:tcPr>
-            <w:tcW w:w="1790" w:type="dxa"/>
-          </w:tcPr>
-          <w:p>
-            <w:pPr>
-              <w:jc w:val="center"/>
-              <w:rPr>
-                <w:vertAlign w:val="baseline"/>
-              </w:rPr>
-            </w:pPr>
-          </w:p>
-        </w:tc>
-        <w:tc>
-          <w:tcPr>
-            <w:tcW w:w="1790" w:type="dxa"/>
-          </w:tcPr>
-          <w:p>
-            <w:pPr>
-              <w:jc w:val="center"/>
-              <w:rPr>
-                <w:vertAlign w:val="baseline"/>
-              </w:rPr>
-            </w:pPr>
-          </w:p>
-        </w:tc>
-      </w:tr>
-      <w:tr>
-        <w:tblPrEx>
-          <w:tblBorders>
-            <w:top w:val="single" w:color="auto" w:sz="4" w:space="0"/>
-            <w:left w:val="single" w:color="auto" w:sz="4" w:space="0"/>
-            <w:bottom w:val="single" w:color="auto" w:sz="4" w:space="0"/>
-            <w:right w:val="single" w:color="auto" w:sz="4" w:space="0"/>
-            <w:insideH w:val="single" w:color="auto" w:sz="4" w:space="0"/>
-            <w:insideV w:val="single" w:color="auto" w:sz="4" w:space="0"/>
-          </w:tblBorders>
-          <w:tblCellMar>
-            <w:left w:w="108" w:type="dxa"/>
-            <w:right w:w="108" w:type="dxa"/>
-          </w:tblCellMar>
-        </w:tblPrEx>
-        <w:tc>
-          <w:tcPr>
-            <w:tcW w:w="1789" w:type="dxa"/>
-          </w:tcPr>
-          <w:p>
-            <w:pPr>
-              <w:jc w:val="center"/>
-              <w:rPr>
-                <w:vertAlign w:val="baseline"/>
-              </w:rPr>
-            </w:pPr>
-          </w:p>
-        </w:tc>
-        <w:tc>
-          <w:tcPr>
-            <w:tcW w:w="1789" w:type="dxa"/>
-          </w:tcPr>
-          <w:p>
-            <w:pPr>
-              <w:jc w:val="center"/>
-              <w:rPr>
-                <w:vertAlign w:val="baseline"/>
-              </w:rPr>
-            </w:pPr>
-          </w:p>
-        </w:tc>
-        <w:tc>
-          <w:tcPr>
-            <w:tcW w:w="1790" w:type="dxa"/>
-          </w:tcPr>
-          <w:p>
-            <w:pPr>
-              <w:jc w:val="center"/>
-              <w:rPr>
-                <w:vertAlign w:val="baseline"/>
-              </w:rPr>
-            </w:pPr>
-          </w:p>
-        </w:tc>
-        <w:tc>
-          <w:tcPr>
-            <w:tcW w:w="1790" w:type="dxa"/>
-          </w:tcPr>
-          <w:p>
-            <w:pPr>
-              <w:jc w:val="center"/>
-              <w:rPr>
-                <w:vertAlign w:val="baseline"/>
-              </w:rPr>
-            </w:pPr>
-          </w:p>
-        </w:tc>
-        <w:tc>
-          <w:tcPr>
-            <w:tcW w:w="1790" w:type="dxa"/>
-          </w:tcPr>
-          <w:p>
-            <w:pPr>
-              <w:jc w:val="center"/>
-              <w:rPr>
-                <w:vertAlign w:val="baseline"/>
-              </w:rPr>
-            </w:pPr>
-          </w:p>
-        </w:tc>
-      </w:tr>
-    </w:tbl>
-    <w:p>
-      <w:pPr>
-        <w:jc w:val="center"/>
-      </w:pPr>
     </w:p>
     <w:sectPr>
       <w:pgSz w:w="11906" w:h="16838"/>
@@ -12038,7 +11556,7 @@
     <w:lsdException w:uiPriority="99" w:semiHidden="0" w:name="List Bullet"/>
     <w:lsdException w:uiPriority="99" w:semiHidden="0" w:name="List Number"/>
     <w:lsdException w:uiPriority="99" w:semiHidden="0" w:name="List 2"/>
-    <w:lsdException w:uiPriority="99" w:semiHidden="0" w:name="List 3"/>
+    <w:lsdException w:qFormat="1" w:uiPriority="99" w:semiHidden="0" w:name="List 3"/>
     <w:lsdException w:uiPriority="99" w:name="List 4"/>
     <w:lsdException w:uiPriority="99" w:name="List 5"/>
     <w:lsdException w:uiPriority="99" w:semiHidden="0" w:name="List Bullet 2"/>
@@ -12090,7 +11608,7 @@
     <w:lsdException w:uiPriority="99" w:name="HTML Sample"/>
     <w:lsdException w:uiPriority="99" w:name="HTML Typewriter"/>
     <w:lsdException w:uiPriority="99" w:name="HTML Variable"/>
-    <w:lsdException w:uiPriority="99" w:name="Normal Table"/>
+    <w:lsdException w:qFormat="1" w:uiPriority="99" w:name="Normal Table"/>
     <w:lsdException w:uiPriority="99" w:name="annotation subject"/>
     <w:lsdException w:uiPriority="99" w:name="Table Simple 1"/>
     <w:lsdException w:uiPriority="99" w:name="Table Simple 2"/>
@@ -12149,13 +11667,13 @@
     <w:lsdException w:unhideWhenUsed="0" w:uiPriority="68" w:semiHidden="0" w:name="Medium Grid 2"/>
     <w:lsdException w:qFormat="1" w:unhideWhenUsed="0" w:uiPriority="69" w:semiHidden="0" w:name="Medium Grid 3"/>
     <w:lsdException w:unhideWhenUsed="0" w:uiPriority="70" w:semiHidden="0" w:name="Dark List"/>
-    <w:lsdException w:unhideWhenUsed="0" w:uiPriority="71" w:semiHidden="0" w:name="Colorful Shading"/>
+    <w:lsdException w:qFormat="1" w:unhideWhenUsed="0" w:uiPriority="71" w:semiHidden="0" w:name="Colorful Shading"/>
     <w:lsdException w:unhideWhenUsed="0" w:uiPriority="72" w:semiHidden="0" w:name="Colorful List"/>
     <w:lsdException w:qFormat="1" w:unhideWhenUsed="0" w:uiPriority="73" w:semiHidden="0" w:name="Colorful Grid"/>
     <w:lsdException w:unhideWhenUsed="0" w:uiPriority="60" w:semiHidden="0" w:name="Light Shading Accent 1"/>
     <w:lsdException w:unhideWhenUsed="0" w:uiPriority="61" w:semiHidden="0" w:name="Light List Accent 1"/>
     <w:lsdException w:unhideWhenUsed="0" w:uiPriority="62" w:semiHidden="0" w:name="Light Grid Accent 1"/>
-    <w:lsdException w:unhideWhenUsed="0" w:uiPriority="63" w:semiHidden="0" w:name="Medium Shading 1 Accent 1"/>
+    <w:lsdException w:qFormat="1" w:unhideWhenUsed="0" w:uiPriority="63" w:semiHidden="0" w:name="Medium Shading 1 Accent 1"/>
     <w:lsdException w:unhideWhenUsed="0" w:uiPriority="64" w:semiHidden="0" w:name="Medium Shading 2 Accent 1"/>
     <w:lsdException w:unhideWhenUsed="0" w:uiPriority="65" w:semiHidden="0" w:name="Medium List 1 Accent 1"/>
     <w:lsdException w:qFormat="1" w:unhideWhenUsed="0" w:uiPriority="34" w:semiHidden="0" w:name="List Paragraph"/>
@@ -12173,7 +11691,7 @@
     <w:lsdException w:unhideWhenUsed="0" w:uiPriority="61" w:semiHidden="0" w:name="Light List Accent 2"/>
     <w:lsdException w:unhideWhenUsed="0" w:uiPriority="62" w:semiHidden="0" w:name="Light Grid Accent 2"/>
     <w:lsdException w:unhideWhenUsed="0" w:uiPriority="63" w:semiHidden="0" w:name="Medium Shading 1 Accent 2"/>
-    <w:lsdException w:unhideWhenUsed="0" w:uiPriority="64" w:semiHidden="0" w:name="Medium Shading 2 Accent 2"/>
+    <w:lsdException w:qFormat="1" w:unhideWhenUsed="0" w:uiPriority="64" w:semiHidden="0" w:name="Medium Shading 2 Accent 2"/>
     <w:lsdException w:unhideWhenUsed="0" w:uiPriority="65" w:semiHidden="0" w:name="Medium List 1 Accent 2"/>
     <w:lsdException w:unhideWhenUsed="0" w:uiPriority="66" w:semiHidden="0" w:name="Medium List 2 Accent 2"/>
     <w:lsdException w:unhideWhenUsed="0" w:uiPriority="67" w:semiHidden="0" w:name="Medium Grid 1 Accent 2"/>
@@ -12181,13 +11699,13 @@
     <w:lsdException w:qFormat="1" w:unhideWhenUsed="0" w:uiPriority="69" w:semiHidden="0" w:name="Medium Grid 3 Accent 2"/>
     <w:lsdException w:unhideWhenUsed="0" w:uiPriority="70" w:semiHidden="0" w:name="Dark List Accent 2"/>
     <w:lsdException w:unhideWhenUsed="0" w:uiPriority="71" w:semiHidden="0" w:name="Colorful Shading Accent 2"/>
-    <w:lsdException w:unhideWhenUsed="0" w:uiPriority="72" w:semiHidden="0" w:name="Colorful List Accent 2"/>
+    <w:lsdException w:qFormat="1" w:unhideWhenUsed="0" w:uiPriority="72" w:semiHidden="0" w:name="Colorful List Accent 2"/>
     <w:lsdException w:unhideWhenUsed="0" w:uiPriority="73" w:semiHidden="0" w:name="Colorful Grid Accent 2"/>
     <w:lsdException w:unhideWhenUsed="0" w:uiPriority="60" w:semiHidden="0" w:name="Light Shading Accent 3"/>
     <w:lsdException w:unhideWhenUsed="0" w:uiPriority="61" w:semiHidden="0" w:name="Light List Accent 3"/>
     <w:lsdException w:unhideWhenUsed="0" w:uiPriority="62" w:semiHidden="0" w:name="Light Grid Accent 3"/>
-    <w:lsdException w:unhideWhenUsed="0" w:uiPriority="63" w:semiHidden="0" w:name="Medium Shading 1 Accent 3"/>
-    <w:lsdException w:unhideWhenUsed="0" w:uiPriority="64" w:semiHidden="0" w:name="Medium Shading 2 Accent 3"/>
+    <w:lsdException w:qFormat="1" w:unhideWhenUsed="0" w:uiPriority="63" w:semiHidden="0" w:name="Medium Shading 1 Accent 3"/>
+    <w:lsdException w:qFormat="1" w:unhideWhenUsed="0" w:uiPriority="64" w:semiHidden="0" w:name="Medium Shading 2 Accent 3"/>
     <w:lsdException w:unhideWhenUsed="0" w:uiPriority="65" w:semiHidden="0" w:name="Medium List 1 Accent 3"/>
     <w:lsdException w:unhideWhenUsed="0" w:uiPriority="66" w:semiHidden="0" w:name="Medium List 2 Accent 3"/>
     <w:lsdException w:unhideWhenUsed="0" w:uiPriority="67" w:semiHidden="0" w:name="Medium Grid 1 Accent 3"/>
@@ -12205,7 +11723,7 @@
     <w:lsdException w:unhideWhenUsed="0" w:uiPriority="65" w:semiHidden="0" w:name="Medium List 1 Accent 4"/>
     <w:lsdException w:unhideWhenUsed="0" w:uiPriority="66" w:semiHidden="0" w:name="Medium List 2 Accent 4"/>
     <w:lsdException w:unhideWhenUsed="0" w:uiPriority="67" w:semiHidden="0" w:name="Medium Grid 1 Accent 4"/>
-    <w:lsdException w:unhideWhenUsed="0" w:uiPriority="68" w:semiHidden="0" w:name="Medium Grid 2 Accent 4"/>
+    <w:lsdException w:qFormat="1" w:unhideWhenUsed="0" w:uiPriority="68" w:semiHidden="0" w:name="Medium Grid 2 Accent 4"/>
     <w:lsdException w:unhideWhenUsed="0" w:uiPriority="69" w:semiHidden="0" w:name="Medium Grid 3 Accent 4"/>
     <w:lsdException w:unhideWhenUsed="0" w:uiPriority="70" w:semiHidden="0" w:name="Dark List Accent 4"/>
     <w:lsdException w:unhideWhenUsed="0" w:uiPriority="71" w:semiHidden="0" w:name="Colorful Shading Accent 4"/>
@@ -12500,6 +12018,7 @@
     <w:name w:val="Normal Table"/>
     <w:semiHidden/>
     <w:unhideWhenUsed/>
+    <w:qFormat/>
     <w:uiPriority w:val="99"/>
     <w:tblPr>
       <w:tblCellMar>
@@ -12538,6 +12057,7 @@
     <w:name w:val="List 3"/>
     <w:basedOn w:val="1"/>
     <w:unhideWhenUsed/>
+    <w:qFormat/>
     <w:uiPriority w:val="99"/>
     <w:pPr>
       <w:ind w:left="1080" w:hanging="360"/>
@@ -15197,6 +14717,7 @@
   <w:style w:type="table" w:styleId="59">
     <w:name w:val="Medium Shading 1 Accent 1"/>
     <w:basedOn w:val="35"/>
+    <w:qFormat/>
     <w:uiPriority w:val="63"/>
     <w:pPr>
       <w:spacing w:after="0" w:line="240" w:lineRule="auto"/>
@@ -15411,6 +14932,7 @@
   <w:style w:type="table" w:styleId="61">
     <w:name w:val="Medium Shading 1 Accent 3"/>
     <w:basedOn w:val="35"/>
+    <w:qFormat/>
     <w:uiPriority w:val="63"/>
     <w:pPr>
       <w:spacing w:after="0" w:line="240" w:lineRule="auto"/>
@@ -16169,6 +15691,7 @@
   <w:style w:type="table" w:styleId="67">
     <w:name w:val="Medium Shading 2 Accent 2"/>
     <w:basedOn w:val="35"/>
+    <w:qFormat/>
     <w:uiPriority w:val="64"/>
     <w:pPr>
       <w:spacing w:after="0" w:line="240" w:lineRule="auto"/>
@@ -16334,6 +15857,7 @@
   <w:style w:type="table" w:styleId="68">
     <w:name w:val="Medium Shading 2 Accent 3"/>
     <w:basedOn w:val="35"/>
+    <w:qFormat/>
     <w:uiPriority w:val="64"/>
     <w:pPr>
       <w:spacing w:after="0" w:line="240" w:lineRule="auto"/>
@@ -19595,6 +19119,7 @@
   <w:style w:type="table" w:styleId="97">
     <w:name w:val="Medium Grid 2 Accent 4"/>
     <w:basedOn w:val="35"/>
+    <w:qFormat/>
     <w:uiPriority w:val="68"/>
     <w:pPr>
       <w:spacing w:after="0" w:line="240" w:lineRule="auto"/>
@@ -21940,6 +21465,7 @@
   <w:style w:type="table" w:styleId="114">
     <w:name w:val="Colorful Shading"/>
     <w:basedOn w:val="35"/>
+    <w:qFormat/>
     <w:uiPriority w:val="71"/>
     <w:pPr>
       <w:spacing w:after="0" w:line="240" w:lineRule="auto"/>
@@ -23140,6 +22666,7 @@
   <w:style w:type="table" w:styleId="123">
     <w:name w:val="Colorful List Accent 2"/>
     <w:basedOn w:val="35"/>
+    <w:qFormat/>
     <w:uiPriority w:val="72"/>
     <w:pPr>
       <w:spacing w:after="0" w:line="240" w:lineRule="auto"/>

--- a/校园外卖两段式配送系统_实践报告.docx
+++ b/校园外卖两段式配送系统_实践报告.docx
@@ -3232,6 +3232,4546 @@
         <w:t>经过整理合并，最终形成7张核心表。每张表具有单一明确的主题，所有非主属性完全函数依赖于主键，不存在传递依赖，符合第三范式（3NF）标准。</w:t>
       </w:r>
     </w:p>
+    <w:p/>
+    <w:p>
+      <w:r>
+        <w:rPr>
+          <w:rFonts w:ascii="微软雅黑" w:hAnsi="微软雅黑" w:eastAsia="微软雅黑"/>
+          <w:b/>
+          <w:sz w:val="22"/>
+        </w:rPr>
+        <w:t>表3-1  users（学生用户表）</w:t>
+      </w:r>
+    </w:p>
+    <w:p>
+      <w:r>
+        <w:rPr>
+          <w:rFonts w:ascii="微软雅黑" w:hAnsi="微软雅黑" w:eastAsia="微软雅黑"/>
+          <w:color w:val="555555"/>
+          <w:sz w:val="18"/>
+        </w:rPr>
+        <w:t>存储校园内注册学生用户的基本信息与校园卡钱包余额，是下单操作的钱包扣款来源。</w:t>
+      </w:r>
+    </w:p>
+    <w:tbl>
+      <w:tblPr>
+        <w:tblStyle w:val="36"/>
+        <w:tblW w:type="auto" w:w="0"/>
+        <w:jc w:val="center"/>
+        <w:tblLayout w:type="autofit"/>
+        <w:tblLook w:firstColumn="1" w:firstRow="1" w:lastColumn="0" w:lastRow="0" w:noHBand="0" w:noVBand="1" w:val="04A0"/>
+      </w:tblPr>
+      <w:tblGrid>
+        <w:gridCol w:w="2183"/>
+        <w:gridCol w:w="2183"/>
+        <w:gridCol w:w="2183"/>
+        <w:gridCol w:w="2183"/>
+      </w:tblGrid>
+      <w:tr>
+        <w:tc>
+          <w:tcPr>
+            <w:tcW w:type="dxa" w:w="2183"/>
+            <w:shd w:fill="2F5496"/>
+          </w:tcPr>
+          <w:p>
+            <w:pPr>
+              <w:jc w:val="left"/>
+            </w:pPr>
+            <w:r>
+              <w:rPr>
+                <w:color w:val="FFFFFF"/>
+              </w:rPr>
+            </w:r>
+            <w:r>
+              <w:rPr>
+                <w:rFonts w:ascii="微软雅黑" w:hAnsi="微软雅黑" w:eastAsia="微软雅黑"/>
+                <w:b/>
+                <w:color w:val="FFFFFF"/>
+                <w:sz w:val="16"/>
+              </w:rPr>
+              <w:t>字段名</w:t>
+            </w:r>
+          </w:p>
+        </w:tc>
+        <w:tc>
+          <w:tcPr>
+            <w:tcW w:type="dxa" w:w="2183"/>
+            <w:shd w:fill="2F5496"/>
+          </w:tcPr>
+          <w:p>
+            <w:pPr>
+              <w:jc w:val="left"/>
+            </w:pPr>
+            <w:r>
+              <w:rPr>
+                <w:color w:val="FFFFFF"/>
+              </w:rPr>
+            </w:r>
+            <w:r>
+              <w:rPr>
+                <w:rFonts w:ascii="微软雅黑" w:hAnsi="微软雅黑" w:eastAsia="微软雅黑"/>
+                <w:b/>
+                <w:color w:val="FFFFFF"/>
+                <w:sz w:val="16"/>
+              </w:rPr>
+              <w:t>数据类型</w:t>
+            </w:r>
+          </w:p>
+        </w:tc>
+        <w:tc>
+          <w:tcPr>
+            <w:tcW w:type="dxa" w:w="2183"/>
+            <w:shd w:fill="2F5496"/>
+          </w:tcPr>
+          <w:p>
+            <w:pPr>
+              <w:jc w:val="left"/>
+            </w:pPr>
+            <w:r>
+              <w:rPr>
+                <w:color w:val="FFFFFF"/>
+              </w:rPr>
+            </w:r>
+            <w:r>
+              <w:rPr>
+                <w:rFonts w:ascii="微软雅黑" w:hAnsi="微软雅黑" w:eastAsia="微软雅黑"/>
+                <w:b/>
+                <w:color w:val="FFFFFF"/>
+                <w:sz w:val="16"/>
+              </w:rPr>
+              <w:t>主外键约束</w:t>
+            </w:r>
+          </w:p>
+        </w:tc>
+        <w:tc>
+          <w:tcPr>
+            <w:tcW w:type="dxa" w:w="2183"/>
+            <w:shd w:fill="2F5496"/>
+          </w:tcPr>
+          <w:p>
+            <w:pPr>
+              <w:jc w:val="left"/>
+            </w:pPr>
+            <w:r>
+              <w:rPr>
+                <w:color w:val="FFFFFF"/>
+              </w:rPr>
+            </w:r>
+            <w:r>
+              <w:rPr>
+                <w:rFonts w:ascii="微软雅黑" w:hAnsi="微软雅黑" w:eastAsia="微软雅黑"/>
+                <w:b/>
+                <w:color w:val="FFFFFF"/>
+                <w:sz w:val="16"/>
+              </w:rPr>
+              <w:t>业务逻辑说明</w:t>
+            </w:r>
+          </w:p>
+        </w:tc>
+      </w:tr>
+      <w:tr>
+        <w:tc>
+          <w:tcPr>
+            <w:tcW w:type="dxa" w:w="2183"/>
+            <w:shd w:fill="EBF1F8"/>
+          </w:tcPr>
+          <w:p>
+            <w:pPr>
+              <w:jc w:val="left"/>
+            </w:pPr>
+            <w:r/>
+            <w:r>
+              <w:rPr>
+                <w:rFonts w:ascii="微软雅黑" w:hAnsi="微软雅黑" w:eastAsia="微软雅黑"/>
+                <w:b/>
+                <w:sz w:val="16"/>
+              </w:rPr>
+              <w:t>user_id</w:t>
+            </w:r>
+          </w:p>
+        </w:tc>
+        <w:tc>
+          <w:tcPr>
+            <w:tcW w:type="dxa" w:w="2183"/>
+            <w:shd w:fill="EBF1F8"/>
+          </w:tcPr>
+          <w:p>
+            <w:pPr>
+              <w:jc w:val="left"/>
+            </w:pPr>
+            <w:r/>
+            <w:r>
+              <w:rPr>
+                <w:rFonts w:ascii="微软雅黑" w:hAnsi="微软雅黑" w:eastAsia="微软雅黑"/>
+                <w:sz w:val="16"/>
+              </w:rPr>
+              <w:t>INT</w:t>
+            </w:r>
+          </w:p>
+        </w:tc>
+        <w:tc>
+          <w:tcPr>
+            <w:tcW w:type="dxa" w:w="2183"/>
+            <w:shd w:fill="EBF1F8"/>
+          </w:tcPr>
+          <w:p>
+            <w:pPr>
+              <w:jc w:val="left"/>
+            </w:pPr>
+            <w:r/>
+            <w:r>
+              <w:rPr>
+                <w:rFonts w:ascii="微软雅黑" w:hAnsi="微软雅黑" w:eastAsia="微软雅黑"/>
+                <w:sz w:val="16"/>
+              </w:rPr>
+              <w:t>PRIMARY KEY, AUTO_INCREMENT</w:t>
+            </w:r>
+          </w:p>
+        </w:tc>
+        <w:tc>
+          <w:tcPr>
+            <w:tcW w:type="dxa" w:w="2183"/>
+            <w:shd w:fill="EBF1F8"/>
+          </w:tcPr>
+          <w:p>
+            <w:pPr>
+              <w:jc w:val="left"/>
+            </w:pPr>
+            <w:r/>
+            <w:r>
+              <w:rPr>
+                <w:rFonts w:ascii="微软雅黑" w:hAnsi="微软雅黑" w:eastAsia="微软雅黑"/>
+                <w:sz w:val="16"/>
+              </w:rPr>
+              <w:t>学生唯一ID，系统自动分配</w:t>
+            </w:r>
+          </w:p>
+        </w:tc>
+      </w:tr>
+      <w:tr>
+        <w:tc>
+          <w:tcPr>
+            <w:tcW w:type="dxa" w:w="2183"/>
+            <w:shd w:fill="FFFFFF"/>
+          </w:tcPr>
+          <w:p>
+            <w:pPr>
+              <w:jc w:val="left"/>
+            </w:pPr>
+            <w:r/>
+            <w:r>
+              <w:rPr>
+                <w:rFonts w:ascii="微软雅黑" w:hAnsi="微软雅黑" w:eastAsia="微软雅黑"/>
+                <w:b/>
+                <w:sz w:val="16"/>
+              </w:rPr>
+              <w:t>username</w:t>
+            </w:r>
+          </w:p>
+        </w:tc>
+        <w:tc>
+          <w:tcPr>
+            <w:tcW w:type="dxa" w:w="2183"/>
+            <w:shd w:fill="FFFFFF"/>
+          </w:tcPr>
+          <w:p>
+            <w:pPr>
+              <w:jc w:val="left"/>
+            </w:pPr>
+            <w:r/>
+            <w:r>
+              <w:rPr>
+                <w:rFonts w:ascii="微软雅黑" w:hAnsi="微软雅黑" w:eastAsia="微软雅黑"/>
+                <w:sz w:val="16"/>
+              </w:rPr>
+              <w:t>VARCHAR(50)</w:t>
+            </w:r>
+          </w:p>
+        </w:tc>
+        <w:tc>
+          <w:tcPr>
+            <w:tcW w:type="dxa" w:w="2183"/>
+            <w:shd w:fill="FFFFFF"/>
+          </w:tcPr>
+          <w:p>
+            <w:pPr>
+              <w:jc w:val="left"/>
+            </w:pPr>
+            <w:r/>
+            <w:r>
+              <w:rPr>
+                <w:rFonts w:ascii="微软雅黑" w:hAnsi="微软雅黑" w:eastAsia="微软雅黑"/>
+                <w:sz w:val="16"/>
+              </w:rPr>
+              <w:t>NOT NULL</w:t>
+            </w:r>
+          </w:p>
+        </w:tc>
+        <w:tc>
+          <w:tcPr>
+            <w:tcW w:type="dxa" w:w="2183"/>
+            <w:shd w:fill="FFFFFF"/>
+          </w:tcPr>
+          <w:p>
+            <w:pPr>
+              <w:jc w:val="left"/>
+            </w:pPr>
+            <w:r/>
+            <w:r>
+              <w:rPr>
+                <w:rFonts w:ascii="微软雅黑" w:hAnsi="微软雅黑" w:eastAsia="微软雅黑"/>
+                <w:sz w:val="16"/>
+              </w:rPr>
+              <w:t>学生姓名</w:t>
+            </w:r>
+          </w:p>
+        </w:tc>
+      </w:tr>
+      <w:tr>
+        <w:tc>
+          <w:tcPr>
+            <w:tcW w:type="dxa" w:w="2183"/>
+            <w:shd w:fill="EBF1F8"/>
+          </w:tcPr>
+          <w:p>
+            <w:pPr>
+              <w:jc w:val="left"/>
+            </w:pPr>
+            <w:r/>
+            <w:r>
+              <w:rPr>
+                <w:rFonts w:ascii="微软雅黑" w:hAnsi="微软雅黑" w:eastAsia="微软雅黑"/>
+                <w:b/>
+                <w:sz w:val="16"/>
+              </w:rPr>
+              <w:t>phone</w:t>
+            </w:r>
+          </w:p>
+        </w:tc>
+        <w:tc>
+          <w:tcPr>
+            <w:tcW w:type="dxa" w:w="2183"/>
+            <w:shd w:fill="EBF1F8"/>
+          </w:tcPr>
+          <w:p>
+            <w:pPr>
+              <w:jc w:val="left"/>
+            </w:pPr>
+            <w:r/>
+            <w:r>
+              <w:rPr>
+                <w:rFonts w:ascii="微软雅黑" w:hAnsi="微软雅黑" w:eastAsia="微软雅黑"/>
+                <w:sz w:val="16"/>
+              </w:rPr>
+              <w:t>VARCHAR(20)</w:t>
+            </w:r>
+          </w:p>
+        </w:tc>
+        <w:tc>
+          <w:tcPr>
+            <w:tcW w:type="dxa" w:w="2183"/>
+            <w:shd w:fill="EBF1F8"/>
+          </w:tcPr>
+          <w:p>
+            <w:pPr>
+              <w:jc w:val="left"/>
+            </w:pPr>
+            <w:r/>
+            <w:r>
+              <w:rPr>
+                <w:rFonts w:ascii="微软雅黑" w:hAnsi="微软雅黑" w:eastAsia="微软雅黑"/>
+                <w:sz w:val="16"/>
+              </w:rPr>
+              <w:t>NOT NULL, UNIQUE</w:t>
+            </w:r>
+          </w:p>
+        </w:tc>
+        <w:tc>
+          <w:tcPr>
+            <w:tcW w:type="dxa" w:w="2183"/>
+            <w:shd w:fill="EBF1F8"/>
+          </w:tcPr>
+          <w:p>
+            <w:pPr>
+              <w:jc w:val="left"/>
+            </w:pPr>
+            <w:r/>
+            <w:r>
+              <w:rPr>
+                <w:rFonts w:ascii="微软雅黑" w:hAnsi="微软雅黑" w:eastAsia="微软雅黑"/>
+                <w:sz w:val="16"/>
+              </w:rPr>
+              <w:t>手机号，全局唯一，用于登录与联系</w:t>
+            </w:r>
+          </w:p>
+        </w:tc>
+      </w:tr>
+      <w:tr>
+        <w:tc>
+          <w:tcPr>
+            <w:tcW w:type="dxa" w:w="2183"/>
+            <w:shd w:fill="FFFFFF"/>
+          </w:tcPr>
+          <w:p>
+            <w:pPr>
+              <w:jc w:val="left"/>
+            </w:pPr>
+            <w:r/>
+            <w:r>
+              <w:rPr>
+                <w:rFonts w:ascii="微软雅黑" w:hAnsi="微软雅黑" w:eastAsia="微软雅黑"/>
+                <w:b/>
+                <w:sz w:val="16"/>
+              </w:rPr>
+              <w:t>dorm_building</w:t>
+            </w:r>
+          </w:p>
+        </w:tc>
+        <w:tc>
+          <w:tcPr>
+            <w:tcW w:type="dxa" w:w="2183"/>
+            <w:shd w:fill="FFFFFF"/>
+          </w:tcPr>
+          <w:p>
+            <w:pPr>
+              <w:jc w:val="left"/>
+            </w:pPr>
+            <w:r/>
+            <w:r>
+              <w:rPr>
+                <w:rFonts w:ascii="微软雅黑" w:hAnsi="微软雅黑" w:eastAsia="微软雅黑"/>
+                <w:sz w:val="16"/>
+              </w:rPr>
+              <w:t>VARCHAR(20)</w:t>
+            </w:r>
+          </w:p>
+        </w:tc>
+        <w:tc>
+          <w:tcPr>
+            <w:tcW w:type="dxa" w:w="2183"/>
+            <w:shd w:fill="FFFFFF"/>
+          </w:tcPr>
+          <w:p>
+            <w:pPr>
+              <w:jc w:val="left"/>
+            </w:pPr>
+            <w:r/>
+            <w:r>
+              <w:rPr>
+                <w:rFonts w:ascii="微软雅黑" w:hAnsi="微软雅黑" w:eastAsia="微软雅黑"/>
+                <w:sz w:val="16"/>
+              </w:rPr>
+              <w:t>NOT NULL</w:t>
+            </w:r>
+          </w:p>
+        </w:tc>
+        <w:tc>
+          <w:tcPr>
+            <w:tcW w:type="dxa" w:w="2183"/>
+            <w:shd w:fill="FFFFFF"/>
+          </w:tcPr>
+          <w:p>
+            <w:pPr>
+              <w:jc w:val="left"/>
+            </w:pPr>
+            <w:r/>
+            <w:r>
+              <w:rPr>
+                <w:rFonts w:ascii="微软雅黑" w:hAnsi="微软雅黑" w:eastAsia="微软雅黑"/>
+                <w:sz w:val="16"/>
+              </w:rPr>
+              <w:t>宿舍楼栋（如：1期5栋），关联寄存点分配</w:t>
+            </w:r>
+          </w:p>
+        </w:tc>
+      </w:tr>
+      <w:tr>
+        <w:tc>
+          <w:tcPr>
+            <w:tcW w:type="dxa" w:w="2183"/>
+            <w:shd w:fill="EBF1F8"/>
+          </w:tcPr>
+          <w:p>
+            <w:pPr>
+              <w:jc w:val="left"/>
+            </w:pPr>
+            <w:r/>
+            <w:r>
+              <w:rPr>
+                <w:rFonts w:ascii="微软雅黑" w:hAnsi="微软雅黑" w:eastAsia="微软雅黑"/>
+                <w:b/>
+                <w:sz w:val="16"/>
+              </w:rPr>
+              <w:t>room_number</w:t>
+            </w:r>
+          </w:p>
+        </w:tc>
+        <w:tc>
+          <w:tcPr>
+            <w:tcW w:type="dxa" w:w="2183"/>
+            <w:shd w:fill="EBF1F8"/>
+          </w:tcPr>
+          <w:p>
+            <w:pPr>
+              <w:jc w:val="left"/>
+            </w:pPr>
+            <w:r/>
+            <w:r>
+              <w:rPr>
+                <w:rFonts w:ascii="微软雅黑" w:hAnsi="微软雅黑" w:eastAsia="微软雅黑"/>
+                <w:sz w:val="16"/>
+              </w:rPr>
+              <w:t>VARCHAR(10)</w:t>
+            </w:r>
+          </w:p>
+        </w:tc>
+        <w:tc>
+          <w:tcPr>
+            <w:tcW w:type="dxa" w:w="2183"/>
+            <w:shd w:fill="EBF1F8"/>
+          </w:tcPr>
+          <w:p>
+            <w:pPr>
+              <w:jc w:val="left"/>
+            </w:pPr>
+            <w:r/>
+            <w:r>
+              <w:rPr>
+                <w:rFonts w:ascii="微软雅黑" w:hAnsi="微软雅黑" w:eastAsia="微软雅黑"/>
+                <w:sz w:val="16"/>
+              </w:rPr>
+              <w:t>NOT NULL</w:t>
+            </w:r>
+          </w:p>
+        </w:tc>
+        <w:tc>
+          <w:tcPr>
+            <w:tcW w:type="dxa" w:w="2183"/>
+            <w:shd w:fill="EBF1F8"/>
+          </w:tcPr>
+          <w:p>
+            <w:pPr>
+              <w:jc w:val="left"/>
+            </w:pPr>
+            <w:r/>
+            <w:r>
+              <w:rPr>
+                <w:rFonts w:ascii="微软雅黑" w:hAnsi="微软雅黑" w:eastAsia="微软雅黑"/>
+                <w:sz w:val="16"/>
+              </w:rPr>
+              <w:t>具体房间号，用于末端精准送达</w:t>
+            </w:r>
+          </w:p>
+        </w:tc>
+      </w:tr>
+      <w:tr>
+        <w:tc>
+          <w:tcPr>
+            <w:tcW w:type="dxa" w:w="2183"/>
+            <w:shd w:fill="FFFFFF"/>
+          </w:tcPr>
+          <w:p>
+            <w:pPr>
+              <w:jc w:val="left"/>
+            </w:pPr>
+            <w:r/>
+            <w:r>
+              <w:rPr>
+                <w:rFonts w:ascii="微软雅黑" w:hAnsi="微软雅黑" w:eastAsia="微软雅黑"/>
+                <w:b/>
+                <w:sz w:val="16"/>
+              </w:rPr>
+              <w:t>balance</w:t>
+            </w:r>
+          </w:p>
+        </w:tc>
+        <w:tc>
+          <w:tcPr>
+            <w:tcW w:type="dxa" w:w="2183"/>
+            <w:shd w:fill="FFFFFF"/>
+          </w:tcPr>
+          <w:p>
+            <w:pPr>
+              <w:jc w:val="left"/>
+            </w:pPr>
+            <w:r/>
+            <w:r>
+              <w:rPr>
+                <w:rFonts w:ascii="微软雅黑" w:hAnsi="微软雅黑" w:eastAsia="微软雅黑"/>
+                <w:sz w:val="16"/>
+              </w:rPr>
+              <w:t>DECIMAL(10,2)</w:t>
+            </w:r>
+          </w:p>
+        </w:tc>
+        <w:tc>
+          <w:tcPr>
+            <w:tcW w:type="dxa" w:w="2183"/>
+            <w:shd w:fill="FFFFFF"/>
+          </w:tcPr>
+          <w:p>
+            <w:pPr>
+              <w:jc w:val="left"/>
+            </w:pPr>
+            <w:r/>
+            <w:r>
+              <w:rPr>
+                <w:rFonts w:ascii="微软雅黑" w:hAnsi="微软雅黑" w:eastAsia="微软雅黑"/>
+                <w:sz w:val="16"/>
+              </w:rPr>
+              <w:t>DEFAULT 100.00, CHECK (balance &gt;= 0)</w:t>
+            </w:r>
+          </w:p>
+        </w:tc>
+        <w:tc>
+          <w:tcPr>
+            <w:tcW w:type="dxa" w:w="2183"/>
+            <w:shd w:fill="FFFFFF"/>
+          </w:tcPr>
+          <w:p>
+            <w:pPr>
+              <w:jc w:val="left"/>
+            </w:pPr>
+            <w:r/>
+            <w:r>
+              <w:rPr>
+                <w:rFonts w:ascii="微软雅黑" w:hAnsi="微软雅黑" w:eastAsia="微软雅黑"/>
+                <w:sz w:val="16"/>
+              </w:rPr>
+              <w:t>校园卡钱包余额，严禁透支</w:t>
+            </w:r>
+          </w:p>
+        </w:tc>
+      </w:tr>
+      <w:tr>
+        <w:tc>
+          <w:tcPr>
+            <w:tcW w:type="dxa" w:w="2183"/>
+            <w:shd w:fill="EBF1F8"/>
+          </w:tcPr>
+          <w:p>
+            <w:pPr>
+              <w:jc w:val="left"/>
+            </w:pPr>
+            <w:r/>
+            <w:r>
+              <w:rPr>
+                <w:rFonts w:ascii="微软雅黑" w:hAnsi="微软雅黑" w:eastAsia="微软雅黑"/>
+                <w:b/>
+                <w:sz w:val="16"/>
+              </w:rPr>
+              <w:t>created_at</w:t>
+            </w:r>
+          </w:p>
+        </w:tc>
+        <w:tc>
+          <w:tcPr>
+            <w:tcW w:type="dxa" w:w="2183"/>
+            <w:shd w:fill="EBF1F8"/>
+          </w:tcPr>
+          <w:p>
+            <w:pPr>
+              <w:jc w:val="left"/>
+            </w:pPr>
+            <w:r/>
+            <w:r>
+              <w:rPr>
+                <w:rFonts w:ascii="微软雅黑" w:hAnsi="微软雅黑" w:eastAsia="微软雅黑"/>
+                <w:sz w:val="16"/>
+              </w:rPr>
+              <w:t>TIMESTAMP</w:t>
+            </w:r>
+          </w:p>
+        </w:tc>
+        <w:tc>
+          <w:tcPr>
+            <w:tcW w:type="dxa" w:w="2183"/>
+            <w:shd w:fill="EBF1F8"/>
+          </w:tcPr>
+          <w:p>
+            <w:pPr>
+              <w:jc w:val="left"/>
+            </w:pPr>
+            <w:r/>
+            <w:r>
+              <w:rPr>
+                <w:rFonts w:ascii="微软雅黑" w:hAnsi="微软雅黑" w:eastAsia="微软雅黑"/>
+                <w:sz w:val="16"/>
+              </w:rPr>
+              <w:t>DEFAULT CURRENT_TIMESTAMP</w:t>
+            </w:r>
+          </w:p>
+        </w:tc>
+        <w:tc>
+          <w:tcPr>
+            <w:tcW w:type="dxa" w:w="2183"/>
+            <w:shd w:fill="EBF1F8"/>
+          </w:tcPr>
+          <w:p>
+            <w:pPr>
+              <w:jc w:val="left"/>
+            </w:pPr>
+            <w:r/>
+            <w:r>
+              <w:rPr>
+                <w:rFonts w:ascii="微软雅黑" w:hAnsi="微软雅黑" w:eastAsia="微软雅黑"/>
+                <w:sz w:val="16"/>
+              </w:rPr>
+              <w:t>账户注册时间</w:t>
+            </w:r>
+          </w:p>
+        </w:tc>
+      </w:tr>
+    </w:tbl>
+    <w:p/>
+    <w:p>
+      <w:r>
+        <w:rPr>
+          <w:rFonts w:ascii="微软雅黑" w:hAnsi="微软雅黑" w:eastAsia="微软雅黑"/>
+          <w:b/>
+          <w:sz w:val="22"/>
+        </w:rPr>
+        <w:t>表3-2  merchants（商家信息表）</w:t>
+      </w:r>
+    </w:p>
+    <w:p>
+      <w:r>
+        <w:rPr>
+          <w:rFonts w:ascii="微软雅黑" w:hAnsi="微软雅黑" w:eastAsia="微软雅黑"/>
+          <w:color w:val="555555"/>
+          <w:sz w:val="18"/>
+        </w:rPr>
+        <w:t>存储校内餐饮商户的基本信息与评分，是菜品管理与订单归属的上游实体。</w:t>
+      </w:r>
+    </w:p>
+    <w:tbl>
+      <w:tblPr>
+        <w:tblStyle w:val="36"/>
+        <w:tblW w:type="auto" w:w="0"/>
+        <w:jc w:val="center"/>
+        <w:tblLayout w:type="autofit"/>
+        <w:tblLook w:firstColumn="1" w:firstRow="1" w:lastColumn="0" w:lastRow="0" w:noHBand="0" w:noVBand="1" w:val="04A0"/>
+      </w:tblPr>
+      <w:tblGrid>
+        <w:gridCol w:w="2183"/>
+        <w:gridCol w:w="2183"/>
+        <w:gridCol w:w="2183"/>
+        <w:gridCol w:w="2183"/>
+      </w:tblGrid>
+      <w:tr>
+        <w:tc>
+          <w:tcPr>
+            <w:tcW w:type="dxa" w:w="2183"/>
+            <w:shd w:fill="2F5496"/>
+          </w:tcPr>
+          <w:p>
+            <w:pPr>
+              <w:jc w:val="left"/>
+            </w:pPr>
+            <w:r>
+              <w:rPr>
+                <w:color w:val="FFFFFF"/>
+              </w:rPr>
+            </w:r>
+            <w:r>
+              <w:rPr>
+                <w:rFonts w:ascii="微软雅黑" w:hAnsi="微软雅黑" w:eastAsia="微软雅黑"/>
+                <w:b/>
+                <w:color w:val="FFFFFF"/>
+                <w:sz w:val="16"/>
+              </w:rPr>
+              <w:t>字段名</w:t>
+            </w:r>
+          </w:p>
+        </w:tc>
+        <w:tc>
+          <w:tcPr>
+            <w:tcW w:type="dxa" w:w="2183"/>
+            <w:shd w:fill="2F5496"/>
+          </w:tcPr>
+          <w:p>
+            <w:pPr>
+              <w:jc w:val="left"/>
+            </w:pPr>
+            <w:r>
+              <w:rPr>
+                <w:color w:val="FFFFFF"/>
+              </w:rPr>
+            </w:r>
+            <w:r>
+              <w:rPr>
+                <w:rFonts w:ascii="微软雅黑" w:hAnsi="微软雅黑" w:eastAsia="微软雅黑"/>
+                <w:b/>
+                <w:color w:val="FFFFFF"/>
+                <w:sz w:val="16"/>
+              </w:rPr>
+              <w:t>数据类型</w:t>
+            </w:r>
+          </w:p>
+        </w:tc>
+        <w:tc>
+          <w:tcPr>
+            <w:tcW w:type="dxa" w:w="2183"/>
+            <w:shd w:fill="2F5496"/>
+          </w:tcPr>
+          <w:p>
+            <w:pPr>
+              <w:jc w:val="left"/>
+            </w:pPr>
+            <w:r>
+              <w:rPr>
+                <w:color w:val="FFFFFF"/>
+              </w:rPr>
+            </w:r>
+            <w:r>
+              <w:rPr>
+                <w:rFonts w:ascii="微软雅黑" w:hAnsi="微软雅黑" w:eastAsia="微软雅黑"/>
+                <w:b/>
+                <w:color w:val="FFFFFF"/>
+                <w:sz w:val="16"/>
+              </w:rPr>
+              <w:t>主外键约束</w:t>
+            </w:r>
+          </w:p>
+        </w:tc>
+        <w:tc>
+          <w:tcPr>
+            <w:tcW w:type="dxa" w:w="2183"/>
+            <w:shd w:fill="2F5496"/>
+          </w:tcPr>
+          <w:p>
+            <w:pPr>
+              <w:jc w:val="left"/>
+            </w:pPr>
+            <w:r>
+              <w:rPr>
+                <w:color w:val="FFFFFF"/>
+              </w:rPr>
+            </w:r>
+            <w:r>
+              <w:rPr>
+                <w:rFonts w:ascii="微软雅黑" w:hAnsi="微软雅黑" w:eastAsia="微软雅黑"/>
+                <w:b/>
+                <w:color w:val="FFFFFF"/>
+                <w:sz w:val="16"/>
+              </w:rPr>
+              <w:t>业务逻辑说明</w:t>
+            </w:r>
+          </w:p>
+        </w:tc>
+      </w:tr>
+      <w:tr>
+        <w:tc>
+          <w:tcPr>
+            <w:tcW w:type="dxa" w:w="2183"/>
+            <w:shd w:fill="EBF1F8"/>
+          </w:tcPr>
+          <w:p>
+            <w:pPr>
+              <w:jc w:val="left"/>
+            </w:pPr>
+            <w:r/>
+            <w:r>
+              <w:rPr>
+                <w:rFonts w:ascii="微软雅黑" w:hAnsi="微软雅黑" w:eastAsia="微软雅黑"/>
+                <w:b/>
+                <w:sz w:val="16"/>
+              </w:rPr>
+              <w:t>merchant_id</w:t>
+            </w:r>
+          </w:p>
+        </w:tc>
+        <w:tc>
+          <w:tcPr>
+            <w:tcW w:type="dxa" w:w="2183"/>
+            <w:shd w:fill="EBF1F8"/>
+          </w:tcPr>
+          <w:p>
+            <w:pPr>
+              <w:jc w:val="left"/>
+            </w:pPr>
+            <w:r/>
+            <w:r>
+              <w:rPr>
+                <w:rFonts w:ascii="微软雅黑" w:hAnsi="微软雅黑" w:eastAsia="微软雅黑"/>
+                <w:sz w:val="16"/>
+              </w:rPr>
+              <w:t>INT</w:t>
+            </w:r>
+          </w:p>
+        </w:tc>
+        <w:tc>
+          <w:tcPr>
+            <w:tcW w:type="dxa" w:w="2183"/>
+            <w:shd w:fill="EBF1F8"/>
+          </w:tcPr>
+          <w:p>
+            <w:pPr>
+              <w:jc w:val="left"/>
+            </w:pPr>
+            <w:r/>
+            <w:r>
+              <w:rPr>
+                <w:rFonts w:ascii="微软雅黑" w:hAnsi="微软雅黑" w:eastAsia="微软雅黑"/>
+                <w:sz w:val="16"/>
+              </w:rPr>
+              <w:t>PRIMARY KEY, AUTO_INCREMENT</w:t>
+            </w:r>
+          </w:p>
+        </w:tc>
+        <w:tc>
+          <w:tcPr>
+            <w:tcW w:type="dxa" w:w="2183"/>
+            <w:shd w:fill="EBF1F8"/>
+          </w:tcPr>
+          <w:p>
+            <w:pPr>
+              <w:jc w:val="left"/>
+            </w:pPr>
+            <w:r/>
+            <w:r>
+              <w:rPr>
+                <w:rFonts w:ascii="微软雅黑" w:hAnsi="微软雅黑" w:eastAsia="微软雅黑"/>
+                <w:sz w:val="16"/>
+              </w:rPr>
+              <w:t>商家唯一ID</w:t>
+            </w:r>
+          </w:p>
+        </w:tc>
+      </w:tr>
+      <w:tr>
+        <w:tc>
+          <w:tcPr>
+            <w:tcW w:type="dxa" w:w="2183"/>
+            <w:shd w:fill="FFFFFF"/>
+          </w:tcPr>
+          <w:p>
+            <w:pPr>
+              <w:jc w:val="left"/>
+            </w:pPr>
+            <w:r/>
+            <w:r>
+              <w:rPr>
+                <w:rFonts w:ascii="微软雅黑" w:hAnsi="微软雅黑" w:eastAsia="微软雅黑"/>
+                <w:b/>
+                <w:sz w:val="16"/>
+              </w:rPr>
+              <w:t>merchant_name</w:t>
+            </w:r>
+          </w:p>
+        </w:tc>
+        <w:tc>
+          <w:tcPr>
+            <w:tcW w:type="dxa" w:w="2183"/>
+            <w:shd w:fill="FFFFFF"/>
+          </w:tcPr>
+          <w:p>
+            <w:pPr>
+              <w:jc w:val="left"/>
+            </w:pPr>
+            <w:r/>
+            <w:r>
+              <w:rPr>
+                <w:rFonts w:ascii="微软雅黑" w:hAnsi="微软雅黑" w:eastAsia="微软雅黑"/>
+                <w:sz w:val="16"/>
+              </w:rPr>
+              <w:t>VARCHAR(100)</w:t>
+            </w:r>
+          </w:p>
+        </w:tc>
+        <w:tc>
+          <w:tcPr>
+            <w:tcW w:type="dxa" w:w="2183"/>
+            <w:shd w:fill="FFFFFF"/>
+          </w:tcPr>
+          <w:p>
+            <w:pPr>
+              <w:jc w:val="left"/>
+            </w:pPr>
+            <w:r/>
+            <w:r>
+              <w:rPr>
+                <w:rFonts w:ascii="微软雅黑" w:hAnsi="微软雅黑" w:eastAsia="微软雅黑"/>
+                <w:sz w:val="16"/>
+              </w:rPr>
+              <w:t>NOT NULL</w:t>
+            </w:r>
+          </w:p>
+        </w:tc>
+        <w:tc>
+          <w:tcPr>
+            <w:tcW w:type="dxa" w:w="2183"/>
+            <w:shd w:fill="FFFFFF"/>
+          </w:tcPr>
+          <w:p>
+            <w:pPr>
+              <w:jc w:val="left"/>
+            </w:pPr>
+            <w:r/>
+            <w:r>
+              <w:rPr>
+                <w:rFonts w:ascii="微软雅黑" w:hAnsi="微软雅黑" w:eastAsia="微软雅黑"/>
+                <w:sz w:val="16"/>
+              </w:rPr>
+              <w:t>店铺名称</w:t>
+            </w:r>
+          </w:p>
+        </w:tc>
+      </w:tr>
+      <w:tr>
+        <w:tc>
+          <w:tcPr>
+            <w:tcW w:type="dxa" w:w="2183"/>
+            <w:shd w:fill="EBF1F8"/>
+          </w:tcPr>
+          <w:p>
+            <w:pPr>
+              <w:jc w:val="left"/>
+            </w:pPr>
+            <w:r/>
+            <w:r>
+              <w:rPr>
+                <w:rFonts w:ascii="微软雅黑" w:hAnsi="微软雅黑" w:eastAsia="微软雅黑"/>
+                <w:b/>
+                <w:sz w:val="16"/>
+              </w:rPr>
+              <w:t>phone</w:t>
+            </w:r>
+          </w:p>
+        </w:tc>
+        <w:tc>
+          <w:tcPr>
+            <w:tcW w:type="dxa" w:w="2183"/>
+            <w:shd w:fill="EBF1F8"/>
+          </w:tcPr>
+          <w:p>
+            <w:pPr>
+              <w:jc w:val="left"/>
+            </w:pPr>
+            <w:r/>
+            <w:r>
+              <w:rPr>
+                <w:rFonts w:ascii="微软雅黑" w:hAnsi="微软雅黑" w:eastAsia="微软雅黑"/>
+                <w:sz w:val="16"/>
+              </w:rPr>
+              <w:t>VARCHAR(20)</w:t>
+            </w:r>
+          </w:p>
+        </w:tc>
+        <w:tc>
+          <w:tcPr>
+            <w:tcW w:type="dxa" w:w="2183"/>
+            <w:shd w:fill="EBF1F8"/>
+          </w:tcPr>
+          <w:p>
+            <w:pPr>
+              <w:jc w:val="left"/>
+            </w:pPr>
+            <w:r/>
+            <w:r>
+              <w:rPr>
+                <w:rFonts w:ascii="微软雅黑" w:hAnsi="微软雅黑" w:eastAsia="微软雅黑"/>
+                <w:sz w:val="16"/>
+              </w:rPr>
+              <w:t>NOT NULL</w:t>
+            </w:r>
+          </w:p>
+        </w:tc>
+        <w:tc>
+          <w:tcPr>
+            <w:tcW w:type="dxa" w:w="2183"/>
+            <w:shd w:fill="EBF1F8"/>
+          </w:tcPr>
+          <w:p>
+            <w:pPr>
+              <w:jc w:val="left"/>
+            </w:pPr>
+            <w:r/>
+            <w:r>
+              <w:rPr>
+                <w:rFonts w:ascii="微软雅黑" w:hAnsi="微软雅黑" w:eastAsia="微软雅黑"/>
+                <w:sz w:val="16"/>
+              </w:rPr>
+              <w:t>商家联系电话</w:t>
+            </w:r>
+          </w:p>
+        </w:tc>
+      </w:tr>
+      <w:tr>
+        <w:tc>
+          <w:tcPr>
+            <w:tcW w:type="dxa" w:w="2183"/>
+            <w:shd w:fill="FFFFFF"/>
+          </w:tcPr>
+          <w:p>
+            <w:pPr>
+              <w:jc w:val="left"/>
+            </w:pPr>
+            <w:r/>
+            <w:r>
+              <w:rPr>
+                <w:rFonts w:ascii="微软雅黑" w:hAnsi="微软雅黑" w:eastAsia="微软雅黑"/>
+                <w:b/>
+                <w:sz w:val="16"/>
+              </w:rPr>
+              <w:t>address</w:t>
+            </w:r>
+          </w:p>
+        </w:tc>
+        <w:tc>
+          <w:tcPr>
+            <w:tcW w:type="dxa" w:w="2183"/>
+            <w:shd w:fill="FFFFFF"/>
+          </w:tcPr>
+          <w:p>
+            <w:pPr>
+              <w:jc w:val="left"/>
+            </w:pPr>
+            <w:r/>
+            <w:r>
+              <w:rPr>
+                <w:rFonts w:ascii="微软雅黑" w:hAnsi="微软雅黑" w:eastAsia="微软雅黑"/>
+                <w:sz w:val="16"/>
+              </w:rPr>
+              <w:t>VARCHAR(200)</w:t>
+            </w:r>
+          </w:p>
+        </w:tc>
+        <w:tc>
+          <w:tcPr>
+            <w:tcW w:type="dxa" w:w="2183"/>
+            <w:shd w:fill="FFFFFF"/>
+          </w:tcPr>
+          <w:p>
+            <w:pPr>
+              <w:jc w:val="left"/>
+            </w:pPr>
+            <w:r/>
+            <w:r>
+              <w:rPr>
+                <w:rFonts w:ascii="微软雅黑" w:hAnsi="微软雅黑" w:eastAsia="微软雅黑"/>
+                <w:sz w:val="16"/>
+              </w:rPr>
+              <w:t>NOT NULL</w:t>
+            </w:r>
+          </w:p>
+        </w:tc>
+        <w:tc>
+          <w:tcPr>
+            <w:tcW w:type="dxa" w:w="2183"/>
+            <w:shd w:fill="FFFFFF"/>
+          </w:tcPr>
+          <w:p>
+            <w:pPr>
+              <w:jc w:val="left"/>
+            </w:pPr>
+            <w:r/>
+            <w:r>
+              <w:rPr>
+                <w:rFonts w:ascii="微软雅黑" w:hAnsi="微软雅黑" w:eastAsia="微软雅黑"/>
+                <w:sz w:val="16"/>
+              </w:rPr>
+              <w:t>档口物理地址（如：丁香餐厅二楼）</w:t>
+            </w:r>
+          </w:p>
+        </w:tc>
+      </w:tr>
+      <w:tr>
+        <w:tc>
+          <w:tcPr>
+            <w:tcW w:type="dxa" w:w="2183"/>
+            <w:shd w:fill="EBF1F8"/>
+          </w:tcPr>
+          <w:p>
+            <w:pPr>
+              <w:jc w:val="left"/>
+            </w:pPr>
+            <w:r/>
+            <w:r>
+              <w:rPr>
+                <w:rFonts w:ascii="微软雅黑" w:hAnsi="微软雅黑" w:eastAsia="微软雅黑"/>
+                <w:b/>
+                <w:sz w:val="16"/>
+              </w:rPr>
+              <w:t>rating</w:t>
+            </w:r>
+          </w:p>
+        </w:tc>
+        <w:tc>
+          <w:tcPr>
+            <w:tcW w:type="dxa" w:w="2183"/>
+            <w:shd w:fill="EBF1F8"/>
+          </w:tcPr>
+          <w:p>
+            <w:pPr>
+              <w:jc w:val="left"/>
+            </w:pPr>
+            <w:r/>
+            <w:r>
+              <w:rPr>
+                <w:rFonts w:ascii="微软雅黑" w:hAnsi="微软雅黑" w:eastAsia="微软雅黑"/>
+                <w:sz w:val="16"/>
+              </w:rPr>
+              <w:t>DECIMAL(2,1)</w:t>
+            </w:r>
+          </w:p>
+        </w:tc>
+        <w:tc>
+          <w:tcPr>
+            <w:tcW w:type="dxa" w:w="2183"/>
+            <w:shd w:fill="EBF1F8"/>
+          </w:tcPr>
+          <w:p>
+            <w:pPr>
+              <w:jc w:val="left"/>
+            </w:pPr>
+            <w:r/>
+            <w:r>
+              <w:rPr>
+                <w:rFonts w:ascii="微软雅黑" w:hAnsi="微软雅黑" w:eastAsia="微软雅黑"/>
+                <w:sz w:val="16"/>
+              </w:rPr>
+              <w:t>DEFAULT 5.0, CHECK (rating &gt;= 1.0 AND rating &lt;= 5.0)</w:t>
+            </w:r>
+          </w:p>
+        </w:tc>
+        <w:tc>
+          <w:tcPr>
+            <w:tcW w:type="dxa" w:w="2183"/>
+            <w:shd w:fill="EBF1F8"/>
+          </w:tcPr>
+          <w:p>
+            <w:pPr>
+              <w:jc w:val="left"/>
+            </w:pPr>
+            <w:r/>
+            <w:r>
+              <w:rPr>
+                <w:rFonts w:ascii="微软雅黑" w:hAnsi="微软雅黑" w:eastAsia="微软雅黑"/>
+                <w:sz w:val="16"/>
+              </w:rPr>
+              <w:t>商家评分，强制约束 1.0~5.0</w:t>
+            </w:r>
+          </w:p>
+        </w:tc>
+      </w:tr>
+      <w:tr>
+        <w:tc>
+          <w:tcPr>
+            <w:tcW w:type="dxa" w:w="2183"/>
+            <w:shd w:fill="FFFFFF"/>
+          </w:tcPr>
+          <w:p>
+            <w:pPr>
+              <w:jc w:val="left"/>
+            </w:pPr>
+            <w:r/>
+            <w:r>
+              <w:rPr>
+                <w:rFonts w:ascii="微软雅黑" w:hAnsi="微软雅黑" w:eastAsia="微软雅黑"/>
+                <w:b/>
+                <w:sz w:val="16"/>
+              </w:rPr>
+              <w:t>created_at</w:t>
+            </w:r>
+          </w:p>
+        </w:tc>
+        <w:tc>
+          <w:tcPr>
+            <w:tcW w:type="dxa" w:w="2183"/>
+            <w:shd w:fill="FFFFFF"/>
+          </w:tcPr>
+          <w:p>
+            <w:pPr>
+              <w:jc w:val="left"/>
+            </w:pPr>
+            <w:r/>
+            <w:r>
+              <w:rPr>
+                <w:rFonts w:ascii="微软雅黑" w:hAnsi="微软雅黑" w:eastAsia="微软雅黑"/>
+                <w:sz w:val="16"/>
+              </w:rPr>
+              <w:t>TIMESTAMP</w:t>
+            </w:r>
+          </w:p>
+        </w:tc>
+        <w:tc>
+          <w:tcPr>
+            <w:tcW w:type="dxa" w:w="2183"/>
+            <w:shd w:fill="FFFFFF"/>
+          </w:tcPr>
+          <w:p>
+            <w:pPr>
+              <w:jc w:val="left"/>
+            </w:pPr>
+            <w:r/>
+            <w:r>
+              <w:rPr>
+                <w:rFonts w:ascii="微软雅黑" w:hAnsi="微软雅黑" w:eastAsia="微软雅黑"/>
+                <w:sz w:val="16"/>
+              </w:rPr>
+              <w:t>DEFAULT CURRENT_TIMESTAMP</w:t>
+            </w:r>
+          </w:p>
+        </w:tc>
+        <w:tc>
+          <w:tcPr>
+            <w:tcW w:type="dxa" w:w="2183"/>
+            <w:shd w:fill="FFFFFF"/>
+          </w:tcPr>
+          <w:p>
+            <w:pPr>
+              <w:jc w:val="left"/>
+            </w:pPr>
+            <w:r/>
+            <w:r>
+              <w:rPr>
+                <w:rFonts w:ascii="微软雅黑" w:hAnsi="微软雅黑" w:eastAsia="微软雅黑"/>
+                <w:sz w:val="16"/>
+              </w:rPr>
+              <w:t>入驻时间</w:t>
+            </w:r>
+          </w:p>
+        </w:tc>
+      </w:tr>
+    </w:tbl>
+    <w:p/>
+    <w:p>
+      <w:r>
+        <w:rPr>
+          <w:rFonts w:ascii="微软雅黑" w:hAnsi="微软雅黑" w:eastAsia="微软雅黑"/>
+          <w:b/>
+          <w:sz w:val="22"/>
+        </w:rPr>
+        <w:t>表3-3  dishes（商家菜品表）</w:t>
+      </w:r>
+    </w:p>
+    <w:p>
+      <w:r>
+        <w:rPr>
+          <w:rFonts w:ascii="微软雅黑" w:hAnsi="微软雅黑" w:eastAsia="微软雅黑"/>
+          <w:color w:val="555555"/>
+          <w:sz w:val="18"/>
+        </w:rPr>
+        <w:t>存储各商家提供的菜品信息与实时库存，是防超卖行级锁的加锁目标表。</w:t>
+      </w:r>
+    </w:p>
+    <w:tbl>
+      <w:tblPr>
+        <w:tblStyle w:val="36"/>
+        <w:tblW w:type="auto" w:w="0"/>
+        <w:jc w:val="center"/>
+        <w:tblLayout w:type="autofit"/>
+        <w:tblLook w:firstColumn="1" w:firstRow="1" w:lastColumn="0" w:lastRow="0" w:noHBand="0" w:noVBand="1" w:val="04A0"/>
+      </w:tblPr>
+      <w:tblGrid>
+        <w:gridCol w:w="2183"/>
+        <w:gridCol w:w="2183"/>
+        <w:gridCol w:w="2183"/>
+        <w:gridCol w:w="2183"/>
+      </w:tblGrid>
+      <w:tr>
+        <w:tc>
+          <w:tcPr>
+            <w:tcW w:type="dxa" w:w="2183"/>
+            <w:shd w:fill="2F5496"/>
+          </w:tcPr>
+          <w:p>
+            <w:pPr>
+              <w:jc w:val="left"/>
+            </w:pPr>
+            <w:r>
+              <w:rPr>
+                <w:color w:val="FFFFFF"/>
+              </w:rPr>
+            </w:r>
+            <w:r>
+              <w:rPr>
+                <w:rFonts w:ascii="微软雅黑" w:hAnsi="微软雅黑" w:eastAsia="微软雅黑"/>
+                <w:b/>
+                <w:color w:val="FFFFFF"/>
+                <w:sz w:val="16"/>
+              </w:rPr>
+              <w:t>字段名</w:t>
+            </w:r>
+          </w:p>
+        </w:tc>
+        <w:tc>
+          <w:tcPr>
+            <w:tcW w:type="dxa" w:w="2183"/>
+            <w:shd w:fill="2F5496"/>
+          </w:tcPr>
+          <w:p>
+            <w:pPr>
+              <w:jc w:val="left"/>
+            </w:pPr>
+            <w:r>
+              <w:rPr>
+                <w:color w:val="FFFFFF"/>
+              </w:rPr>
+            </w:r>
+            <w:r>
+              <w:rPr>
+                <w:rFonts w:ascii="微软雅黑" w:hAnsi="微软雅黑" w:eastAsia="微软雅黑"/>
+                <w:b/>
+                <w:color w:val="FFFFFF"/>
+                <w:sz w:val="16"/>
+              </w:rPr>
+              <w:t>数据类型</w:t>
+            </w:r>
+          </w:p>
+        </w:tc>
+        <w:tc>
+          <w:tcPr>
+            <w:tcW w:type="dxa" w:w="2183"/>
+            <w:shd w:fill="2F5496"/>
+          </w:tcPr>
+          <w:p>
+            <w:pPr>
+              <w:jc w:val="left"/>
+            </w:pPr>
+            <w:r>
+              <w:rPr>
+                <w:color w:val="FFFFFF"/>
+              </w:rPr>
+            </w:r>
+            <w:r>
+              <w:rPr>
+                <w:rFonts w:ascii="微软雅黑" w:hAnsi="微软雅黑" w:eastAsia="微软雅黑"/>
+                <w:b/>
+                <w:color w:val="FFFFFF"/>
+                <w:sz w:val="16"/>
+              </w:rPr>
+              <w:t>主外键约束</w:t>
+            </w:r>
+          </w:p>
+        </w:tc>
+        <w:tc>
+          <w:tcPr>
+            <w:tcW w:type="dxa" w:w="2183"/>
+            <w:shd w:fill="2F5496"/>
+          </w:tcPr>
+          <w:p>
+            <w:pPr>
+              <w:jc w:val="left"/>
+            </w:pPr>
+            <w:r>
+              <w:rPr>
+                <w:color w:val="FFFFFF"/>
+              </w:rPr>
+            </w:r>
+            <w:r>
+              <w:rPr>
+                <w:rFonts w:ascii="微软雅黑" w:hAnsi="微软雅黑" w:eastAsia="微软雅黑"/>
+                <w:b/>
+                <w:color w:val="FFFFFF"/>
+                <w:sz w:val="16"/>
+              </w:rPr>
+              <w:t>业务逻辑说明</w:t>
+            </w:r>
+          </w:p>
+        </w:tc>
+      </w:tr>
+      <w:tr>
+        <w:tc>
+          <w:tcPr>
+            <w:tcW w:type="dxa" w:w="2183"/>
+            <w:shd w:fill="EBF1F8"/>
+          </w:tcPr>
+          <w:p>
+            <w:pPr>
+              <w:jc w:val="left"/>
+            </w:pPr>
+            <w:r/>
+            <w:r>
+              <w:rPr>
+                <w:rFonts w:ascii="微软雅黑" w:hAnsi="微软雅黑" w:eastAsia="微软雅黑"/>
+                <w:b/>
+                <w:sz w:val="16"/>
+              </w:rPr>
+              <w:t>dish_id</w:t>
+            </w:r>
+          </w:p>
+        </w:tc>
+        <w:tc>
+          <w:tcPr>
+            <w:tcW w:type="dxa" w:w="2183"/>
+            <w:shd w:fill="EBF1F8"/>
+          </w:tcPr>
+          <w:p>
+            <w:pPr>
+              <w:jc w:val="left"/>
+            </w:pPr>
+            <w:r/>
+            <w:r>
+              <w:rPr>
+                <w:rFonts w:ascii="微软雅黑" w:hAnsi="微软雅黑" w:eastAsia="微软雅黑"/>
+                <w:sz w:val="16"/>
+              </w:rPr>
+              <w:t>INT</w:t>
+            </w:r>
+          </w:p>
+        </w:tc>
+        <w:tc>
+          <w:tcPr>
+            <w:tcW w:type="dxa" w:w="2183"/>
+            <w:shd w:fill="EBF1F8"/>
+          </w:tcPr>
+          <w:p>
+            <w:pPr>
+              <w:jc w:val="left"/>
+            </w:pPr>
+            <w:r/>
+            <w:r>
+              <w:rPr>
+                <w:rFonts w:ascii="微软雅黑" w:hAnsi="微软雅黑" w:eastAsia="微软雅黑"/>
+                <w:sz w:val="16"/>
+              </w:rPr>
+              <w:t>PRIMARY KEY, AUTO_INCREMENT</w:t>
+            </w:r>
+          </w:p>
+        </w:tc>
+        <w:tc>
+          <w:tcPr>
+            <w:tcW w:type="dxa" w:w="2183"/>
+            <w:shd w:fill="EBF1F8"/>
+          </w:tcPr>
+          <w:p>
+            <w:pPr>
+              <w:jc w:val="left"/>
+            </w:pPr>
+            <w:r/>
+            <w:r>
+              <w:rPr>
+                <w:rFonts w:ascii="微软雅黑" w:hAnsi="微软雅黑" w:eastAsia="微软雅黑"/>
+                <w:sz w:val="16"/>
+              </w:rPr>
+              <w:t>菜品唯一ID</w:t>
+            </w:r>
+          </w:p>
+        </w:tc>
+      </w:tr>
+      <w:tr>
+        <w:tc>
+          <w:tcPr>
+            <w:tcW w:type="dxa" w:w="2183"/>
+            <w:shd w:fill="FFFFFF"/>
+          </w:tcPr>
+          <w:p>
+            <w:pPr>
+              <w:jc w:val="left"/>
+            </w:pPr>
+            <w:r/>
+            <w:r>
+              <w:rPr>
+                <w:rFonts w:ascii="微软雅黑" w:hAnsi="微软雅黑" w:eastAsia="微软雅黑"/>
+                <w:b/>
+                <w:sz w:val="16"/>
+              </w:rPr>
+              <w:t>merchant_id</w:t>
+            </w:r>
+          </w:p>
+        </w:tc>
+        <w:tc>
+          <w:tcPr>
+            <w:tcW w:type="dxa" w:w="2183"/>
+            <w:shd w:fill="FFFFFF"/>
+          </w:tcPr>
+          <w:p>
+            <w:pPr>
+              <w:jc w:val="left"/>
+            </w:pPr>
+            <w:r/>
+            <w:r>
+              <w:rPr>
+                <w:rFonts w:ascii="微软雅黑" w:hAnsi="微软雅黑" w:eastAsia="微软雅黑"/>
+                <w:sz w:val="16"/>
+              </w:rPr>
+              <w:t>INT</w:t>
+            </w:r>
+          </w:p>
+        </w:tc>
+        <w:tc>
+          <w:tcPr>
+            <w:tcW w:type="dxa" w:w="2183"/>
+            <w:shd w:fill="FFFFFF"/>
+          </w:tcPr>
+          <w:p>
+            <w:pPr>
+              <w:jc w:val="left"/>
+            </w:pPr>
+            <w:r/>
+            <w:r>
+              <w:rPr>
+                <w:rFonts w:ascii="微软雅黑" w:hAnsi="微软雅黑" w:eastAsia="微软雅黑"/>
+                <w:sz w:val="16"/>
+              </w:rPr>
+              <w:t>NOT NULL, FOREIGN KEY → merchants(merchant_id)</w:t>
+              <w:br/>
+              <w:t>ON DELETE RESTRICT ON UPDATE CASCADE</w:t>
+            </w:r>
+          </w:p>
+        </w:tc>
+        <w:tc>
+          <w:tcPr>
+            <w:tcW w:type="dxa" w:w="2183"/>
+            <w:shd w:fill="FFFFFF"/>
+          </w:tcPr>
+          <w:p>
+            <w:pPr>
+              <w:jc w:val="left"/>
+            </w:pPr>
+            <w:r/>
+            <w:r>
+              <w:rPr>
+                <w:rFonts w:ascii="微软雅黑" w:hAnsi="微软雅黑" w:eastAsia="微软雅黑"/>
+                <w:sz w:val="16"/>
+              </w:rPr>
+              <w:t>所属商家ID（禁止删除有菜品的商家）</w:t>
+            </w:r>
+          </w:p>
+        </w:tc>
+      </w:tr>
+      <w:tr>
+        <w:tc>
+          <w:tcPr>
+            <w:tcW w:type="dxa" w:w="2183"/>
+            <w:shd w:fill="EBF1F8"/>
+          </w:tcPr>
+          <w:p>
+            <w:pPr>
+              <w:jc w:val="left"/>
+            </w:pPr>
+            <w:r/>
+            <w:r>
+              <w:rPr>
+                <w:rFonts w:ascii="微软雅黑" w:hAnsi="微软雅黑" w:eastAsia="微软雅黑"/>
+                <w:b/>
+                <w:sz w:val="16"/>
+              </w:rPr>
+              <w:t>dish_name</w:t>
+            </w:r>
+          </w:p>
+        </w:tc>
+        <w:tc>
+          <w:tcPr>
+            <w:tcW w:type="dxa" w:w="2183"/>
+            <w:shd w:fill="EBF1F8"/>
+          </w:tcPr>
+          <w:p>
+            <w:pPr>
+              <w:jc w:val="left"/>
+            </w:pPr>
+            <w:r/>
+            <w:r>
+              <w:rPr>
+                <w:rFonts w:ascii="微软雅黑" w:hAnsi="微软雅黑" w:eastAsia="微软雅黑"/>
+                <w:sz w:val="16"/>
+              </w:rPr>
+              <w:t>VARCHAR(100)</w:t>
+            </w:r>
+          </w:p>
+        </w:tc>
+        <w:tc>
+          <w:tcPr>
+            <w:tcW w:type="dxa" w:w="2183"/>
+            <w:shd w:fill="EBF1F8"/>
+          </w:tcPr>
+          <w:p>
+            <w:pPr>
+              <w:jc w:val="left"/>
+            </w:pPr>
+            <w:r/>
+            <w:r>
+              <w:rPr>
+                <w:rFonts w:ascii="微软雅黑" w:hAnsi="微软雅黑" w:eastAsia="微软雅黑"/>
+                <w:sz w:val="16"/>
+              </w:rPr>
+              <w:t>NOT NULL</w:t>
+            </w:r>
+          </w:p>
+        </w:tc>
+        <w:tc>
+          <w:tcPr>
+            <w:tcW w:type="dxa" w:w="2183"/>
+            <w:shd w:fill="EBF1F8"/>
+          </w:tcPr>
+          <w:p>
+            <w:pPr>
+              <w:jc w:val="left"/>
+            </w:pPr>
+            <w:r/>
+            <w:r>
+              <w:rPr>
+                <w:rFonts w:ascii="微软雅黑" w:hAnsi="微软雅黑" w:eastAsia="微软雅黑"/>
+                <w:sz w:val="16"/>
+              </w:rPr>
+              <w:t>菜品名称</w:t>
+            </w:r>
+          </w:p>
+        </w:tc>
+      </w:tr>
+      <w:tr>
+        <w:tc>
+          <w:tcPr>
+            <w:tcW w:type="dxa" w:w="2183"/>
+            <w:shd w:fill="FFFFFF"/>
+          </w:tcPr>
+          <w:p>
+            <w:pPr>
+              <w:jc w:val="left"/>
+            </w:pPr>
+            <w:r/>
+            <w:r>
+              <w:rPr>
+                <w:rFonts w:ascii="微软雅黑" w:hAnsi="微软雅黑" w:eastAsia="微软雅黑"/>
+                <w:b/>
+                <w:sz w:val="16"/>
+              </w:rPr>
+              <w:t>price</w:t>
+            </w:r>
+          </w:p>
+        </w:tc>
+        <w:tc>
+          <w:tcPr>
+            <w:tcW w:type="dxa" w:w="2183"/>
+            <w:shd w:fill="FFFFFF"/>
+          </w:tcPr>
+          <w:p>
+            <w:pPr>
+              <w:jc w:val="left"/>
+            </w:pPr>
+            <w:r/>
+            <w:r>
+              <w:rPr>
+                <w:rFonts w:ascii="微软雅黑" w:hAnsi="微软雅黑" w:eastAsia="微软雅黑"/>
+                <w:sz w:val="16"/>
+              </w:rPr>
+              <w:t>DECIMAL(8,2)</w:t>
+            </w:r>
+          </w:p>
+        </w:tc>
+        <w:tc>
+          <w:tcPr>
+            <w:tcW w:type="dxa" w:w="2183"/>
+            <w:shd w:fill="FFFFFF"/>
+          </w:tcPr>
+          <w:p>
+            <w:pPr>
+              <w:jc w:val="left"/>
+            </w:pPr>
+            <w:r/>
+            <w:r>
+              <w:rPr>
+                <w:rFonts w:ascii="微软雅黑" w:hAnsi="微软雅黑" w:eastAsia="微软雅黑"/>
+                <w:sz w:val="16"/>
+              </w:rPr>
+              <w:t>NOT NULL, CHECK (price &gt; 0)</w:t>
+            </w:r>
+          </w:p>
+        </w:tc>
+        <w:tc>
+          <w:tcPr>
+            <w:tcW w:type="dxa" w:w="2183"/>
+            <w:shd w:fill="FFFFFF"/>
+          </w:tcPr>
+          <w:p>
+            <w:pPr>
+              <w:jc w:val="left"/>
+            </w:pPr>
+            <w:r/>
+            <w:r>
+              <w:rPr>
+                <w:rFonts w:ascii="微软雅黑" w:hAnsi="微软雅黑" w:eastAsia="微软雅黑"/>
+                <w:sz w:val="16"/>
+              </w:rPr>
+              <w:t>菜品单价</w:t>
+            </w:r>
+          </w:p>
+        </w:tc>
+      </w:tr>
+      <w:tr>
+        <w:tc>
+          <w:tcPr>
+            <w:tcW w:type="dxa" w:w="2183"/>
+            <w:shd w:fill="EBF1F8"/>
+          </w:tcPr>
+          <w:p>
+            <w:pPr>
+              <w:jc w:val="left"/>
+            </w:pPr>
+            <w:r/>
+            <w:r>
+              <w:rPr>
+                <w:rFonts w:ascii="微软雅黑" w:hAnsi="微软雅黑" w:eastAsia="微软雅黑"/>
+                <w:b/>
+                <w:sz w:val="16"/>
+              </w:rPr>
+              <w:t>stock</w:t>
+            </w:r>
+          </w:p>
+        </w:tc>
+        <w:tc>
+          <w:tcPr>
+            <w:tcW w:type="dxa" w:w="2183"/>
+            <w:shd w:fill="EBF1F8"/>
+          </w:tcPr>
+          <w:p>
+            <w:pPr>
+              <w:jc w:val="left"/>
+            </w:pPr>
+            <w:r/>
+            <w:r>
+              <w:rPr>
+                <w:rFonts w:ascii="微软雅黑" w:hAnsi="微软雅黑" w:eastAsia="微软雅黑"/>
+                <w:sz w:val="16"/>
+              </w:rPr>
+              <w:t>INT</w:t>
+            </w:r>
+          </w:p>
+        </w:tc>
+        <w:tc>
+          <w:tcPr>
+            <w:tcW w:type="dxa" w:w="2183"/>
+            <w:shd w:fill="EBF1F8"/>
+          </w:tcPr>
+          <w:p>
+            <w:pPr>
+              <w:jc w:val="left"/>
+            </w:pPr>
+            <w:r/>
+            <w:r>
+              <w:rPr>
+                <w:rFonts w:ascii="微软雅黑" w:hAnsi="微软雅黑" w:eastAsia="微软雅黑"/>
+                <w:sz w:val="16"/>
+              </w:rPr>
+              <w:t>NOT NULL DEFAULT 0, CHECK (stock &gt;= 0)</w:t>
+            </w:r>
+          </w:p>
+        </w:tc>
+        <w:tc>
+          <w:tcPr>
+            <w:tcW w:type="dxa" w:w="2183"/>
+            <w:shd w:fill="EBF1F8"/>
+          </w:tcPr>
+          <w:p>
+            <w:pPr>
+              <w:jc w:val="left"/>
+            </w:pPr>
+            <w:r/>
+            <w:r>
+              <w:rPr>
+                <w:rFonts w:ascii="微软雅黑" w:hAnsi="微软雅黑" w:eastAsia="微软雅黑"/>
+                <w:sz w:val="16"/>
+              </w:rPr>
+              <w:t>当前实时库存，触发器自动扣减</w:t>
+            </w:r>
+          </w:p>
+        </w:tc>
+      </w:tr>
+      <w:tr>
+        <w:tc>
+          <w:tcPr>
+            <w:tcW w:type="dxa" w:w="2183"/>
+            <w:shd w:fill="FFFFFF"/>
+          </w:tcPr>
+          <w:p>
+            <w:pPr>
+              <w:jc w:val="left"/>
+            </w:pPr>
+            <w:r/>
+            <w:r>
+              <w:rPr>
+                <w:rFonts w:ascii="微软雅黑" w:hAnsi="微软雅黑" w:eastAsia="微软雅黑"/>
+                <w:b/>
+                <w:sz w:val="16"/>
+              </w:rPr>
+              <w:t>status</w:t>
+            </w:r>
+          </w:p>
+        </w:tc>
+        <w:tc>
+          <w:tcPr>
+            <w:tcW w:type="dxa" w:w="2183"/>
+            <w:shd w:fill="FFFFFF"/>
+          </w:tcPr>
+          <w:p>
+            <w:pPr>
+              <w:jc w:val="left"/>
+            </w:pPr>
+            <w:r/>
+            <w:r>
+              <w:rPr>
+                <w:rFonts w:ascii="微软雅黑" w:hAnsi="微软雅黑" w:eastAsia="微软雅黑"/>
+                <w:sz w:val="16"/>
+              </w:rPr>
+              <w:t>TINYINT</w:t>
+            </w:r>
+          </w:p>
+        </w:tc>
+        <w:tc>
+          <w:tcPr>
+            <w:tcW w:type="dxa" w:w="2183"/>
+            <w:shd w:fill="FFFFFF"/>
+          </w:tcPr>
+          <w:p>
+            <w:pPr>
+              <w:jc w:val="left"/>
+            </w:pPr>
+            <w:r/>
+            <w:r>
+              <w:rPr>
+                <w:rFonts w:ascii="微软雅黑" w:hAnsi="微软雅黑" w:eastAsia="微软雅黑"/>
+                <w:sz w:val="16"/>
+              </w:rPr>
+              <w:t>DEFAULT 1, CHECK (status IN (0, 1))</w:t>
+            </w:r>
+          </w:p>
+        </w:tc>
+        <w:tc>
+          <w:tcPr>
+            <w:tcW w:type="dxa" w:w="2183"/>
+            <w:shd w:fill="FFFFFF"/>
+          </w:tcPr>
+          <w:p>
+            <w:pPr>
+              <w:jc w:val="left"/>
+            </w:pPr>
+            <w:r/>
+            <w:r>
+              <w:rPr>
+                <w:rFonts w:ascii="微软雅黑" w:hAnsi="微软雅黑" w:eastAsia="微软雅黑"/>
+                <w:sz w:val="16"/>
+              </w:rPr>
+              <w:t>上架状态：0=下架, 1=上架</w:t>
+            </w:r>
+          </w:p>
+        </w:tc>
+      </w:tr>
+    </w:tbl>
+    <w:p/>
+    <w:p>
+      <w:r>
+        <w:rPr>
+          <w:rFonts w:ascii="微软雅黑" w:hAnsi="微软雅黑" w:eastAsia="微软雅黑"/>
+          <w:b/>
+          <w:sz w:val="22"/>
+        </w:rPr>
+        <w:t>表3-4  pickup_points（宿舍寄存中转点表）</w:t>
+      </w:r>
+    </w:p>
+    <w:p>
+      <w:r>
+        <w:rPr>
+          <w:rFonts w:ascii="微软雅黑" w:hAnsi="微软雅黑" w:eastAsia="微软雅黑"/>
+          <w:color w:val="555555"/>
+          <w:sz w:val="18"/>
+        </w:rPr>
+        <w:t>两段式配送的核心中转站——干线骑手将包裹存入寄存柜，楼栋骑手从中取件送达学生。capacity 为物理容量上限，current_packages 为实时在库件数。</w:t>
+      </w:r>
+    </w:p>
+    <w:tbl>
+      <w:tblPr>
+        <w:tblStyle w:val="36"/>
+        <w:tblW w:type="auto" w:w="0"/>
+        <w:jc w:val="center"/>
+        <w:tblLayout w:type="autofit"/>
+        <w:tblLook w:firstColumn="1" w:firstRow="1" w:lastColumn="0" w:lastRow="0" w:noHBand="0" w:noVBand="1" w:val="04A0"/>
+      </w:tblPr>
+      <w:tblGrid>
+        <w:gridCol w:w="2183"/>
+        <w:gridCol w:w="2183"/>
+        <w:gridCol w:w="2183"/>
+        <w:gridCol w:w="2183"/>
+      </w:tblGrid>
+      <w:tr>
+        <w:tc>
+          <w:tcPr>
+            <w:tcW w:type="dxa" w:w="2183"/>
+            <w:shd w:fill="2F5496"/>
+          </w:tcPr>
+          <w:p>
+            <w:pPr>
+              <w:jc w:val="left"/>
+            </w:pPr>
+            <w:r>
+              <w:rPr>
+                <w:color w:val="FFFFFF"/>
+              </w:rPr>
+            </w:r>
+            <w:r>
+              <w:rPr>
+                <w:rFonts w:ascii="微软雅黑" w:hAnsi="微软雅黑" w:eastAsia="微软雅黑"/>
+                <w:b/>
+                <w:color w:val="FFFFFF"/>
+                <w:sz w:val="16"/>
+              </w:rPr>
+              <w:t>字段名</w:t>
+            </w:r>
+          </w:p>
+        </w:tc>
+        <w:tc>
+          <w:tcPr>
+            <w:tcW w:type="dxa" w:w="2183"/>
+            <w:shd w:fill="2F5496"/>
+          </w:tcPr>
+          <w:p>
+            <w:pPr>
+              <w:jc w:val="left"/>
+            </w:pPr>
+            <w:r>
+              <w:rPr>
+                <w:color w:val="FFFFFF"/>
+              </w:rPr>
+            </w:r>
+            <w:r>
+              <w:rPr>
+                <w:rFonts w:ascii="微软雅黑" w:hAnsi="微软雅黑" w:eastAsia="微软雅黑"/>
+                <w:b/>
+                <w:color w:val="FFFFFF"/>
+                <w:sz w:val="16"/>
+              </w:rPr>
+              <w:t>数据类型</w:t>
+            </w:r>
+          </w:p>
+        </w:tc>
+        <w:tc>
+          <w:tcPr>
+            <w:tcW w:type="dxa" w:w="2183"/>
+            <w:shd w:fill="2F5496"/>
+          </w:tcPr>
+          <w:p>
+            <w:pPr>
+              <w:jc w:val="left"/>
+            </w:pPr>
+            <w:r>
+              <w:rPr>
+                <w:color w:val="FFFFFF"/>
+              </w:rPr>
+            </w:r>
+            <w:r>
+              <w:rPr>
+                <w:rFonts w:ascii="微软雅黑" w:hAnsi="微软雅黑" w:eastAsia="微软雅黑"/>
+                <w:b/>
+                <w:color w:val="FFFFFF"/>
+                <w:sz w:val="16"/>
+              </w:rPr>
+              <w:t>主外键约束</w:t>
+            </w:r>
+          </w:p>
+        </w:tc>
+        <w:tc>
+          <w:tcPr>
+            <w:tcW w:type="dxa" w:w="2183"/>
+            <w:shd w:fill="2F5496"/>
+          </w:tcPr>
+          <w:p>
+            <w:pPr>
+              <w:jc w:val="left"/>
+            </w:pPr>
+            <w:r>
+              <w:rPr>
+                <w:color w:val="FFFFFF"/>
+              </w:rPr>
+            </w:r>
+            <w:r>
+              <w:rPr>
+                <w:rFonts w:ascii="微软雅黑" w:hAnsi="微软雅黑" w:eastAsia="微软雅黑"/>
+                <w:b/>
+                <w:color w:val="FFFFFF"/>
+                <w:sz w:val="16"/>
+              </w:rPr>
+              <w:t>业务逻辑说明</w:t>
+            </w:r>
+          </w:p>
+        </w:tc>
+      </w:tr>
+      <w:tr>
+        <w:tc>
+          <w:tcPr>
+            <w:tcW w:type="dxa" w:w="2183"/>
+            <w:shd w:fill="EBF1F8"/>
+          </w:tcPr>
+          <w:p>
+            <w:pPr>
+              <w:jc w:val="left"/>
+            </w:pPr>
+            <w:r/>
+            <w:r>
+              <w:rPr>
+                <w:rFonts w:ascii="微软雅黑" w:hAnsi="微软雅黑" w:eastAsia="微软雅黑"/>
+                <w:b/>
+                <w:sz w:val="16"/>
+              </w:rPr>
+              <w:t>point_id</w:t>
+            </w:r>
+          </w:p>
+        </w:tc>
+        <w:tc>
+          <w:tcPr>
+            <w:tcW w:type="dxa" w:w="2183"/>
+            <w:shd w:fill="EBF1F8"/>
+          </w:tcPr>
+          <w:p>
+            <w:pPr>
+              <w:jc w:val="left"/>
+            </w:pPr>
+            <w:r/>
+            <w:r>
+              <w:rPr>
+                <w:rFonts w:ascii="微软雅黑" w:hAnsi="微软雅黑" w:eastAsia="微软雅黑"/>
+                <w:sz w:val="16"/>
+              </w:rPr>
+              <w:t>INT</w:t>
+            </w:r>
+          </w:p>
+        </w:tc>
+        <w:tc>
+          <w:tcPr>
+            <w:tcW w:type="dxa" w:w="2183"/>
+            <w:shd w:fill="EBF1F8"/>
+          </w:tcPr>
+          <w:p>
+            <w:pPr>
+              <w:jc w:val="left"/>
+            </w:pPr>
+            <w:r/>
+            <w:r>
+              <w:rPr>
+                <w:rFonts w:ascii="微软雅黑" w:hAnsi="微软雅黑" w:eastAsia="微软雅黑"/>
+                <w:sz w:val="16"/>
+              </w:rPr>
+              <w:t>PRIMARY KEY, AUTO_INCREMENT</w:t>
+            </w:r>
+          </w:p>
+        </w:tc>
+        <w:tc>
+          <w:tcPr>
+            <w:tcW w:type="dxa" w:w="2183"/>
+            <w:shd w:fill="EBF1F8"/>
+          </w:tcPr>
+          <w:p>
+            <w:pPr>
+              <w:jc w:val="left"/>
+            </w:pPr>
+            <w:r/>
+            <w:r>
+              <w:rPr>
+                <w:rFonts w:ascii="微软雅黑" w:hAnsi="微软雅黑" w:eastAsia="微软雅黑"/>
+                <w:sz w:val="16"/>
+              </w:rPr>
+              <w:t>寄存点唯一ID</w:t>
+            </w:r>
+          </w:p>
+        </w:tc>
+      </w:tr>
+      <w:tr>
+        <w:tc>
+          <w:tcPr>
+            <w:tcW w:type="dxa" w:w="2183"/>
+            <w:shd w:fill="FFFFFF"/>
+          </w:tcPr>
+          <w:p>
+            <w:pPr>
+              <w:jc w:val="left"/>
+            </w:pPr>
+            <w:r/>
+            <w:r>
+              <w:rPr>
+                <w:rFonts w:ascii="微软雅黑" w:hAnsi="微软雅黑" w:eastAsia="微软雅黑"/>
+                <w:b/>
+                <w:sz w:val="16"/>
+              </w:rPr>
+              <w:t>point_name</w:t>
+            </w:r>
+          </w:p>
+        </w:tc>
+        <w:tc>
+          <w:tcPr>
+            <w:tcW w:type="dxa" w:w="2183"/>
+            <w:shd w:fill="FFFFFF"/>
+          </w:tcPr>
+          <w:p>
+            <w:pPr>
+              <w:jc w:val="left"/>
+            </w:pPr>
+            <w:r/>
+            <w:r>
+              <w:rPr>
+                <w:rFonts w:ascii="微软雅黑" w:hAnsi="微软雅黑" w:eastAsia="微软雅黑"/>
+                <w:sz w:val="16"/>
+              </w:rPr>
+              <w:t>VARCHAR(50)</w:t>
+            </w:r>
+          </w:p>
+        </w:tc>
+        <w:tc>
+          <w:tcPr>
+            <w:tcW w:type="dxa" w:w="2183"/>
+            <w:shd w:fill="FFFFFF"/>
+          </w:tcPr>
+          <w:p>
+            <w:pPr>
+              <w:jc w:val="left"/>
+            </w:pPr>
+            <w:r/>
+            <w:r>
+              <w:rPr>
+                <w:rFonts w:ascii="微软雅黑" w:hAnsi="微软雅黑" w:eastAsia="微软雅黑"/>
+                <w:sz w:val="16"/>
+              </w:rPr>
+              <w:t>NOT NULL</w:t>
+            </w:r>
+          </w:p>
+        </w:tc>
+        <w:tc>
+          <w:tcPr>
+            <w:tcW w:type="dxa" w:w="2183"/>
+            <w:shd w:fill="FFFFFF"/>
+          </w:tcPr>
+          <w:p>
+            <w:pPr>
+              <w:jc w:val="left"/>
+            </w:pPr>
+            <w:r/>
+            <w:r>
+              <w:rPr>
+                <w:rFonts w:ascii="微软雅黑" w:hAnsi="微软雅黑" w:eastAsia="微软雅黑"/>
+                <w:sz w:val="16"/>
+              </w:rPr>
+              <w:t>寄存点名称（如：1期智能寄存柜）</w:t>
+            </w:r>
+          </w:p>
+        </w:tc>
+      </w:tr>
+      <w:tr>
+        <w:tc>
+          <w:tcPr>
+            <w:tcW w:type="dxa" w:w="2183"/>
+            <w:shd w:fill="EBF1F8"/>
+          </w:tcPr>
+          <w:p>
+            <w:pPr>
+              <w:jc w:val="left"/>
+            </w:pPr>
+            <w:r/>
+            <w:r>
+              <w:rPr>
+                <w:rFonts w:ascii="微软雅黑" w:hAnsi="微软雅黑" w:eastAsia="微软雅黑"/>
+                <w:b/>
+                <w:sz w:val="16"/>
+              </w:rPr>
+              <w:t>location</w:t>
+            </w:r>
+          </w:p>
+        </w:tc>
+        <w:tc>
+          <w:tcPr>
+            <w:tcW w:type="dxa" w:w="2183"/>
+            <w:shd w:fill="EBF1F8"/>
+          </w:tcPr>
+          <w:p>
+            <w:pPr>
+              <w:jc w:val="left"/>
+            </w:pPr>
+            <w:r/>
+            <w:r>
+              <w:rPr>
+                <w:rFonts w:ascii="微软雅黑" w:hAnsi="微软雅黑" w:eastAsia="微软雅黑"/>
+                <w:sz w:val="16"/>
+              </w:rPr>
+              <w:t>VARCHAR(200)</w:t>
+            </w:r>
+          </w:p>
+        </w:tc>
+        <w:tc>
+          <w:tcPr>
+            <w:tcW w:type="dxa" w:w="2183"/>
+            <w:shd w:fill="EBF1F8"/>
+          </w:tcPr>
+          <w:p>
+            <w:pPr>
+              <w:jc w:val="left"/>
+            </w:pPr>
+            <w:r/>
+            <w:r>
+              <w:rPr>
+                <w:rFonts w:ascii="微软雅黑" w:hAnsi="微软雅黑" w:eastAsia="微软雅黑"/>
+                <w:sz w:val="16"/>
+              </w:rPr>
+              <w:t>NOT NULL</w:t>
+            </w:r>
+          </w:p>
+        </w:tc>
+        <w:tc>
+          <w:tcPr>
+            <w:tcW w:type="dxa" w:w="2183"/>
+            <w:shd w:fill="EBF1F8"/>
+          </w:tcPr>
+          <w:p>
+            <w:pPr>
+              <w:jc w:val="left"/>
+            </w:pPr>
+            <w:r/>
+            <w:r>
+              <w:rPr>
+                <w:rFonts w:ascii="微软雅黑" w:hAnsi="微软雅黑" w:eastAsia="微软雅黑"/>
+                <w:sz w:val="16"/>
+              </w:rPr>
+              <w:t>具体物理位置描述</w:t>
+            </w:r>
+          </w:p>
+        </w:tc>
+      </w:tr>
+      <w:tr>
+        <w:tc>
+          <w:tcPr>
+            <w:tcW w:type="dxa" w:w="2183"/>
+            <w:shd w:fill="FFFFFF"/>
+          </w:tcPr>
+          <w:p>
+            <w:pPr>
+              <w:jc w:val="left"/>
+            </w:pPr>
+            <w:r/>
+            <w:r>
+              <w:rPr>
+                <w:rFonts w:ascii="微软雅黑" w:hAnsi="微软雅黑" w:eastAsia="微软雅黑"/>
+                <w:b/>
+                <w:sz w:val="16"/>
+              </w:rPr>
+              <w:t>capacity</w:t>
+            </w:r>
+          </w:p>
+        </w:tc>
+        <w:tc>
+          <w:tcPr>
+            <w:tcW w:type="dxa" w:w="2183"/>
+            <w:shd w:fill="FFFFFF"/>
+          </w:tcPr>
+          <w:p>
+            <w:pPr>
+              <w:jc w:val="left"/>
+            </w:pPr>
+            <w:r/>
+            <w:r>
+              <w:rPr>
+                <w:rFonts w:ascii="微软雅黑" w:hAnsi="微软雅黑" w:eastAsia="微软雅黑"/>
+                <w:sz w:val="16"/>
+              </w:rPr>
+              <w:t>INT</w:t>
+            </w:r>
+          </w:p>
+        </w:tc>
+        <w:tc>
+          <w:tcPr>
+            <w:tcW w:type="dxa" w:w="2183"/>
+            <w:shd w:fill="FFFFFF"/>
+          </w:tcPr>
+          <w:p>
+            <w:pPr>
+              <w:jc w:val="left"/>
+            </w:pPr>
+            <w:r/>
+            <w:r>
+              <w:rPr>
+                <w:rFonts w:ascii="微软雅黑" w:hAnsi="微软雅黑" w:eastAsia="微软雅黑"/>
+                <w:sz w:val="16"/>
+              </w:rPr>
+              <w:t>NOT NULL</w:t>
+            </w:r>
+          </w:p>
+        </w:tc>
+        <w:tc>
+          <w:tcPr>
+            <w:tcW w:type="dxa" w:w="2183"/>
+            <w:shd w:fill="FFFFFF"/>
+          </w:tcPr>
+          <w:p>
+            <w:pPr>
+              <w:jc w:val="left"/>
+            </w:pPr>
+            <w:r/>
+            <w:r>
+              <w:rPr>
+                <w:rFonts w:ascii="微软雅黑" w:hAnsi="微软雅黑" w:eastAsia="微软雅黑"/>
+                <w:sz w:val="16"/>
+              </w:rPr>
+              <w:t>最大格子容积上限</w:t>
+            </w:r>
+          </w:p>
+        </w:tc>
+      </w:tr>
+      <w:tr>
+        <w:tc>
+          <w:tcPr>
+            <w:tcW w:type="dxa" w:w="2183"/>
+            <w:shd w:fill="EBF1F8"/>
+          </w:tcPr>
+          <w:p>
+            <w:pPr>
+              <w:jc w:val="left"/>
+            </w:pPr>
+            <w:r/>
+            <w:r>
+              <w:rPr>
+                <w:rFonts w:ascii="微软雅黑" w:hAnsi="微软雅黑" w:eastAsia="微软雅黑"/>
+                <w:b/>
+                <w:sz w:val="16"/>
+              </w:rPr>
+              <w:t>current_packages</w:t>
+            </w:r>
+          </w:p>
+        </w:tc>
+        <w:tc>
+          <w:tcPr>
+            <w:tcW w:type="dxa" w:w="2183"/>
+            <w:shd w:fill="EBF1F8"/>
+          </w:tcPr>
+          <w:p>
+            <w:pPr>
+              <w:jc w:val="left"/>
+            </w:pPr>
+            <w:r/>
+            <w:r>
+              <w:rPr>
+                <w:rFonts w:ascii="微软雅黑" w:hAnsi="微软雅黑" w:eastAsia="微软雅黑"/>
+                <w:sz w:val="16"/>
+              </w:rPr>
+              <w:t>INT</w:t>
+            </w:r>
+          </w:p>
+        </w:tc>
+        <w:tc>
+          <w:tcPr>
+            <w:tcW w:type="dxa" w:w="2183"/>
+            <w:shd w:fill="EBF1F8"/>
+          </w:tcPr>
+          <w:p>
+            <w:pPr>
+              <w:jc w:val="left"/>
+            </w:pPr>
+            <w:r/>
+            <w:r>
+              <w:rPr>
+                <w:rFonts w:ascii="微软雅黑" w:hAnsi="微软雅黑" w:eastAsia="微软雅黑"/>
+                <w:sz w:val="16"/>
+              </w:rPr>
+              <w:t>DEFAULT 0, CHECK (current_packages &gt;= 0),</w:t>
+              <w:br/>
+              <w:t>CHECK (current_packages &lt;= capacity)</w:t>
+            </w:r>
+          </w:p>
+        </w:tc>
+        <w:tc>
+          <w:tcPr>
+            <w:tcW w:type="dxa" w:w="2183"/>
+            <w:shd w:fill="EBF1F8"/>
+          </w:tcPr>
+          <w:p>
+            <w:pPr>
+              <w:jc w:val="left"/>
+            </w:pPr>
+            <w:r/>
+            <w:r>
+              <w:rPr>
+                <w:rFonts w:ascii="微软雅黑" w:hAnsi="微软雅黑" w:eastAsia="微软雅黑"/>
+                <w:sz w:val="16"/>
+              </w:rPr>
+              <w:t>当前在库滞留件数，严禁超容</w:t>
+            </w:r>
+          </w:p>
+        </w:tc>
+      </w:tr>
+    </w:tbl>
+    <w:p/>
+    <w:p>
+      <w:r>
+        <w:rPr>
+          <w:rFonts w:ascii="微软雅黑" w:hAnsi="微软雅黑" w:eastAsia="微软雅黑"/>
+          <w:b/>
+          <w:sz w:val="22"/>
+        </w:rPr>
+        <w:t>表3-5  riders（两段式特种骑手表）</w:t>
+      </w:r>
+    </w:p>
+    <w:p>
+      <w:r>
+        <w:rPr>
+          <w:rFonts w:ascii="微软雅黑" w:hAnsi="微软雅黑" w:eastAsia="微软雅黑"/>
+          <w:color w:val="555555"/>
+          <w:sz w:val="18"/>
+        </w:rPr>
+        <w:t>通过 rider_type 枚举字段区分干线骑手（Stage1_Trunk：商家→寄存点）与楼栋骑手（Stage2_Floor：寄存点→寝室），实现两段式配送角色分离。</w:t>
+      </w:r>
+    </w:p>
+    <w:tbl>
+      <w:tblPr>
+        <w:tblStyle w:val="36"/>
+        <w:tblW w:type="auto" w:w="0"/>
+        <w:jc w:val="center"/>
+        <w:tblLayout w:type="autofit"/>
+        <w:tblLook w:firstColumn="1" w:firstRow="1" w:lastColumn="0" w:lastRow="0" w:noHBand="0" w:noVBand="1" w:val="04A0"/>
+      </w:tblPr>
+      <w:tblGrid>
+        <w:gridCol w:w="2183"/>
+        <w:gridCol w:w="2183"/>
+        <w:gridCol w:w="2183"/>
+        <w:gridCol w:w="2183"/>
+      </w:tblGrid>
+      <w:tr>
+        <w:tc>
+          <w:tcPr>
+            <w:tcW w:type="dxa" w:w="2183"/>
+            <w:shd w:fill="2F5496"/>
+          </w:tcPr>
+          <w:p>
+            <w:pPr>
+              <w:jc w:val="left"/>
+            </w:pPr>
+            <w:r>
+              <w:rPr>
+                <w:color w:val="FFFFFF"/>
+              </w:rPr>
+            </w:r>
+            <w:r>
+              <w:rPr>
+                <w:rFonts w:ascii="微软雅黑" w:hAnsi="微软雅黑" w:eastAsia="微软雅黑"/>
+                <w:b/>
+                <w:color w:val="FFFFFF"/>
+                <w:sz w:val="16"/>
+              </w:rPr>
+              <w:t>字段名</w:t>
+            </w:r>
+          </w:p>
+        </w:tc>
+        <w:tc>
+          <w:tcPr>
+            <w:tcW w:type="dxa" w:w="2183"/>
+            <w:shd w:fill="2F5496"/>
+          </w:tcPr>
+          <w:p>
+            <w:pPr>
+              <w:jc w:val="left"/>
+            </w:pPr>
+            <w:r>
+              <w:rPr>
+                <w:color w:val="FFFFFF"/>
+              </w:rPr>
+            </w:r>
+            <w:r>
+              <w:rPr>
+                <w:rFonts w:ascii="微软雅黑" w:hAnsi="微软雅黑" w:eastAsia="微软雅黑"/>
+                <w:b/>
+                <w:color w:val="FFFFFF"/>
+                <w:sz w:val="16"/>
+              </w:rPr>
+              <w:t>数据类型</w:t>
+            </w:r>
+          </w:p>
+        </w:tc>
+        <w:tc>
+          <w:tcPr>
+            <w:tcW w:type="dxa" w:w="2183"/>
+            <w:shd w:fill="2F5496"/>
+          </w:tcPr>
+          <w:p>
+            <w:pPr>
+              <w:jc w:val="left"/>
+            </w:pPr>
+            <w:r>
+              <w:rPr>
+                <w:color w:val="FFFFFF"/>
+              </w:rPr>
+            </w:r>
+            <w:r>
+              <w:rPr>
+                <w:rFonts w:ascii="微软雅黑" w:hAnsi="微软雅黑" w:eastAsia="微软雅黑"/>
+                <w:b/>
+                <w:color w:val="FFFFFF"/>
+                <w:sz w:val="16"/>
+              </w:rPr>
+              <w:t>主外键约束</w:t>
+            </w:r>
+          </w:p>
+        </w:tc>
+        <w:tc>
+          <w:tcPr>
+            <w:tcW w:type="dxa" w:w="2183"/>
+            <w:shd w:fill="2F5496"/>
+          </w:tcPr>
+          <w:p>
+            <w:pPr>
+              <w:jc w:val="left"/>
+            </w:pPr>
+            <w:r>
+              <w:rPr>
+                <w:color w:val="FFFFFF"/>
+              </w:rPr>
+            </w:r>
+            <w:r>
+              <w:rPr>
+                <w:rFonts w:ascii="微软雅黑" w:hAnsi="微软雅黑" w:eastAsia="微软雅黑"/>
+                <w:b/>
+                <w:color w:val="FFFFFF"/>
+                <w:sz w:val="16"/>
+              </w:rPr>
+              <w:t>业务逻辑说明</w:t>
+            </w:r>
+          </w:p>
+        </w:tc>
+      </w:tr>
+      <w:tr>
+        <w:tc>
+          <w:tcPr>
+            <w:tcW w:type="dxa" w:w="2183"/>
+            <w:shd w:fill="EBF1F8"/>
+          </w:tcPr>
+          <w:p>
+            <w:pPr>
+              <w:jc w:val="left"/>
+            </w:pPr>
+            <w:r/>
+            <w:r>
+              <w:rPr>
+                <w:rFonts w:ascii="微软雅黑" w:hAnsi="微软雅黑" w:eastAsia="微软雅黑"/>
+                <w:b/>
+                <w:sz w:val="16"/>
+              </w:rPr>
+              <w:t>rider_id</w:t>
+            </w:r>
+          </w:p>
+        </w:tc>
+        <w:tc>
+          <w:tcPr>
+            <w:tcW w:type="dxa" w:w="2183"/>
+            <w:shd w:fill="EBF1F8"/>
+          </w:tcPr>
+          <w:p>
+            <w:pPr>
+              <w:jc w:val="left"/>
+            </w:pPr>
+            <w:r/>
+            <w:r>
+              <w:rPr>
+                <w:rFonts w:ascii="微软雅黑" w:hAnsi="微软雅黑" w:eastAsia="微软雅黑"/>
+                <w:sz w:val="16"/>
+              </w:rPr>
+              <w:t>INT</w:t>
+            </w:r>
+          </w:p>
+        </w:tc>
+        <w:tc>
+          <w:tcPr>
+            <w:tcW w:type="dxa" w:w="2183"/>
+            <w:shd w:fill="EBF1F8"/>
+          </w:tcPr>
+          <w:p>
+            <w:pPr>
+              <w:jc w:val="left"/>
+            </w:pPr>
+            <w:r/>
+            <w:r>
+              <w:rPr>
+                <w:rFonts w:ascii="微软雅黑" w:hAnsi="微软雅黑" w:eastAsia="微软雅黑"/>
+                <w:sz w:val="16"/>
+              </w:rPr>
+              <w:t>PRIMARY KEY, AUTO_INCREMENT</w:t>
+            </w:r>
+          </w:p>
+        </w:tc>
+        <w:tc>
+          <w:tcPr>
+            <w:tcW w:type="dxa" w:w="2183"/>
+            <w:shd w:fill="EBF1F8"/>
+          </w:tcPr>
+          <w:p>
+            <w:pPr>
+              <w:jc w:val="left"/>
+            </w:pPr>
+            <w:r/>
+            <w:r>
+              <w:rPr>
+                <w:rFonts w:ascii="微软雅黑" w:hAnsi="微软雅黑" w:eastAsia="微软雅黑"/>
+                <w:sz w:val="16"/>
+              </w:rPr>
+              <w:t>骑手唯一ID</w:t>
+            </w:r>
+          </w:p>
+        </w:tc>
+      </w:tr>
+      <w:tr>
+        <w:tc>
+          <w:tcPr>
+            <w:tcW w:type="dxa" w:w="2183"/>
+            <w:shd w:fill="FFFFFF"/>
+          </w:tcPr>
+          <w:p>
+            <w:pPr>
+              <w:jc w:val="left"/>
+            </w:pPr>
+            <w:r/>
+            <w:r>
+              <w:rPr>
+                <w:rFonts w:ascii="微软雅黑" w:hAnsi="微软雅黑" w:eastAsia="微软雅黑"/>
+                <w:b/>
+                <w:sz w:val="16"/>
+              </w:rPr>
+              <w:t>rider_name</w:t>
+            </w:r>
+          </w:p>
+        </w:tc>
+        <w:tc>
+          <w:tcPr>
+            <w:tcW w:type="dxa" w:w="2183"/>
+            <w:shd w:fill="FFFFFF"/>
+          </w:tcPr>
+          <w:p>
+            <w:pPr>
+              <w:jc w:val="left"/>
+            </w:pPr>
+            <w:r/>
+            <w:r>
+              <w:rPr>
+                <w:rFonts w:ascii="微软雅黑" w:hAnsi="微软雅黑" w:eastAsia="微软雅黑"/>
+                <w:sz w:val="16"/>
+              </w:rPr>
+              <w:t>VARCHAR(50)</w:t>
+            </w:r>
+          </w:p>
+        </w:tc>
+        <w:tc>
+          <w:tcPr>
+            <w:tcW w:type="dxa" w:w="2183"/>
+            <w:shd w:fill="FFFFFF"/>
+          </w:tcPr>
+          <w:p>
+            <w:pPr>
+              <w:jc w:val="left"/>
+            </w:pPr>
+            <w:r/>
+            <w:r>
+              <w:rPr>
+                <w:rFonts w:ascii="微软雅黑" w:hAnsi="微软雅黑" w:eastAsia="微软雅黑"/>
+                <w:sz w:val="16"/>
+              </w:rPr>
+              <w:t>NOT NULL</w:t>
+            </w:r>
+          </w:p>
+        </w:tc>
+        <w:tc>
+          <w:tcPr>
+            <w:tcW w:type="dxa" w:w="2183"/>
+            <w:shd w:fill="FFFFFF"/>
+          </w:tcPr>
+          <w:p>
+            <w:pPr>
+              <w:jc w:val="left"/>
+            </w:pPr>
+            <w:r/>
+            <w:r>
+              <w:rPr>
+                <w:rFonts w:ascii="微软雅黑" w:hAnsi="微软雅黑" w:eastAsia="微软雅黑"/>
+                <w:sz w:val="16"/>
+              </w:rPr>
+              <w:t>骑手姓名</w:t>
+            </w:r>
+          </w:p>
+        </w:tc>
+      </w:tr>
+      <w:tr>
+        <w:tc>
+          <w:tcPr>
+            <w:tcW w:type="dxa" w:w="2183"/>
+            <w:shd w:fill="EBF1F8"/>
+          </w:tcPr>
+          <w:p>
+            <w:pPr>
+              <w:jc w:val="left"/>
+            </w:pPr>
+            <w:r/>
+            <w:r>
+              <w:rPr>
+                <w:rFonts w:ascii="微软雅黑" w:hAnsi="微软雅黑" w:eastAsia="微软雅黑"/>
+                <w:b/>
+                <w:sz w:val="16"/>
+              </w:rPr>
+              <w:t>phone</w:t>
+            </w:r>
+          </w:p>
+        </w:tc>
+        <w:tc>
+          <w:tcPr>
+            <w:tcW w:type="dxa" w:w="2183"/>
+            <w:shd w:fill="EBF1F8"/>
+          </w:tcPr>
+          <w:p>
+            <w:pPr>
+              <w:jc w:val="left"/>
+            </w:pPr>
+            <w:r/>
+            <w:r>
+              <w:rPr>
+                <w:rFonts w:ascii="微软雅黑" w:hAnsi="微软雅黑" w:eastAsia="微软雅黑"/>
+                <w:sz w:val="16"/>
+              </w:rPr>
+              <w:t>VARCHAR(20)</w:t>
+            </w:r>
+          </w:p>
+        </w:tc>
+        <w:tc>
+          <w:tcPr>
+            <w:tcW w:type="dxa" w:w="2183"/>
+            <w:shd w:fill="EBF1F8"/>
+          </w:tcPr>
+          <w:p>
+            <w:pPr>
+              <w:jc w:val="left"/>
+            </w:pPr>
+            <w:r/>
+            <w:r>
+              <w:rPr>
+                <w:rFonts w:ascii="微软雅黑" w:hAnsi="微软雅黑" w:eastAsia="微软雅黑"/>
+                <w:sz w:val="16"/>
+              </w:rPr>
+              <w:t>NOT NULL, UNIQUE</w:t>
+            </w:r>
+          </w:p>
+        </w:tc>
+        <w:tc>
+          <w:tcPr>
+            <w:tcW w:type="dxa" w:w="2183"/>
+            <w:shd w:fill="EBF1F8"/>
+          </w:tcPr>
+          <w:p>
+            <w:pPr>
+              <w:jc w:val="left"/>
+            </w:pPr>
+            <w:r/>
+            <w:r>
+              <w:rPr>
+                <w:rFonts w:ascii="微软雅黑" w:hAnsi="微软雅黑" w:eastAsia="微软雅黑"/>
+                <w:sz w:val="16"/>
+              </w:rPr>
+              <w:t>联系电话，全局唯一</w:t>
+            </w:r>
+          </w:p>
+        </w:tc>
+      </w:tr>
+      <w:tr>
+        <w:tc>
+          <w:tcPr>
+            <w:tcW w:type="dxa" w:w="2183"/>
+            <w:shd w:fill="FFFFFF"/>
+          </w:tcPr>
+          <w:p>
+            <w:pPr>
+              <w:jc w:val="left"/>
+            </w:pPr>
+            <w:r/>
+            <w:r>
+              <w:rPr>
+                <w:rFonts w:ascii="微软雅黑" w:hAnsi="微软雅黑" w:eastAsia="微软雅黑"/>
+                <w:b/>
+                <w:sz w:val="16"/>
+              </w:rPr>
+              <w:t>rider_type</w:t>
+            </w:r>
+          </w:p>
+        </w:tc>
+        <w:tc>
+          <w:tcPr>
+            <w:tcW w:type="dxa" w:w="2183"/>
+            <w:shd w:fill="FFFFFF"/>
+          </w:tcPr>
+          <w:p>
+            <w:pPr>
+              <w:jc w:val="left"/>
+            </w:pPr>
+            <w:r/>
+            <w:r>
+              <w:rPr>
+                <w:rFonts w:ascii="微软雅黑" w:hAnsi="微软雅黑" w:eastAsia="微软雅黑"/>
+                <w:sz w:val="16"/>
+              </w:rPr>
+              <w:t>ENUM('Stage1_Trunk', 'Stage2_Floor')</w:t>
+            </w:r>
+          </w:p>
+        </w:tc>
+        <w:tc>
+          <w:tcPr>
+            <w:tcW w:type="dxa" w:w="2183"/>
+            <w:shd w:fill="FFFFFF"/>
+          </w:tcPr>
+          <w:p>
+            <w:pPr>
+              <w:jc w:val="left"/>
+            </w:pPr>
+            <w:r/>
+            <w:r>
+              <w:rPr>
+                <w:rFonts w:ascii="微软雅黑" w:hAnsi="微软雅黑" w:eastAsia="微软雅黑"/>
+                <w:sz w:val="16"/>
+              </w:rPr>
+              <w:t>NOT NULL</w:t>
+            </w:r>
+          </w:p>
+        </w:tc>
+        <w:tc>
+          <w:tcPr>
+            <w:tcW w:type="dxa" w:w="2183"/>
+            <w:shd w:fill="FFFFFF"/>
+          </w:tcPr>
+          <w:p>
+            <w:pPr>
+              <w:jc w:val="left"/>
+            </w:pPr>
+            <w:r/>
+            <w:r>
+              <w:rPr>
+                <w:rFonts w:ascii="微软雅黑" w:hAnsi="微软雅黑" w:eastAsia="微软雅黑"/>
+                <w:sz w:val="16"/>
+              </w:rPr>
+              <w:t>骑手分工：Stage1_Trunk=干线（商家→寄存点）, Stage2_Floor=楼栋（寄存点→寝室）</w:t>
+            </w:r>
+          </w:p>
+        </w:tc>
+      </w:tr>
+      <w:tr>
+        <w:tc>
+          <w:tcPr>
+            <w:tcW w:type="dxa" w:w="2183"/>
+            <w:shd w:fill="EBF1F8"/>
+          </w:tcPr>
+          <w:p>
+            <w:pPr>
+              <w:jc w:val="left"/>
+            </w:pPr>
+            <w:r/>
+            <w:r>
+              <w:rPr>
+                <w:rFonts w:ascii="微软雅黑" w:hAnsi="微软雅黑" w:eastAsia="微软雅黑"/>
+                <w:b/>
+                <w:sz w:val="16"/>
+              </w:rPr>
+              <w:t>status</w:t>
+            </w:r>
+          </w:p>
+        </w:tc>
+        <w:tc>
+          <w:tcPr>
+            <w:tcW w:type="dxa" w:w="2183"/>
+            <w:shd w:fill="EBF1F8"/>
+          </w:tcPr>
+          <w:p>
+            <w:pPr>
+              <w:jc w:val="left"/>
+            </w:pPr>
+            <w:r/>
+            <w:r>
+              <w:rPr>
+                <w:rFonts w:ascii="微软雅黑" w:hAnsi="微软雅黑" w:eastAsia="微软雅黑"/>
+                <w:sz w:val="16"/>
+              </w:rPr>
+              <w:t>ENUM('Idle', 'Delivering', 'Offline')</w:t>
+            </w:r>
+          </w:p>
+        </w:tc>
+        <w:tc>
+          <w:tcPr>
+            <w:tcW w:type="dxa" w:w="2183"/>
+            <w:shd w:fill="EBF1F8"/>
+          </w:tcPr>
+          <w:p>
+            <w:pPr>
+              <w:jc w:val="left"/>
+            </w:pPr>
+            <w:r/>
+            <w:r>
+              <w:rPr>
+                <w:rFonts w:ascii="微软雅黑" w:hAnsi="微软雅黑" w:eastAsia="微软雅黑"/>
+                <w:sz w:val="16"/>
+              </w:rPr>
+              <w:t>DEFAULT 'Idle'</w:t>
+            </w:r>
+          </w:p>
+        </w:tc>
+        <w:tc>
+          <w:tcPr>
+            <w:tcW w:type="dxa" w:w="2183"/>
+            <w:shd w:fill="EBF1F8"/>
+          </w:tcPr>
+          <w:p>
+            <w:pPr>
+              <w:jc w:val="left"/>
+            </w:pPr>
+            <w:r/>
+            <w:r>
+              <w:rPr>
+                <w:rFonts w:ascii="微软雅黑" w:hAnsi="微软雅黑" w:eastAsia="微软雅黑"/>
+                <w:sz w:val="16"/>
+              </w:rPr>
+              <w:t>工作状态：Idle=空闲, Delivering=配送中, Offline=离线</w:t>
+            </w:r>
+          </w:p>
+        </w:tc>
+      </w:tr>
+    </w:tbl>
+    <w:p/>
+    <w:p>
+      <w:r>
+        <w:rPr>
+          <w:rFonts w:ascii="微软雅黑" w:hAnsi="微软雅黑" w:eastAsia="微软雅黑"/>
+          <w:b/>
+          <w:sz w:val="22"/>
+        </w:rPr>
+        <w:t>表3-6  orders（两段式配送核心订单表）</w:t>
+      </w:r>
+    </w:p>
+    <w:p>
+      <w:r>
+        <w:rPr>
+          <w:rFonts w:ascii="微软雅黑" w:hAnsi="微软雅黑" w:eastAsia="微软雅黑"/>
+          <w:color w:val="555555"/>
+          <w:sz w:val="18"/>
+        </w:rPr>
+        <w:t>系统核心业务表，集成六态状态机（Paid → Stage1_Assigned → Arrived_At_Point → Stage2_Assigned → Completed / Cancelled）与双骑手复合绑定（stage1_rider_id + stage2_rider_id），配备全链路时间审计戳。</w:t>
+      </w:r>
+    </w:p>
+    <w:tbl>
+      <w:tblPr>
+        <w:tblStyle w:val="36"/>
+        <w:tblW w:type="auto" w:w="0"/>
+        <w:jc w:val="center"/>
+        <w:tblLayout w:type="autofit"/>
+        <w:tblLook w:firstColumn="1" w:firstRow="1" w:lastColumn="0" w:lastRow="0" w:noHBand="0" w:noVBand="1" w:val="04A0"/>
+      </w:tblPr>
+      <w:tblGrid>
+        <w:gridCol w:w="2183"/>
+        <w:gridCol w:w="2183"/>
+        <w:gridCol w:w="2183"/>
+        <w:gridCol w:w="2183"/>
+      </w:tblGrid>
+      <w:tr>
+        <w:tc>
+          <w:tcPr>
+            <w:tcW w:type="dxa" w:w="2183"/>
+            <w:shd w:fill="2F5496"/>
+          </w:tcPr>
+          <w:p>
+            <w:pPr>
+              <w:jc w:val="left"/>
+            </w:pPr>
+            <w:r>
+              <w:rPr>
+                <w:color w:val="FFFFFF"/>
+              </w:rPr>
+            </w:r>
+            <w:r>
+              <w:rPr>
+                <w:rFonts w:ascii="微软雅黑" w:hAnsi="微软雅黑" w:eastAsia="微软雅黑"/>
+                <w:b/>
+                <w:color w:val="FFFFFF"/>
+                <w:sz w:val="16"/>
+              </w:rPr>
+              <w:t>字段名</w:t>
+            </w:r>
+          </w:p>
+        </w:tc>
+        <w:tc>
+          <w:tcPr>
+            <w:tcW w:type="dxa" w:w="2183"/>
+            <w:shd w:fill="2F5496"/>
+          </w:tcPr>
+          <w:p>
+            <w:pPr>
+              <w:jc w:val="left"/>
+            </w:pPr>
+            <w:r>
+              <w:rPr>
+                <w:color w:val="FFFFFF"/>
+              </w:rPr>
+            </w:r>
+            <w:r>
+              <w:rPr>
+                <w:rFonts w:ascii="微软雅黑" w:hAnsi="微软雅黑" w:eastAsia="微软雅黑"/>
+                <w:b/>
+                <w:color w:val="FFFFFF"/>
+                <w:sz w:val="16"/>
+              </w:rPr>
+              <w:t>数据类型</w:t>
+            </w:r>
+          </w:p>
+        </w:tc>
+        <w:tc>
+          <w:tcPr>
+            <w:tcW w:type="dxa" w:w="2183"/>
+            <w:shd w:fill="2F5496"/>
+          </w:tcPr>
+          <w:p>
+            <w:pPr>
+              <w:jc w:val="left"/>
+            </w:pPr>
+            <w:r>
+              <w:rPr>
+                <w:color w:val="FFFFFF"/>
+              </w:rPr>
+            </w:r>
+            <w:r>
+              <w:rPr>
+                <w:rFonts w:ascii="微软雅黑" w:hAnsi="微软雅黑" w:eastAsia="微软雅黑"/>
+                <w:b/>
+                <w:color w:val="FFFFFF"/>
+                <w:sz w:val="16"/>
+              </w:rPr>
+              <w:t>主外键约束</w:t>
+            </w:r>
+          </w:p>
+        </w:tc>
+        <w:tc>
+          <w:tcPr>
+            <w:tcW w:type="dxa" w:w="2183"/>
+            <w:shd w:fill="2F5496"/>
+          </w:tcPr>
+          <w:p>
+            <w:pPr>
+              <w:jc w:val="left"/>
+            </w:pPr>
+            <w:r>
+              <w:rPr>
+                <w:color w:val="FFFFFF"/>
+              </w:rPr>
+            </w:r>
+            <w:r>
+              <w:rPr>
+                <w:rFonts w:ascii="微软雅黑" w:hAnsi="微软雅黑" w:eastAsia="微软雅黑"/>
+                <w:b/>
+                <w:color w:val="FFFFFF"/>
+                <w:sz w:val="16"/>
+              </w:rPr>
+              <w:t>业务逻辑说明</w:t>
+            </w:r>
+          </w:p>
+        </w:tc>
+      </w:tr>
+      <w:tr>
+        <w:tc>
+          <w:tcPr>
+            <w:tcW w:type="dxa" w:w="2183"/>
+            <w:shd w:fill="EBF1F8"/>
+          </w:tcPr>
+          <w:p>
+            <w:pPr>
+              <w:jc w:val="left"/>
+            </w:pPr>
+            <w:r/>
+            <w:r>
+              <w:rPr>
+                <w:rFonts w:ascii="微软雅黑" w:hAnsi="微软雅黑" w:eastAsia="微软雅黑"/>
+                <w:b/>
+                <w:sz w:val="16"/>
+              </w:rPr>
+              <w:t>order_id</w:t>
+            </w:r>
+          </w:p>
+        </w:tc>
+        <w:tc>
+          <w:tcPr>
+            <w:tcW w:type="dxa" w:w="2183"/>
+            <w:shd w:fill="EBF1F8"/>
+          </w:tcPr>
+          <w:p>
+            <w:pPr>
+              <w:jc w:val="left"/>
+            </w:pPr>
+            <w:r/>
+            <w:r>
+              <w:rPr>
+                <w:rFonts w:ascii="微软雅黑" w:hAnsi="微软雅黑" w:eastAsia="微软雅黑"/>
+                <w:sz w:val="16"/>
+              </w:rPr>
+              <w:t>INT</w:t>
+            </w:r>
+          </w:p>
+        </w:tc>
+        <w:tc>
+          <w:tcPr>
+            <w:tcW w:type="dxa" w:w="2183"/>
+            <w:shd w:fill="EBF1F8"/>
+          </w:tcPr>
+          <w:p>
+            <w:pPr>
+              <w:jc w:val="left"/>
+            </w:pPr>
+            <w:r/>
+            <w:r>
+              <w:rPr>
+                <w:rFonts w:ascii="微软雅黑" w:hAnsi="微软雅黑" w:eastAsia="微软雅黑"/>
+                <w:sz w:val="16"/>
+              </w:rPr>
+              <w:t>PRIMARY KEY, AUTO_INCREMENT</w:t>
+            </w:r>
+          </w:p>
+        </w:tc>
+        <w:tc>
+          <w:tcPr>
+            <w:tcW w:type="dxa" w:w="2183"/>
+            <w:shd w:fill="EBF1F8"/>
+          </w:tcPr>
+          <w:p>
+            <w:pPr>
+              <w:jc w:val="left"/>
+            </w:pPr>
+            <w:r/>
+            <w:r>
+              <w:rPr>
+                <w:rFonts w:ascii="微软雅黑" w:hAnsi="微软雅黑" w:eastAsia="微软雅黑"/>
+                <w:sz w:val="16"/>
+              </w:rPr>
+              <w:t>订单唯一流水号</w:t>
+            </w:r>
+          </w:p>
+        </w:tc>
+      </w:tr>
+      <w:tr>
+        <w:tc>
+          <w:tcPr>
+            <w:tcW w:type="dxa" w:w="2183"/>
+            <w:shd w:fill="FFFFFF"/>
+          </w:tcPr>
+          <w:p>
+            <w:pPr>
+              <w:jc w:val="left"/>
+            </w:pPr>
+            <w:r/>
+            <w:r>
+              <w:rPr>
+                <w:rFonts w:ascii="微软雅黑" w:hAnsi="微软雅黑" w:eastAsia="微软雅黑"/>
+                <w:b/>
+                <w:sz w:val="16"/>
+              </w:rPr>
+              <w:t>user_id</w:t>
+            </w:r>
+          </w:p>
+        </w:tc>
+        <w:tc>
+          <w:tcPr>
+            <w:tcW w:type="dxa" w:w="2183"/>
+            <w:shd w:fill="FFFFFF"/>
+          </w:tcPr>
+          <w:p>
+            <w:pPr>
+              <w:jc w:val="left"/>
+            </w:pPr>
+            <w:r/>
+            <w:r>
+              <w:rPr>
+                <w:rFonts w:ascii="微软雅黑" w:hAnsi="微软雅黑" w:eastAsia="微软雅黑"/>
+                <w:sz w:val="16"/>
+              </w:rPr>
+              <w:t>INT</w:t>
+            </w:r>
+          </w:p>
+        </w:tc>
+        <w:tc>
+          <w:tcPr>
+            <w:tcW w:type="dxa" w:w="2183"/>
+            <w:shd w:fill="FFFFFF"/>
+          </w:tcPr>
+          <w:p>
+            <w:pPr>
+              <w:jc w:val="left"/>
+            </w:pPr>
+            <w:r/>
+            <w:r>
+              <w:rPr>
+                <w:rFonts w:ascii="微软雅黑" w:hAnsi="微软雅黑" w:eastAsia="微软雅黑"/>
+                <w:sz w:val="16"/>
+              </w:rPr>
+              <w:t>NOT NULL, FOREIGN KEY → users(user_id)</w:t>
+            </w:r>
+          </w:p>
+        </w:tc>
+        <w:tc>
+          <w:tcPr>
+            <w:tcW w:type="dxa" w:w="2183"/>
+            <w:shd w:fill="FFFFFF"/>
+          </w:tcPr>
+          <w:p>
+            <w:pPr>
+              <w:jc w:val="left"/>
+            </w:pPr>
+            <w:r/>
+            <w:r>
+              <w:rPr>
+                <w:rFonts w:ascii="微软雅黑" w:hAnsi="微软雅黑" w:eastAsia="微软雅黑"/>
+                <w:sz w:val="16"/>
+              </w:rPr>
+              <w:t>下单学生ID</w:t>
+            </w:r>
+          </w:p>
+        </w:tc>
+      </w:tr>
+      <w:tr>
+        <w:tc>
+          <w:tcPr>
+            <w:tcW w:type="dxa" w:w="2183"/>
+            <w:shd w:fill="EBF1F8"/>
+          </w:tcPr>
+          <w:p>
+            <w:pPr>
+              <w:jc w:val="left"/>
+            </w:pPr>
+            <w:r/>
+            <w:r>
+              <w:rPr>
+                <w:rFonts w:ascii="微软雅黑" w:hAnsi="微软雅黑" w:eastAsia="微软雅黑"/>
+                <w:b/>
+                <w:sz w:val="16"/>
+              </w:rPr>
+              <w:t>merchant_id</w:t>
+            </w:r>
+          </w:p>
+        </w:tc>
+        <w:tc>
+          <w:tcPr>
+            <w:tcW w:type="dxa" w:w="2183"/>
+            <w:shd w:fill="EBF1F8"/>
+          </w:tcPr>
+          <w:p>
+            <w:pPr>
+              <w:jc w:val="left"/>
+            </w:pPr>
+            <w:r/>
+            <w:r>
+              <w:rPr>
+                <w:rFonts w:ascii="微软雅黑" w:hAnsi="微软雅黑" w:eastAsia="微软雅黑"/>
+                <w:sz w:val="16"/>
+              </w:rPr>
+              <w:t>INT</w:t>
+            </w:r>
+          </w:p>
+        </w:tc>
+        <w:tc>
+          <w:tcPr>
+            <w:tcW w:type="dxa" w:w="2183"/>
+            <w:shd w:fill="EBF1F8"/>
+          </w:tcPr>
+          <w:p>
+            <w:pPr>
+              <w:jc w:val="left"/>
+            </w:pPr>
+            <w:r/>
+            <w:r>
+              <w:rPr>
+                <w:rFonts w:ascii="微软雅黑" w:hAnsi="微软雅黑" w:eastAsia="微软雅黑"/>
+                <w:sz w:val="16"/>
+              </w:rPr>
+              <w:t>NOT NULL, FOREIGN KEY → merchants(merchant_id)</w:t>
+            </w:r>
+          </w:p>
+        </w:tc>
+        <w:tc>
+          <w:tcPr>
+            <w:tcW w:type="dxa" w:w="2183"/>
+            <w:shd w:fill="EBF1F8"/>
+          </w:tcPr>
+          <w:p>
+            <w:pPr>
+              <w:jc w:val="left"/>
+            </w:pPr>
+            <w:r/>
+            <w:r>
+              <w:rPr>
+                <w:rFonts w:ascii="微软雅黑" w:hAnsi="微软雅黑" w:eastAsia="微软雅黑"/>
+                <w:sz w:val="16"/>
+              </w:rPr>
+              <w:t>下单商家ID</w:t>
+            </w:r>
+          </w:p>
+        </w:tc>
+      </w:tr>
+      <w:tr>
+        <w:tc>
+          <w:tcPr>
+            <w:tcW w:type="dxa" w:w="2183"/>
+            <w:shd w:fill="FFFFFF"/>
+          </w:tcPr>
+          <w:p>
+            <w:pPr>
+              <w:jc w:val="left"/>
+            </w:pPr>
+            <w:r/>
+            <w:r>
+              <w:rPr>
+                <w:rFonts w:ascii="微软雅黑" w:hAnsi="微软雅黑" w:eastAsia="微软雅黑"/>
+                <w:b/>
+                <w:sz w:val="16"/>
+              </w:rPr>
+              <w:t>pickup_point_id</w:t>
+            </w:r>
+          </w:p>
+        </w:tc>
+        <w:tc>
+          <w:tcPr>
+            <w:tcW w:type="dxa" w:w="2183"/>
+            <w:shd w:fill="FFFFFF"/>
+          </w:tcPr>
+          <w:p>
+            <w:pPr>
+              <w:jc w:val="left"/>
+            </w:pPr>
+            <w:r/>
+            <w:r>
+              <w:rPr>
+                <w:rFonts w:ascii="微软雅黑" w:hAnsi="微软雅黑" w:eastAsia="微软雅黑"/>
+                <w:sz w:val="16"/>
+              </w:rPr>
+              <w:t>INT</w:t>
+            </w:r>
+          </w:p>
+        </w:tc>
+        <w:tc>
+          <w:tcPr>
+            <w:tcW w:type="dxa" w:w="2183"/>
+            <w:shd w:fill="FFFFFF"/>
+          </w:tcPr>
+          <w:p>
+            <w:pPr>
+              <w:jc w:val="left"/>
+            </w:pPr>
+            <w:r/>
+            <w:r>
+              <w:rPr>
+                <w:rFonts w:ascii="微软雅黑" w:hAnsi="微软雅黑" w:eastAsia="微软雅黑"/>
+                <w:sz w:val="16"/>
+              </w:rPr>
+              <w:t>NOT NULL, FOREIGN KEY → pickup_points(point_id)</w:t>
+            </w:r>
+          </w:p>
+        </w:tc>
+        <w:tc>
+          <w:tcPr>
+            <w:tcW w:type="dxa" w:w="2183"/>
+            <w:shd w:fill="FFFFFF"/>
+          </w:tcPr>
+          <w:p>
+            <w:pPr>
+              <w:jc w:val="left"/>
+            </w:pPr>
+            <w:r/>
+            <w:r>
+              <w:rPr>
+                <w:rFonts w:ascii="微软雅黑" w:hAnsi="微软雅黑" w:eastAsia="微软雅黑"/>
+                <w:sz w:val="16"/>
+              </w:rPr>
+              <w:t>指派的中转寄存点ID</w:t>
+            </w:r>
+          </w:p>
+        </w:tc>
+      </w:tr>
+      <w:tr>
+        <w:tc>
+          <w:tcPr>
+            <w:tcW w:type="dxa" w:w="2183"/>
+            <w:shd w:fill="EBF1F8"/>
+          </w:tcPr>
+          <w:p>
+            <w:pPr>
+              <w:jc w:val="left"/>
+            </w:pPr>
+            <w:r/>
+            <w:r>
+              <w:rPr>
+                <w:rFonts w:ascii="微软雅黑" w:hAnsi="微软雅黑" w:eastAsia="微软雅黑"/>
+                <w:b/>
+                <w:sz w:val="16"/>
+              </w:rPr>
+              <w:t>total_amount</w:t>
+            </w:r>
+          </w:p>
+        </w:tc>
+        <w:tc>
+          <w:tcPr>
+            <w:tcW w:type="dxa" w:w="2183"/>
+            <w:shd w:fill="EBF1F8"/>
+          </w:tcPr>
+          <w:p>
+            <w:pPr>
+              <w:jc w:val="left"/>
+            </w:pPr>
+            <w:r/>
+            <w:r>
+              <w:rPr>
+                <w:rFonts w:ascii="微软雅黑" w:hAnsi="微软雅黑" w:eastAsia="微软雅黑"/>
+                <w:sz w:val="16"/>
+              </w:rPr>
+              <w:t>DECIMAL(10,2)</w:t>
+            </w:r>
+          </w:p>
+        </w:tc>
+        <w:tc>
+          <w:tcPr>
+            <w:tcW w:type="dxa" w:w="2183"/>
+            <w:shd w:fill="EBF1F8"/>
+          </w:tcPr>
+          <w:p>
+            <w:pPr>
+              <w:jc w:val="left"/>
+            </w:pPr>
+            <w:r/>
+            <w:r>
+              <w:rPr>
+                <w:rFonts w:ascii="微软雅黑" w:hAnsi="微软雅黑" w:eastAsia="微软雅黑"/>
+                <w:sz w:val="16"/>
+              </w:rPr>
+              <w:t>NOT NULL DEFAULT 0.00</w:t>
+            </w:r>
+          </w:p>
+        </w:tc>
+        <w:tc>
+          <w:tcPr>
+            <w:tcW w:type="dxa" w:w="2183"/>
+            <w:shd w:fill="EBF1F8"/>
+          </w:tcPr>
+          <w:p>
+            <w:pPr>
+              <w:jc w:val="left"/>
+            </w:pPr>
+            <w:r/>
+            <w:r>
+              <w:rPr>
+                <w:rFonts w:ascii="微软雅黑" w:hAnsi="微软雅黑" w:eastAsia="微软雅黑"/>
+                <w:sz w:val="16"/>
+              </w:rPr>
+              <w:t>订单总金额</w:t>
+            </w:r>
+          </w:p>
+        </w:tc>
+      </w:tr>
+      <w:tr>
+        <w:tc>
+          <w:tcPr>
+            <w:tcW w:type="dxa" w:w="2183"/>
+            <w:shd w:fill="FFFFFF"/>
+          </w:tcPr>
+          <w:p>
+            <w:pPr>
+              <w:jc w:val="left"/>
+            </w:pPr>
+            <w:r/>
+            <w:r>
+              <w:rPr>
+                <w:rFonts w:ascii="微软雅黑" w:hAnsi="微软雅黑" w:eastAsia="微软雅黑"/>
+                <w:b/>
+                <w:sz w:val="16"/>
+              </w:rPr>
+              <w:t>order_status</w:t>
+            </w:r>
+          </w:p>
+        </w:tc>
+        <w:tc>
+          <w:tcPr>
+            <w:tcW w:type="dxa" w:w="2183"/>
+            <w:shd w:fill="FFFFFF"/>
+          </w:tcPr>
+          <w:p>
+            <w:pPr>
+              <w:jc w:val="left"/>
+            </w:pPr>
+            <w:r/>
+            <w:r>
+              <w:rPr>
+                <w:rFonts w:ascii="微软雅黑" w:hAnsi="微软雅黑" w:eastAsia="微软雅黑"/>
+                <w:sz w:val="16"/>
+              </w:rPr>
+              <w:t>ENUM('Paid','Stage1_Assigned','Arrived_At_Point',</w:t>
+              <w:br/>
+              <w:t>'Stage2_Assigned','Completed','Cancelled')</w:t>
+            </w:r>
+          </w:p>
+        </w:tc>
+        <w:tc>
+          <w:tcPr>
+            <w:tcW w:type="dxa" w:w="2183"/>
+            <w:shd w:fill="FFFFFF"/>
+          </w:tcPr>
+          <w:p>
+            <w:pPr>
+              <w:jc w:val="left"/>
+            </w:pPr>
+            <w:r/>
+            <w:r>
+              <w:rPr>
+                <w:rFonts w:ascii="微软雅黑" w:hAnsi="微软雅黑" w:eastAsia="微软雅黑"/>
+                <w:sz w:val="16"/>
+              </w:rPr>
+              <w:t>DEFAULT 'Paid'</w:t>
+            </w:r>
+          </w:p>
+        </w:tc>
+        <w:tc>
+          <w:tcPr>
+            <w:tcW w:type="dxa" w:w="2183"/>
+            <w:shd w:fill="FFFFFF"/>
+          </w:tcPr>
+          <w:p>
+            <w:pPr>
+              <w:jc w:val="left"/>
+            </w:pPr>
+            <w:r/>
+            <w:r>
+              <w:rPr>
+                <w:rFonts w:ascii="微软雅黑" w:hAnsi="微软雅黑" w:eastAsia="微软雅黑"/>
+                <w:sz w:val="16"/>
+              </w:rPr>
+              <w:t>两段式订单复合状态：Paid→Stage1_Assigned→Arrived_At_Point→Stage2_Assigned→Completed（Cancelled任意前序可触发）</w:t>
+            </w:r>
+          </w:p>
+        </w:tc>
+      </w:tr>
+      <w:tr>
+        <w:tc>
+          <w:tcPr>
+            <w:tcW w:type="dxa" w:w="2183"/>
+            <w:shd w:fill="EBF1F8"/>
+          </w:tcPr>
+          <w:p>
+            <w:pPr>
+              <w:jc w:val="left"/>
+            </w:pPr>
+            <w:r/>
+            <w:r>
+              <w:rPr>
+                <w:rFonts w:ascii="微软雅黑" w:hAnsi="微软雅黑" w:eastAsia="微软雅黑"/>
+                <w:b/>
+                <w:sz w:val="16"/>
+              </w:rPr>
+              <w:t>stage1_rider_id</w:t>
+            </w:r>
+          </w:p>
+        </w:tc>
+        <w:tc>
+          <w:tcPr>
+            <w:tcW w:type="dxa" w:w="2183"/>
+            <w:shd w:fill="EBF1F8"/>
+          </w:tcPr>
+          <w:p>
+            <w:pPr>
+              <w:jc w:val="left"/>
+            </w:pPr>
+            <w:r/>
+            <w:r>
+              <w:rPr>
+                <w:rFonts w:ascii="微软雅黑" w:hAnsi="微软雅黑" w:eastAsia="微软雅黑"/>
+                <w:sz w:val="16"/>
+              </w:rPr>
+              <w:t>INT</w:t>
+            </w:r>
+          </w:p>
+        </w:tc>
+        <w:tc>
+          <w:tcPr>
+            <w:tcW w:type="dxa" w:w="2183"/>
+            <w:shd w:fill="EBF1F8"/>
+          </w:tcPr>
+          <w:p>
+            <w:pPr>
+              <w:jc w:val="left"/>
+            </w:pPr>
+            <w:r/>
+            <w:r>
+              <w:rPr>
+                <w:rFonts w:ascii="微软雅黑" w:hAnsi="微软雅黑" w:eastAsia="微软雅黑"/>
+                <w:sz w:val="16"/>
+              </w:rPr>
+              <w:t>DEFAULT NULL, FOREIGN KEY → riders(rider_id)</w:t>
+            </w:r>
+          </w:p>
+        </w:tc>
+        <w:tc>
+          <w:tcPr>
+            <w:tcW w:type="dxa" w:w="2183"/>
+            <w:shd w:fill="EBF1F8"/>
+          </w:tcPr>
+          <w:p>
+            <w:pPr>
+              <w:jc w:val="left"/>
+            </w:pPr>
+            <w:r/>
+            <w:r>
+              <w:rPr>
+                <w:rFonts w:ascii="微软雅黑" w:hAnsi="微软雅黑" w:eastAsia="微软雅黑"/>
+                <w:sz w:val="16"/>
+              </w:rPr>
+              <w:t>干线骑手ID（第一段配送）</w:t>
+            </w:r>
+          </w:p>
+        </w:tc>
+      </w:tr>
+      <w:tr>
+        <w:tc>
+          <w:tcPr>
+            <w:tcW w:type="dxa" w:w="2183"/>
+            <w:shd w:fill="FFFFFF"/>
+          </w:tcPr>
+          <w:p>
+            <w:pPr>
+              <w:jc w:val="left"/>
+            </w:pPr>
+            <w:r/>
+            <w:r>
+              <w:rPr>
+                <w:rFonts w:ascii="微软雅黑" w:hAnsi="微软雅黑" w:eastAsia="微软雅黑"/>
+                <w:b/>
+                <w:sz w:val="16"/>
+              </w:rPr>
+              <w:t>stage2_rider_id</w:t>
+            </w:r>
+          </w:p>
+        </w:tc>
+        <w:tc>
+          <w:tcPr>
+            <w:tcW w:type="dxa" w:w="2183"/>
+            <w:shd w:fill="FFFFFF"/>
+          </w:tcPr>
+          <w:p>
+            <w:pPr>
+              <w:jc w:val="left"/>
+            </w:pPr>
+            <w:r/>
+            <w:r>
+              <w:rPr>
+                <w:rFonts w:ascii="微软雅黑" w:hAnsi="微软雅黑" w:eastAsia="微软雅黑"/>
+                <w:sz w:val="16"/>
+              </w:rPr>
+              <w:t>INT</w:t>
+            </w:r>
+          </w:p>
+        </w:tc>
+        <w:tc>
+          <w:tcPr>
+            <w:tcW w:type="dxa" w:w="2183"/>
+            <w:shd w:fill="FFFFFF"/>
+          </w:tcPr>
+          <w:p>
+            <w:pPr>
+              <w:jc w:val="left"/>
+            </w:pPr>
+            <w:r/>
+            <w:r>
+              <w:rPr>
+                <w:rFonts w:ascii="微软雅黑" w:hAnsi="微软雅黑" w:eastAsia="微软雅黑"/>
+                <w:sz w:val="16"/>
+              </w:rPr>
+              <w:t>DEFAULT NULL, FOREIGN KEY → riders(rider_id)</w:t>
+            </w:r>
+          </w:p>
+        </w:tc>
+        <w:tc>
+          <w:tcPr>
+            <w:tcW w:type="dxa" w:w="2183"/>
+            <w:shd w:fill="FFFFFF"/>
+          </w:tcPr>
+          <w:p>
+            <w:pPr>
+              <w:jc w:val="left"/>
+            </w:pPr>
+            <w:r/>
+            <w:r>
+              <w:rPr>
+                <w:rFonts w:ascii="微软雅黑" w:hAnsi="微软雅黑" w:eastAsia="微软雅黑"/>
+                <w:sz w:val="16"/>
+              </w:rPr>
+              <w:t>楼栋骑手ID（第二段配送）</w:t>
+            </w:r>
+          </w:p>
+        </w:tc>
+      </w:tr>
+      <w:tr>
+        <w:tc>
+          <w:tcPr>
+            <w:tcW w:type="dxa" w:w="2183"/>
+            <w:shd w:fill="EBF1F8"/>
+          </w:tcPr>
+          <w:p>
+            <w:pPr>
+              <w:jc w:val="left"/>
+            </w:pPr>
+            <w:r/>
+            <w:r>
+              <w:rPr>
+                <w:rFonts w:ascii="微软雅黑" w:hAnsi="微软雅黑" w:eastAsia="微软雅黑"/>
+                <w:b/>
+                <w:sz w:val="16"/>
+              </w:rPr>
+              <w:t>created_at</w:t>
+            </w:r>
+          </w:p>
+        </w:tc>
+        <w:tc>
+          <w:tcPr>
+            <w:tcW w:type="dxa" w:w="2183"/>
+            <w:shd w:fill="EBF1F8"/>
+          </w:tcPr>
+          <w:p>
+            <w:pPr>
+              <w:jc w:val="left"/>
+            </w:pPr>
+            <w:r/>
+            <w:r>
+              <w:rPr>
+                <w:rFonts w:ascii="微软雅黑" w:hAnsi="微软雅黑" w:eastAsia="微软雅黑"/>
+                <w:sz w:val="16"/>
+              </w:rPr>
+              <w:t>TIMESTAMP</w:t>
+            </w:r>
+          </w:p>
+        </w:tc>
+        <w:tc>
+          <w:tcPr>
+            <w:tcW w:type="dxa" w:w="2183"/>
+            <w:shd w:fill="EBF1F8"/>
+          </w:tcPr>
+          <w:p>
+            <w:pPr>
+              <w:jc w:val="left"/>
+            </w:pPr>
+            <w:r/>
+            <w:r>
+              <w:rPr>
+                <w:rFonts w:ascii="微软雅黑" w:hAnsi="微软雅黑" w:eastAsia="微软雅黑"/>
+                <w:sz w:val="16"/>
+              </w:rPr>
+              <w:t>DEFAULT CURRENT_TIMESTAMP</w:t>
+            </w:r>
+          </w:p>
+        </w:tc>
+        <w:tc>
+          <w:tcPr>
+            <w:tcW w:type="dxa" w:w="2183"/>
+            <w:shd w:fill="EBF1F8"/>
+          </w:tcPr>
+          <w:p>
+            <w:pPr>
+              <w:jc w:val="left"/>
+            </w:pPr>
+            <w:r/>
+            <w:r>
+              <w:rPr>
+                <w:rFonts w:ascii="微软雅黑" w:hAnsi="微软雅黑" w:eastAsia="微软雅黑"/>
+                <w:sz w:val="16"/>
+              </w:rPr>
+              <w:t>下单时间</w:t>
+            </w:r>
+          </w:p>
+        </w:tc>
+      </w:tr>
+      <w:tr>
+        <w:tc>
+          <w:tcPr>
+            <w:tcW w:type="dxa" w:w="2183"/>
+            <w:shd w:fill="FFFFFF"/>
+          </w:tcPr>
+          <w:p>
+            <w:pPr>
+              <w:jc w:val="left"/>
+            </w:pPr>
+            <w:r/>
+            <w:r>
+              <w:rPr>
+                <w:rFonts w:ascii="微软雅黑" w:hAnsi="微软雅黑" w:eastAsia="微软雅黑"/>
+                <w:b/>
+                <w:sz w:val="16"/>
+              </w:rPr>
+              <w:t>stage1_completed_at</w:t>
+            </w:r>
+          </w:p>
+        </w:tc>
+        <w:tc>
+          <w:tcPr>
+            <w:tcW w:type="dxa" w:w="2183"/>
+            <w:shd w:fill="FFFFFF"/>
+          </w:tcPr>
+          <w:p>
+            <w:pPr>
+              <w:jc w:val="left"/>
+            </w:pPr>
+            <w:r/>
+            <w:r>
+              <w:rPr>
+                <w:rFonts w:ascii="微软雅黑" w:hAnsi="微软雅黑" w:eastAsia="微软雅黑"/>
+                <w:sz w:val="16"/>
+              </w:rPr>
+              <w:t>TIMESTAMP</w:t>
+            </w:r>
+          </w:p>
+        </w:tc>
+        <w:tc>
+          <w:tcPr>
+            <w:tcW w:type="dxa" w:w="2183"/>
+            <w:shd w:fill="FFFFFF"/>
+          </w:tcPr>
+          <w:p>
+            <w:pPr>
+              <w:jc w:val="left"/>
+            </w:pPr>
+            <w:r/>
+            <w:r>
+              <w:rPr>
+                <w:rFonts w:ascii="微软雅黑" w:hAnsi="微软雅黑" w:eastAsia="微软雅黑"/>
+                <w:sz w:val="16"/>
+              </w:rPr>
+              <w:t>NULL DEFAULT NULL</w:t>
+            </w:r>
+          </w:p>
+        </w:tc>
+        <w:tc>
+          <w:tcPr>
+            <w:tcW w:type="dxa" w:w="2183"/>
+            <w:shd w:fill="FFFFFF"/>
+          </w:tcPr>
+          <w:p>
+            <w:pPr>
+              <w:jc w:val="left"/>
+            </w:pPr>
+            <w:r/>
+            <w:r>
+              <w:rPr>
+                <w:rFonts w:ascii="微软雅黑" w:hAnsi="微软雅黑" w:eastAsia="微软雅黑"/>
+                <w:sz w:val="16"/>
+              </w:rPr>
+              <w:t>干线送达中转柜时间</w:t>
+            </w:r>
+          </w:p>
+        </w:tc>
+      </w:tr>
+      <w:tr>
+        <w:tc>
+          <w:tcPr>
+            <w:tcW w:type="dxa" w:w="2183"/>
+            <w:shd w:fill="EBF1F8"/>
+          </w:tcPr>
+          <w:p>
+            <w:pPr>
+              <w:jc w:val="left"/>
+            </w:pPr>
+            <w:r/>
+            <w:r>
+              <w:rPr>
+                <w:rFonts w:ascii="微软雅黑" w:hAnsi="微软雅黑" w:eastAsia="微软雅黑"/>
+                <w:b/>
+                <w:sz w:val="16"/>
+              </w:rPr>
+              <w:t>stage2_completed_at</w:t>
+            </w:r>
+          </w:p>
+        </w:tc>
+        <w:tc>
+          <w:tcPr>
+            <w:tcW w:type="dxa" w:w="2183"/>
+            <w:shd w:fill="EBF1F8"/>
+          </w:tcPr>
+          <w:p>
+            <w:pPr>
+              <w:jc w:val="left"/>
+            </w:pPr>
+            <w:r/>
+            <w:r>
+              <w:rPr>
+                <w:rFonts w:ascii="微软雅黑" w:hAnsi="微软雅黑" w:eastAsia="微软雅黑"/>
+                <w:sz w:val="16"/>
+              </w:rPr>
+              <w:t>TIMESTAMP</w:t>
+            </w:r>
+          </w:p>
+        </w:tc>
+        <w:tc>
+          <w:tcPr>
+            <w:tcW w:type="dxa" w:w="2183"/>
+            <w:shd w:fill="EBF1F8"/>
+          </w:tcPr>
+          <w:p>
+            <w:pPr>
+              <w:jc w:val="left"/>
+            </w:pPr>
+            <w:r/>
+            <w:r>
+              <w:rPr>
+                <w:rFonts w:ascii="微软雅黑" w:hAnsi="微软雅黑" w:eastAsia="微软雅黑"/>
+                <w:sz w:val="16"/>
+              </w:rPr>
+              <w:t>NULL DEFAULT NULL</w:t>
+            </w:r>
+          </w:p>
+        </w:tc>
+        <w:tc>
+          <w:tcPr>
+            <w:tcW w:type="dxa" w:w="2183"/>
+            <w:shd w:fill="EBF1F8"/>
+          </w:tcPr>
+          <w:p>
+            <w:pPr>
+              <w:jc w:val="left"/>
+            </w:pPr>
+            <w:r/>
+            <w:r>
+              <w:rPr>
+                <w:rFonts w:ascii="微软雅黑" w:hAnsi="微软雅黑" w:eastAsia="微软雅黑"/>
+                <w:sz w:val="16"/>
+              </w:rPr>
+              <w:t>最终送达用户时间</w:t>
+            </w:r>
+          </w:p>
+        </w:tc>
+      </w:tr>
+    </w:tbl>
+    <w:p/>
+    <w:p>
+      <w:r>
+        <w:rPr>
+          <w:rFonts w:ascii="微软雅黑" w:hAnsi="微软雅黑" w:eastAsia="微软雅黑"/>
+          <w:b/>
+          <w:sz w:val="22"/>
+        </w:rPr>
+        <w:t>表3-7  order_items（订单商品明细表）</w:t>
+      </w:r>
+    </w:p>
+    <w:p>
+      <w:r>
+        <w:rPr>
+          <w:rFonts w:ascii="微软雅黑" w:hAnsi="微软雅黑" w:eastAsia="微软雅黑"/>
+          <w:color w:val="555555"/>
+          <w:sz w:val="18"/>
+        </w:rPr>
+        <w:t>订单与菜品的关联实体（M:N交叉表），承载购买快照信息。price_at_order 字段独立留存下单瞬间的菜品单价——即使商家后续调整 dishes.price，已完成订单的财务数据也不受影响。</w:t>
+      </w:r>
+    </w:p>
+    <w:tbl>
+      <w:tblPr>
+        <w:tblStyle w:val="36"/>
+        <w:tblW w:type="auto" w:w="0"/>
+        <w:jc w:val="center"/>
+        <w:tblLayout w:type="autofit"/>
+        <w:tblLook w:firstColumn="1" w:firstRow="1" w:lastColumn="0" w:lastRow="0" w:noHBand="0" w:noVBand="1" w:val="04A0"/>
+      </w:tblPr>
+      <w:tblGrid>
+        <w:gridCol w:w="2183"/>
+        <w:gridCol w:w="2183"/>
+        <w:gridCol w:w="2183"/>
+        <w:gridCol w:w="2183"/>
+      </w:tblGrid>
+      <w:tr>
+        <w:tc>
+          <w:tcPr>
+            <w:tcW w:type="dxa" w:w="2183"/>
+            <w:shd w:fill="2F5496"/>
+          </w:tcPr>
+          <w:p>
+            <w:pPr>
+              <w:jc w:val="left"/>
+            </w:pPr>
+            <w:r>
+              <w:rPr>
+                <w:color w:val="FFFFFF"/>
+              </w:rPr>
+            </w:r>
+            <w:r>
+              <w:rPr>
+                <w:rFonts w:ascii="微软雅黑" w:hAnsi="微软雅黑" w:eastAsia="微软雅黑"/>
+                <w:b/>
+                <w:color w:val="FFFFFF"/>
+                <w:sz w:val="16"/>
+              </w:rPr>
+              <w:t>字段名</w:t>
+            </w:r>
+          </w:p>
+        </w:tc>
+        <w:tc>
+          <w:tcPr>
+            <w:tcW w:type="dxa" w:w="2183"/>
+            <w:shd w:fill="2F5496"/>
+          </w:tcPr>
+          <w:p>
+            <w:pPr>
+              <w:jc w:val="left"/>
+            </w:pPr>
+            <w:r>
+              <w:rPr>
+                <w:color w:val="FFFFFF"/>
+              </w:rPr>
+            </w:r>
+            <w:r>
+              <w:rPr>
+                <w:rFonts w:ascii="微软雅黑" w:hAnsi="微软雅黑" w:eastAsia="微软雅黑"/>
+                <w:b/>
+                <w:color w:val="FFFFFF"/>
+                <w:sz w:val="16"/>
+              </w:rPr>
+              <w:t>数据类型</w:t>
+            </w:r>
+          </w:p>
+        </w:tc>
+        <w:tc>
+          <w:tcPr>
+            <w:tcW w:type="dxa" w:w="2183"/>
+            <w:shd w:fill="2F5496"/>
+          </w:tcPr>
+          <w:p>
+            <w:pPr>
+              <w:jc w:val="left"/>
+            </w:pPr>
+            <w:r>
+              <w:rPr>
+                <w:color w:val="FFFFFF"/>
+              </w:rPr>
+            </w:r>
+            <w:r>
+              <w:rPr>
+                <w:rFonts w:ascii="微软雅黑" w:hAnsi="微软雅黑" w:eastAsia="微软雅黑"/>
+                <w:b/>
+                <w:color w:val="FFFFFF"/>
+                <w:sz w:val="16"/>
+              </w:rPr>
+              <w:t>主外键约束</w:t>
+            </w:r>
+          </w:p>
+        </w:tc>
+        <w:tc>
+          <w:tcPr>
+            <w:tcW w:type="dxa" w:w="2183"/>
+            <w:shd w:fill="2F5496"/>
+          </w:tcPr>
+          <w:p>
+            <w:pPr>
+              <w:jc w:val="left"/>
+            </w:pPr>
+            <w:r>
+              <w:rPr>
+                <w:color w:val="FFFFFF"/>
+              </w:rPr>
+            </w:r>
+            <w:r>
+              <w:rPr>
+                <w:rFonts w:ascii="微软雅黑" w:hAnsi="微软雅黑" w:eastAsia="微软雅黑"/>
+                <w:b/>
+                <w:color w:val="FFFFFF"/>
+                <w:sz w:val="16"/>
+              </w:rPr>
+              <w:t>业务逻辑说明</w:t>
+            </w:r>
+          </w:p>
+        </w:tc>
+      </w:tr>
+      <w:tr>
+        <w:tc>
+          <w:tcPr>
+            <w:tcW w:type="dxa" w:w="2183"/>
+            <w:shd w:fill="EBF1F8"/>
+          </w:tcPr>
+          <w:p>
+            <w:pPr>
+              <w:jc w:val="left"/>
+            </w:pPr>
+            <w:r/>
+            <w:r>
+              <w:rPr>
+                <w:rFonts w:ascii="微软雅黑" w:hAnsi="微软雅黑" w:eastAsia="微软雅黑"/>
+                <w:b/>
+                <w:sz w:val="16"/>
+              </w:rPr>
+              <w:t>item_id</w:t>
+            </w:r>
+          </w:p>
+        </w:tc>
+        <w:tc>
+          <w:tcPr>
+            <w:tcW w:type="dxa" w:w="2183"/>
+            <w:shd w:fill="EBF1F8"/>
+          </w:tcPr>
+          <w:p>
+            <w:pPr>
+              <w:jc w:val="left"/>
+            </w:pPr>
+            <w:r/>
+            <w:r>
+              <w:rPr>
+                <w:rFonts w:ascii="微软雅黑" w:hAnsi="微软雅黑" w:eastAsia="微软雅黑"/>
+                <w:sz w:val="16"/>
+              </w:rPr>
+              <w:t>INT</w:t>
+            </w:r>
+          </w:p>
+        </w:tc>
+        <w:tc>
+          <w:tcPr>
+            <w:tcW w:type="dxa" w:w="2183"/>
+            <w:shd w:fill="EBF1F8"/>
+          </w:tcPr>
+          <w:p>
+            <w:pPr>
+              <w:jc w:val="left"/>
+            </w:pPr>
+            <w:r/>
+            <w:r>
+              <w:rPr>
+                <w:rFonts w:ascii="微软雅黑" w:hAnsi="微软雅黑" w:eastAsia="微软雅黑"/>
+                <w:sz w:val="16"/>
+              </w:rPr>
+              <w:t>PRIMARY KEY, AUTO_INCREMENT</w:t>
+            </w:r>
+          </w:p>
+        </w:tc>
+        <w:tc>
+          <w:tcPr>
+            <w:tcW w:type="dxa" w:w="2183"/>
+            <w:shd w:fill="EBF1F8"/>
+          </w:tcPr>
+          <w:p>
+            <w:pPr>
+              <w:jc w:val="left"/>
+            </w:pPr>
+            <w:r/>
+            <w:r>
+              <w:rPr>
+                <w:rFonts w:ascii="微软雅黑" w:hAnsi="微软雅黑" w:eastAsia="微软雅黑"/>
+                <w:sz w:val="16"/>
+              </w:rPr>
+              <w:t>明细项ID</w:t>
+            </w:r>
+          </w:p>
+        </w:tc>
+      </w:tr>
+      <w:tr>
+        <w:tc>
+          <w:tcPr>
+            <w:tcW w:type="dxa" w:w="2183"/>
+            <w:shd w:fill="FFFFFF"/>
+          </w:tcPr>
+          <w:p>
+            <w:pPr>
+              <w:jc w:val="left"/>
+            </w:pPr>
+            <w:r/>
+            <w:r>
+              <w:rPr>
+                <w:rFonts w:ascii="微软雅黑" w:hAnsi="微软雅黑" w:eastAsia="微软雅黑"/>
+                <w:b/>
+                <w:sz w:val="16"/>
+              </w:rPr>
+              <w:t>order_id</w:t>
+            </w:r>
+          </w:p>
+        </w:tc>
+        <w:tc>
+          <w:tcPr>
+            <w:tcW w:type="dxa" w:w="2183"/>
+            <w:shd w:fill="FFFFFF"/>
+          </w:tcPr>
+          <w:p>
+            <w:pPr>
+              <w:jc w:val="left"/>
+            </w:pPr>
+            <w:r/>
+            <w:r>
+              <w:rPr>
+                <w:rFonts w:ascii="微软雅黑" w:hAnsi="微软雅黑" w:eastAsia="微软雅黑"/>
+                <w:sz w:val="16"/>
+              </w:rPr>
+              <w:t>INT</w:t>
+            </w:r>
+          </w:p>
+        </w:tc>
+        <w:tc>
+          <w:tcPr>
+            <w:tcW w:type="dxa" w:w="2183"/>
+            <w:shd w:fill="FFFFFF"/>
+          </w:tcPr>
+          <w:p>
+            <w:pPr>
+              <w:jc w:val="left"/>
+            </w:pPr>
+            <w:r/>
+            <w:r>
+              <w:rPr>
+                <w:rFonts w:ascii="微软雅黑" w:hAnsi="微软雅黑" w:eastAsia="微软雅黑"/>
+                <w:sz w:val="16"/>
+              </w:rPr>
+              <w:t>NOT NULL, FOREIGN KEY → orders(order_id)</w:t>
+              <w:br/>
+              <w:t>ON DELETE CASCADE</w:t>
+            </w:r>
+          </w:p>
+        </w:tc>
+        <w:tc>
+          <w:tcPr>
+            <w:tcW w:type="dxa" w:w="2183"/>
+            <w:shd w:fill="FFFFFF"/>
+          </w:tcPr>
+          <w:p>
+            <w:pPr>
+              <w:jc w:val="left"/>
+            </w:pPr>
+            <w:r/>
+            <w:r>
+              <w:rPr>
+                <w:rFonts w:ascii="微软雅黑" w:hAnsi="微软雅黑" w:eastAsia="微软雅黑"/>
+                <w:sz w:val="16"/>
+              </w:rPr>
+              <w:t>关联的主订单ID（级联删除）</w:t>
+            </w:r>
+          </w:p>
+        </w:tc>
+      </w:tr>
+      <w:tr>
+        <w:tc>
+          <w:tcPr>
+            <w:tcW w:type="dxa" w:w="2183"/>
+            <w:shd w:fill="EBF1F8"/>
+          </w:tcPr>
+          <w:p>
+            <w:pPr>
+              <w:jc w:val="left"/>
+            </w:pPr>
+            <w:r/>
+            <w:r>
+              <w:rPr>
+                <w:rFonts w:ascii="微软雅黑" w:hAnsi="微软雅黑" w:eastAsia="微软雅黑"/>
+                <w:b/>
+                <w:sz w:val="16"/>
+              </w:rPr>
+              <w:t>dish_id</w:t>
+            </w:r>
+          </w:p>
+        </w:tc>
+        <w:tc>
+          <w:tcPr>
+            <w:tcW w:type="dxa" w:w="2183"/>
+            <w:shd w:fill="EBF1F8"/>
+          </w:tcPr>
+          <w:p>
+            <w:pPr>
+              <w:jc w:val="left"/>
+            </w:pPr>
+            <w:r/>
+            <w:r>
+              <w:rPr>
+                <w:rFonts w:ascii="微软雅黑" w:hAnsi="微软雅黑" w:eastAsia="微软雅黑"/>
+                <w:sz w:val="16"/>
+              </w:rPr>
+              <w:t>INT</w:t>
+            </w:r>
+          </w:p>
+        </w:tc>
+        <w:tc>
+          <w:tcPr>
+            <w:tcW w:type="dxa" w:w="2183"/>
+            <w:shd w:fill="EBF1F8"/>
+          </w:tcPr>
+          <w:p>
+            <w:pPr>
+              <w:jc w:val="left"/>
+            </w:pPr>
+            <w:r/>
+            <w:r>
+              <w:rPr>
+                <w:rFonts w:ascii="微软雅黑" w:hAnsi="微软雅黑" w:eastAsia="微软雅黑"/>
+                <w:sz w:val="16"/>
+              </w:rPr>
+              <w:t>NOT NULL, FOREIGN KEY → dishes(dish_id)</w:t>
+            </w:r>
+          </w:p>
+        </w:tc>
+        <w:tc>
+          <w:tcPr>
+            <w:tcW w:type="dxa" w:w="2183"/>
+            <w:shd w:fill="EBF1F8"/>
+          </w:tcPr>
+          <w:p>
+            <w:pPr>
+              <w:jc w:val="left"/>
+            </w:pPr>
+            <w:r/>
+            <w:r>
+              <w:rPr>
+                <w:rFonts w:ascii="微软雅黑" w:hAnsi="微软雅黑" w:eastAsia="微软雅黑"/>
+                <w:sz w:val="16"/>
+              </w:rPr>
+              <w:t>关联的菜品ID</w:t>
+            </w:r>
+          </w:p>
+        </w:tc>
+      </w:tr>
+      <w:tr>
+        <w:tc>
+          <w:tcPr>
+            <w:tcW w:type="dxa" w:w="2183"/>
+            <w:shd w:fill="FFFFFF"/>
+          </w:tcPr>
+          <w:p>
+            <w:pPr>
+              <w:jc w:val="left"/>
+            </w:pPr>
+            <w:r/>
+            <w:r>
+              <w:rPr>
+                <w:rFonts w:ascii="微软雅黑" w:hAnsi="微软雅黑" w:eastAsia="微软雅黑"/>
+                <w:b/>
+                <w:sz w:val="16"/>
+              </w:rPr>
+              <w:t>quantity</w:t>
+            </w:r>
+          </w:p>
+        </w:tc>
+        <w:tc>
+          <w:tcPr>
+            <w:tcW w:type="dxa" w:w="2183"/>
+            <w:shd w:fill="FFFFFF"/>
+          </w:tcPr>
+          <w:p>
+            <w:pPr>
+              <w:jc w:val="left"/>
+            </w:pPr>
+            <w:r/>
+            <w:r>
+              <w:rPr>
+                <w:rFonts w:ascii="微软雅黑" w:hAnsi="微软雅黑" w:eastAsia="微软雅黑"/>
+                <w:sz w:val="16"/>
+              </w:rPr>
+              <w:t>INT</w:t>
+            </w:r>
+          </w:p>
+        </w:tc>
+        <w:tc>
+          <w:tcPr>
+            <w:tcW w:type="dxa" w:w="2183"/>
+            <w:shd w:fill="FFFFFF"/>
+          </w:tcPr>
+          <w:p>
+            <w:pPr>
+              <w:jc w:val="left"/>
+            </w:pPr>
+            <w:r/>
+            <w:r>
+              <w:rPr>
+                <w:rFonts w:ascii="微软雅黑" w:hAnsi="微软雅黑" w:eastAsia="微软雅黑"/>
+                <w:sz w:val="16"/>
+              </w:rPr>
+              <w:t>NOT NULL, CHECK (quantity &gt; 0)</w:t>
+            </w:r>
+          </w:p>
+        </w:tc>
+        <w:tc>
+          <w:tcPr>
+            <w:tcW w:type="dxa" w:w="2183"/>
+            <w:shd w:fill="FFFFFF"/>
+          </w:tcPr>
+          <w:p>
+            <w:pPr>
+              <w:jc w:val="left"/>
+            </w:pPr>
+            <w:r/>
+            <w:r>
+              <w:rPr>
+                <w:rFonts w:ascii="微软雅黑" w:hAnsi="微软雅黑" w:eastAsia="微软雅黑"/>
+                <w:sz w:val="16"/>
+              </w:rPr>
+              <w:t>购买数量（必须 ≥1）</w:t>
+            </w:r>
+          </w:p>
+        </w:tc>
+      </w:tr>
+      <w:tr>
+        <w:tc>
+          <w:tcPr>
+            <w:tcW w:type="dxa" w:w="2183"/>
+            <w:shd w:fill="EBF1F8"/>
+          </w:tcPr>
+          <w:p>
+            <w:pPr>
+              <w:jc w:val="left"/>
+            </w:pPr>
+            <w:r/>
+            <w:r>
+              <w:rPr>
+                <w:rFonts w:ascii="微软雅黑" w:hAnsi="微软雅黑" w:eastAsia="微软雅黑"/>
+                <w:b/>
+                <w:sz w:val="16"/>
+              </w:rPr>
+              <w:t>price_at_order</w:t>
+            </w:r>
+          </w:p>
+        </w:tc>
+        <w:tc>
+          <w:tcPr>
+            <w:tcW w:type="dxa" w:w="2183"/>
+            <w:shd w:fill="EBF1F8"/>
+          </w:tcPr>
+          <w:p>
+            <w:pPr>
+              <w:jc w:val="left"/>
+            </w:pPr>
+            <w:r/>
+            <w:r>
+              <w:rPr>
+                <w:rFonts w:ascii="微软雅黑" w:hAnsi="微软雅黑" w:eastAsia="微软雅黑"/>
+                <w:sz w:val="16"/>
+              </w:rPr>
+              <w:t>DECIMAL(8,2)</w:t>
+            </w:r>
+          </w:p>
+        </w:tc>
+        <w:tc>
+          <w:tcPr>
+            <w:tcW w:type="dxa" w:w="2183"/>
+            <w:shd w:fill="EBF1F8"/>
+          </w:tcPr>
+          <w:p>
+            <w:pPr>
+              <w:jc w:val="left"/>
+            </w:pPr>
+            <w:r/>
+            <w:r>
+              <w:rPr>
+                <w:rFonts w:ascii="微软雅黑" w:hAnsi="微软雅黑" w:eastAsia="微软雅黑"/>
+                <w:sz w:val="16"/>
+              </w:rPr>
+              <w:t>NOT NULL</w:t>
+            </w:r>
+          </w:p>
+        </w:tc>
+        <w:tc>
+          <w:tcPr>
+            <w:tcW w:type="dxa" w:w="2183"/>
+            <w:shd w:fill="EBF1F8"/>
+          </w:tcPr>
+          <w:p>
+            <w:pPr>
+              <w:jc w:val="left"/>
+            </w:pPr>
+            <w:r/>
+            <w:r>
+              <w:rPr>
+                <w:rFonts w:ascii="微软雅黑" w:hAnsi="微软雅黑" w:eastAsia="微软雅黑"/>
+                <w:sz w:val="16"/>
+              </w:rPr>
+              <w:t>★ 购买瞬间的快照单价——核心审计字段</w:t>
+            </w:r>
+          </w:p>
+        </w:tc>
+      </w:tr>
+    </w:tbl>
+    <w:p>
+      <w:r>
+        <w:rPr>
+          <w:rFonts w:ascii="微软雅黑" w:hAnsi="微软雅黑" w:eastAsia="微软雅黑"/>
+          <w:b/>
+          <w:color w:val="C0392B"/>
+          <w:sz w:val="20"/>
+        </w:rPr>
+        <w:t>本表特设 price_at_order 快照字段，彻底消除历史财务数据对未来菜品价格变动的传递依赖，严格符合 3NF。</w:t>
+      </w:r>
+    </w:p>
     <w:p>
       <w:pPr>
         <w:pStyle w:val="4"/>
@@ -6064,6 +10604,1473 @@
     </w:p>
     <w:p>
       <w:pPr>
+        <w:shd w:val="clear" w:fill="F0F0F0"/>
+        <w:spacing w:before="0" w:after="0" w:line="300" w:lineRule="exact"/>
+      </w:pPr>
+      <w:r>
+        <w:rPr>
+          <w:rFonts w:ascii="微软雅黑" w:hAnsi="微软雅黑"/>
+          <w:sz w:val="21"/>
+        </w:rPr>
+        <w:t>同时，为实现骑手工作状态的完全自动化，系统新增两个 AFTER INSERT/UPDATE ON orders 触发器：当订单的 stage1_rider_id 或 stage2_rider_id 被赋值时，自动将对应骑手状态设为 Delivering；当订单状态推进至 Arrived_At_Point（第一段完成）时自动释放干线骑手为 Idle，推进至 Completed（第二段完成）时自动释放楼栋骑手为 Idle，取消时则同时释放全部关联骑手。大屏的活跃骑手 KPI 因此可直接使用 SELECT COUNT(*) FROM riders WHERE status = 'Delivering' 进行精准统计，无需通过对订单状态的复杂 UNION 查询来间接推算。至此，本系统共计部署 6 个触发器（库存检查 + 库存扣减 + 骑手类型校验×2 + 骑手状态管理×2），构成完整的数据库完整性防护体系。</w:t>
+      </w:r>
+    </w:p>
+    <w:p>
+      <w:pPr>
+        <w:shd w:val="clear" w:fill="F0F0F0"/>
+        <w:spacing w:before="0" w:after="0" w:line="300" w:lineRule="exact"/>
+      </w:pPr>
+      <w:r>
+        <w:rPr>
+          <w:rFonts w:ascii="Consolas" w:hAnsi="Consolas"/>
+          <w:sz w:val="16"/>
+        </w:rPr>
+        <w:t>-- 触发器：骑手被指派时自动设为 Delivering（AFTER INSERT）</w:t>
+      </w:r>
+    </w:p>
+    <w:p>
+      <w:pPr>
+        <w:shd w:val="clear" w:fill="F0F0F0"/>
+        <w:spacing w:before="0" w:after="0" w:line="300" w:lineRule="exact"/>
+      </w:pPr>
+      <w:r>
+        <w:rPr>
+          <w:rFonts w:ascii="Consolas" w:hAnsi="Consolas"/>
+          <w:sz w:val="16"/>
+        </w:rPr>
+        <w:t>CREATE TRIGGER trg_rider_status_insert</w:t>
+      </w:r>
+    </w:p>
+    <w:p>
+      <w:pPr>
+        <w:shd w:val="clear" w:fill="F0F0F0"/>
+        <w:spacing w:before="0" w:after="0" w:line="300" w:lineRule="exact"/>
+      </w:pPr>
+      <w:r>
+        <w:rPr>
+          <w:rFonts w:ascii="Consolas" w:hAnsi="Consolas"/>
+          <w:sz w:val="16"/>
+        </w:rPr>
+        <w:t>AFTER INSERT ON orders</w:t>
+      </w:r>
+    </w:p>
+    <w:p>
+      <w:pPr>
+        <w:shd w:val="clear" w:fill="F0F0F0"/>
+        <w:spacing w:before="0" w:after="0" w:line="300" w:lineRule="exact"/>
+      </w:pPr>
+      <w:r>
+        <w:rPr>
+          <w:rFonts w:ascii="Consolas" w:hAnsi="Consolas"/>
+          <w:sz w:val="16"/>
+        </w:rPr>
+        <w:t>FOR EACH ROW</w:t>
+      </w:r>
+    </w:p>
+    <w:p>
+      <w:pPr>
+        <w:shd w:val="clear" w:fill="F0F0F0"/>
+        <w:spacing w:before="0" w:after="0" w:line="300" w:lineRule="exact"/>
+      </w:pPr>
+      <w:r>
+        <w:rPr>
+          <w:rFonts w:ascii="Consolas" w:hAnsi="Consolas"/>
+          <w:sz w:val="16"/>
+        </w:rPr>
+        <w:t>BEGIN</w:t>
+      </w:r>
+    </w:p>
+    <w:p>
+      <w:pPr>
+        <w:shd w:val="clear" w:fill="F0F0F0"/>
+        <w:spacing w:before="0" w:after="0" w:line="300" w:lineRule="exact"/>
+      </w:pPr>
+      <w:r>
+        <w:rPr>
+          <w:rFonts w:ascii="Consolas" w:hAnsi="Consolas"/>
+          <w:sz w:val="16"/>
+        </w:rPr>
+        <w:t xml:space="preserve">    IF NEW.stage1_rider_id IS NOT NULL THEN</w:t>
+      </w:r>
+    </w:p>
+    <w:p>
+      <w:pPr>
+        <w:shd w:val="clear" w:fill="F0F0F0"/>
+        <w:spacing w:before="0" w:after="0" w:line="300" w:lineRule="exact"/>
+      </w:pPr>
+      <w:r>
+        <w:rPr>
+          <w:rFonts w:ascii="Consolas" w:hAnsi="Consolas"/>
+          <w:sz w:val="16"/>
+        </w:rPr>
+        <w:t xml:space="preserve">        UPDATE riders SET status = 'Delivering'</w:t>
+      </w:r>
+    </w:p>
+    <w:p>
+      <w:pPr>
+        <w:shd w:val="clear" w:fill="F0F0F0"/>
+        <w:spacing w:before="0" w:after="0" w:line="300" w:lineRule="exact"/>
+      </w:pPr>
+      <w:r>
+        <w:rPr>
+          <w:rFonts w:ascii="Consolas" w:hAnsi="Consolas"/>
+          <w:sz w:val="16"/>
+        </w:rPr>
+        <w:t xml:space="preserve">        WHERE rider_id = NEW.stage1_rider_id;</w:t>
+      </w:r>
+    </w:p>
+    <w:p>
+      <w:pPr>
+        <w:shd w:val="clear" w:fill="F0F0F0"/>
+        <w:spacing w:before="0" w:after="0" w:line="300" w:lineRule="exact"/>
+      </w:pPr>
+      <w:r>
+        <w:rPr>
+          <w:rFonts w:ascii="Consolas" w:hAnsi="Consolas"/>
+          <w:sz w:val="16"/>
+        </w:rPr>
+        <w:t xml:space="preserve">    END IF;</w:t>
+      </w:r>
+    </w:p>
+    <w:p>
+      <w:pPr>
+        <w:shd w:val="clear" w:fill="F0F0F0"/>
+        <w:spacing w:before="0" w:after="0" w:line="300" w:lineRule="exact"/>
+      </w:pPr>
+      <w:r>
+        <w:rPr>
+          <w:rFonts w:ascii="Consolas" w:hAnsi="Consolas"/>
+          <w:sz w:val="16"/>
+        </w:rPr>
+        <w:t xml:space="preserve">    IF NEW.stage2_rider_id IS NOT NULL THEN</w:t>
+      </w:r>
+    </w:p>
+    <w:p>
+      <w:pPr>
+        <w:shd w:val="clear" w:fill="F0F0F0"/>
+        <w:spacing w:before="0" w:after="0" w:line="300" w:lineRule="exact"/>
+      </w:pPr>
+      <w:r>
+        <w:rPr>
+          <w:rFonts w:ascii="Consolas" w:hAnsi="Consolas"/>
+          <w:sz w:val="16"/>
+        </w:rPr>
+        <w:t xml:space="preserve">        UPDATE riders SET status = 'Delivering'</w:t>
+      </w:r>
+    </w:p>
+    <w:p>
+      <w:pPr>
+        <w:shd w:val="clear" w:fill="F0F0F0"/>
+        <w:spacing w:before="0" w:after="0" w:line="300" w:lineRule="exact"/>
+      </w:pPr>
+      <w:r>
+        <w:rPr>
+          <w:rFonts w:ascii="Consolas" w:hAnsi="Consolas"/>
+          <w:sz w:val="16"/>
+        </w:rPr>
+        <w:t xml:space="preserve">        WHERE rider_id = NEW.stage2_rider_id;</w:t>
+      </w:r>
+    </w:p>
+    <w:p>
+      <w:pPr>
+        <w:shd w:val="clear" w:fill="F0F0F0"/>
+        <w:spacing w:before="0" w:after="0" w:line="300" w:lineRule="exact"/>
+      </w:pPr>
+      <w:r>
+        <w:rPr>
+          <w:rFonts w:ascii="Consolas" w:hAnsi="Consolas"/>
+          <w:sz w:val="16"/>
+        </w:rPr>
+        <w:t xml:space="preserve">    END IF;</w:t>
+      </w:r>
+    </w:p>
+    <w:p>
+      <w:pPr>
+        <w:shd w:val="clear" w:fill="F0F0F0"/>
+        <w:spacing w:before="0" w:after="0" w:line="300" w:lineRule="exact"/>
+      </w:pPr>
+      <w:r>
+        <w:rPr>
+          <w:rFonts w:ascii="Consolas" w:hAnsi="Consolas"/>
+          <w:sz w:val="16"/>
+        </w:rPr>
+        <w:t>END;</w:t>
+      </w:r>
+    </w:p>
+    <w:p>
+      <w:pPr>
+        <w:shd w:val="clear" w:fill="F0F0F0"/>
+        <w:spacing w:before="0" w:after="0" w:line="300" w:lineRule="exact"/>
+      </w:pPr>
+      <w:r>
+        <w:rPr>
+          <w:rFonts w:ascii="微软雅黑" w:hAnsi="微软雅黑"/>
+          <w:sz w:val="21"/>
+        </w:rPr>
+      </w:r>
+    </w:p>
+    <w:p>
+      <w:pPr>
+        <w:shd w:val="clear" w:fill="F0F0F0"/>
+        <w:spacing w:before="0" w:after="0" w:line="300" w:lineRule="exact"/>
+      </w:pPr>
+      <w:r>
+        <w:rPr>
+          <w:rFonts w:ascii="Consolas" w:hAnsi="Consolas"/>
+          <w:sz w:val="16"/>
+        </w:rPr>
+        <w:t>-- 触发器：骑手状态自动管理（AFTER UPDATE）</w:t>
+      </w:r>
+    </w:p>
+    <w:p>
+      <w:pPr>
+        <w:shd w:val="clear" w:fill="F0F0F0"/>
+        <w:spacing w:before="0" w:after="0" w:line="300" w:lineRule="exact"/>
+      </w:pPr>
+      <w:r>
+        <w:rPr>
+          <w:rFonts w:ascii="Consolas" w:hAnsi="Consolas"/>
+          <w:sz w:val="16"/>
+        </w:rPr>
+        <w:t>-- 指派→Delivering | 段完成/取消→Idle</w:t>
+      </w:r>
+    </w:p>
+    <w:p>
+      <w:pPr>
+        <w:shd w:val="clear" w:fill="F0F0F0"/>
+        <w:spacing w:before="0" w:after="0" w:line="300" w:lineRule="exact"/>
+      </w:pPr>
+      <w:r>
+        <w:rPr>
+          <w:rFonts w:ascii="Consolas" w:hAnsi="Consolas"/>
+          <w:sz w:val="16"/>
+        </w:rPr>
+        <w:t>CREATE TRIGGER trg_rider_status_update</w:t>
+      </w:r>
+    </w:p>
+    <w:p>
+      <w:pPr>
+        <w:shd w:val="clear" w:fill="F0F0F0"/>
+        <w:spacing w:before="0" w:after="0" w:line="300" w:lineRule="exact"/>
+      </w:pPr>
+      <w:r>
+        <w:rPr>
+          <w:rFonts w:ascii="Consolas" w:hAnsi="Consolas"/>
+          <w:sz w:val="16"/>
+        </w:rPr>
+        <w:t>AFTER UPDATE ON orders</w:t>
+      </w:r>
+    </w:p>
+    <w:p>
+      <w:pPr>
+        <w:shd w:val="clear" w:fill="F0F0F0"/>
+        <w:spacing w:before="0" w:after="0" w:line="300" w:lineRule="exact"/>
+      </w:pPr>
+      <w:r>
+        <w:rPr>
+          <w:rFonts w:ascii="Consolas" w:hAnsi="Consolas"/>
+          <w:sz w:val="16"/>
+        </w:rPr>
+        <w:t>FOR EACH ROW</w:t>
+      </w:r>
+    </w:p>
+    <w:p>
+      <w:pPr>
+        <w:shd w:val="clear" w:fill="F0F0F0"/>
+        <w:spacing w:before="0" w:after="0" w:line="300" w:lineRule="exact"/>
+      </w:pPr>
+      <w:r>
+        <w:rPr>
+          <w:rFonts w:ascii="Consolas" w:hAnsi="Consolas"/>
+          <w:sz w:val="16"/>
+        </w:rPr>
+        <w:t>BEGIN</w:t>
+      </w:r>
+    </w:p>
+    <w:p>
+      <w:pPr>
+        <w:shd w:val="clear" w:fill="F0F0F0"/>
+        <w:spacing w:before="0" w:after="0" w:line="300" w:lineRule="exact"/>
+      </w:pPr>
+      <w:r>
+        <w:rPr>
+          <w:rFonts w:ascii="Consolas" w:hAnsi="Consolas"/>
+          <w:sz w:val="16"/>
+        </w:rPr>
+        <w:t xml:space="preserve">    -- 新指派干线骑手 → Delivering</w:t>
+      </w:r>
+    </w:p>
+    <w:p>
+      <w:pPr>
+        <w:shd w:val="clear" w:fill="F0F0F0"/>
+        <w:spacing w:before="0" w:after="0" w:line="300" w:lineRule="exact"/>
+      </w:pPr>
+      <w:r>
+        <w:rPr>
+          <w:rFonts w:ascii="Consolas" w:hAnsi="Consolas"/>
+          <w:sz w:val="16"/>
+        </w:rPr>
+        <w:t xml:space="preserve">    IF NEW.stage1_rider_id IS NOT NULL</w:t>
+      </w:r>
+    </w:p>
+    <w:p>
+      <w:pPr>
+        <w:shd w:val="clear" w:fill="F0F0F0"/>
+        <w:spacing w:before="0" w:after="0" w:line="300" w:lineRule="exact"/>
+      </w:pPr>
+      <w:r>
+        <w:rPr>
+          <w:rFonts w:ascii="微软雅黑" w:hAnsi="微软雅黑"/>
+          <w:sz w:val="21"/>
+        </w:rPr>
+        <w:t xml:space="preserve">       AND (NEW.stage1_rider_id != OLD.stage1_rider_id</w:t>
+      </w:r>
+    </w:p>
+    <w:p>
+      <w:pPr>
+        <w:shd w:val="clear" w:fill="F0F0F0"/>
+        <w:spacing w:before="0" w:after="0" w:line="300" w:lineRule="exact"/>
+      </w:pPr>
+      <w:r>
+        <w:rPr>
+          <w:rFonts w:ascii="微软雅黑" w:hAnsi="微软雅黑"/>
+          <w:sz w:val="21"/>
+        </w:rPr>
+        <w:t xml:space="preserve">            OR OLD.stage1_rider_id IS NULL) THEN</w:t>
+      </w:r>
+    </w:p>
+    <w:p>
+      <w:pPr>
+        <w:shd w:val="clear" w:fill="F0F0F0"/>
+        <w:spacing w:before="0" w:after="0" w:line="300" w:lineRule="exact"/>
+      </w:pPr>
+      <w:r>
+        <w:rPr>
+          <w:rFonts w:ascii="Consolas" w:hAnsi="Consolas"/>
+          <w:sz w:val="16"/>
+        </w:rPr>
+        <w:t xml:space="preserve">        UPDATE riders SET status = 'Delivering'</w:t>
+      </w:r>
+    </w:p>
+    <w:p>
+      <w:pPr>
+        <w:shd w:val="clear" w:fill="F0F0F0"/>
+        <w:spacing w:before="0" w:after="0" w:line="300" w:lineRule="exact"/>
+      </w:pPr>
+      <w:r>
+        <w:rPr>
+          <w:rFonts w:ascii="Consolas" w:hAnsi="Consolas"/>
+          <w:sz w:val="16"/>
+        </w:rPr>
+        <w:t xml:space="preserve">        WHERE rider_id = NEW.stage1_rider_id;</w:t>
+      </w:r>
+    </w:p>
+    <w:p>
+      <w:pPr>
+        <w:shd w:val="clear" w:fill="F0F0F0"/>
+        <w:spacing w:before="0" w:after="0" w:line="300" w:lineRule="exact"/>
+      </w:pPr>
+      <w:r>
+        <w:rPr>
+          <w:rFonts w:ascii="Consolas" w:hAnsi="Consolas"/>
+          <w:sz w:val="16"/>
+        </w:rPr>
+        <w:t xml:space="preserve">    END IF;</w:t>
+      </w:r>
+    </w:p>
+    <w:p>
+      <w:pPr>
+        <w:shd w:val="clear" w:fill="F0F0F0"/>
+        <w:spacing w:before="0" w:after="0" w:line="300" w:lineRule="exact"/>
+      </w:pPr>
+      <w:r>
+        <w:rPr>
+          <w:rFonts w:ascii="Consolas" w:hAnsi="Consolas"/>
+          <w:sz w:val="16"/>
+        </w:rPr>
+        <w:t xml:space="preserve">    -- 新指派楼栋骑手 → Delivering</w:t>
+      </w:r>
+    </w:p>
+    <w:p>
+      <w:pPr>
+        <w:shd w:val="clear" w:fill="F0F0F0"/>
+        <w:spacing w:before="0" w:after="0" w:line="300" w:lineRule="exact"/>
+      </w:pPr>
+      <w:r>
+        <w:rPr>
+          <w:rFonts w:ascii="Consolas" w:hAnsi="Consolas"/>
+          <w:sz w:val="16"/>
+        </w:rPr>
+        <w:t xml:space="preserve">    IF NEW.stage2_rider_id IS NOT NULL</w:t>
+      </w:r>
+    </w:p>
+    <w:p>
+      <w:pPr>
+        <w:shd w:val="clear" w:fill="F0F0F0"/>
+        <w:spacing w:before="0" w:after="0" w:line="300" w:lineRule="exact"/>
+      </w:pPr>
+      <w:r>
+        <w:rPr>
+          <w:rFonts w:ascii="微软雅黑" w:hAnsi="微软雅黑"/>
+          <w:sz w:val="21"/>
+        </w:rPr>
+        <w:t xml:space="preserve">       AND (NEW.stage2_rider_id != OLD.stage2_rider_id</w:t>
+      </w:r>
+    </w:p>
+    <w:p>
+      <w:pPr>
+        <w:shd w:val="clear" w:fill="F0F0F0"/>
+        <w:spacing w:before="0" w:after="0" w:line="300" w:lineRule="exact"/>
+      </w:pPr>
+      <w:r>
+        <w:rPr>
+          <w:rFonts w:ascii="微软雅黑" w:hAnsi="微软雅黑"/>
+          <w:sz w:val="21"/>
+        </w:rPr>
+        <w:t xml:space="preserve">            OR OLD.stage2_rider_id IS NULL) THEN</w:t>
+      </w:r>
+    </w:p>
+    <w:p>
+      <w:pPr>
+        <w:shd w:val="clear" w:fill="F0F0F0"/>
+        <w:spacing w:before="0" w:after="0" w:line="300" w:lineRule="exact"/>
+      </w:pPr>
+      <w:r>
+        <w:rPr>
+          <w:rFonts w:ascii="Consolas" w:hAnsi="Consolas"/>
+          <w:sz w:val="16"/>
+        </w:rPr>
+        <w:t xml:space="preserve">        UPDATE riders SET status = 'Delivering'</w:t>
+      </w:r>
+    </w:p>
+    <w:p>
+      <w:pPr>
+        <w:shd w:val="clear" w:fill="F0F0F0"/>
+        <w:spacing w:before="0" w:after="0" w:line="300" w:lineRule="exact"/>
+      </w:pPr>
+      <w:r>
+        <w:rPr>
+          <w:rFonts w:ascii="Consolas" w:hAnsi="Consolas"/>
+          <w:sz w:val="16"/>
+        </w:rPr>
+        <w:t xml:space="preserve">        WHERE rider_id = NEW.stage2_rider_id;</w:t>
+      </w:r>
+    </w:p>
+    <w:p>
+      <w:pPr>
+        <w:shd w:val="clear" w:fill="F0F0F0"/>
+        <w:spacing w:before="0" w:after="0" w:line="300" w:lineRule="exact"/>
+      </w:pPr>
+      <w:r>
+        <w:rPr>
+          <w:rFonts w:ascii="Consolas" w:hAnsi="Consolas"/>
+          <w:sz w:val="16"/>
+        </w:rPr>
+        <w:t xml:space="preserve">    END IF;</w:t>
+      </w:r>
+    </w:p>
+    <w:p>
+      <w:pPr>
+        <w:shd w:val="clear" w:fill="F0F0F0"/>
+        <w:spacing w:before="0" w:after="0" w:line="300" w:lineRule="exact"/>
+      </w:pPr>
+      <w:r>
+        <w:rPr>
+          <w:rFonts w:ascii="Consolas" w:hAnsi="Consolas"/>
+          <w:sz w:val="16"/>
+        </w:rPr>
+        <w:t xml:space="preserve">    -- Stage1完成 → 释放干线骑手为 Idle</w:t>
+      </w:r>
+    </w:p>
+    <w:p>
+      <w:pPr>
+        <w:shd w:val="clear" w:fill="F0F0F0"/>
+        <w:spacing w:before="0" w:after="0" w:line="300" w:lineRule="exact"/>
+      </w:pPr>
+      <w:r>
+        <w:rPr>
+          <w:rFonts w:ascii="Consolas" w:hAnsi="Consolas"/>
+          <w:sz w:val="16"/>
+        </w:rPr>
+        <w:t xml:space="preserve">    IF NEW.order_status = 'Arrived_At_Point'</w:t>
+      </w:r>
+    </w:p>
+    <w:p>
+      <w:pPr>
+        <w:shd w:val="clear" w:fill="F0F0F0"/>
+        <w:spacing w:before="0" w:after="0" w:line="300" w:lineRule="exact"/>
+      </w:pPr>
+      <w:r>
+        <w:rPr>
+          <w:rFonts w:ascii="微软雅黑" w:hAnsi="微软雅黑"/>
+          <w:sz w:val="21"/>
+        </w:rPr>
+        <w:t xml:space="preserve">       AND OLD.order_status IN ('Paid', 'Stage1_Assigned')</w:t>
+      </w:r>
+    </w:p>
+    <w:p>
+      <w:pPr>
+        <w:shd w:val="clear" w:fill="F0F0F0"/>
+        <w:spacing w:before="0" w:after="0" w:line="300" w:lineRule="exact"/>
+      </w:pPr>
+      <w:r>
+        <w:rPr>
+          <w:rFonts w:ascii="微软雅黑" w:hAnsi="微软雅黑"/>
+          <w:sz w:val="21"/>
+        </w:rPr>
+        <w:t xml:space="preserve">       AND OLD.stage1_rider_id IS NOT NULL THEN</w:t>
+      </w:r>
+    </w:p>
+    <w:p>
+      <w:pPr>
+        <w:shd w:val="clear" w:fill="F0F0F0"/>
+        <w:spacing w:before="0" w:after="0" w:line="300" w:lineRule="exact"/>
+      </w:pPr>
+      <w:r>
+        <w:rPr>
+          <w:rFonts w:ascii="Consolas" w:hAnsi="Consolas"/>
+          <w:sz w:val="16"/>
+        </w:rPr>
+        <w:t xml:space="preserve">        UPDATE riders SET status = 'Idle'</w:t>
+      </w:r>
+    </w:p>
+    <w:p>
+      <w:pPr>
+        <w:shd w:val="clear" w:fill="F0F0F0"/>
+        <w:spacing w:before="0" w:after="0" w:line="300" w:lineRule="exact"/>
+      </w:pPr>
+      <w:r>
+        <w:rPr>
+          <w:rFonts w:ascii="Consolas" w:hAnsi="Consolas"/>
+          <w:sz w:val="16"/>
+        </w:rPr>
+        <w:t xml:space="preserve">        WHERE rider_id = OLD.stage1_rider_id;</w:t>
+      </w:r>
+    </w:p>
+    <w:p>
+      <w:pPr>
+        <w:shd w:val="clear" w:fill="F0F0F0"/>
+        <w:spacing w:before="0" w:after="0" w:line="300" w:lineRule="exact"/>
+      </w:pPr>
+      <w:r>
+        <w:rPr>
+          <w:rFonts w:ascii="Consolas" w:hAnsi="Consolas"/>
+          <w:sz w:val="16"/>
+        </w:rPr>
+        <w:t xml:space="preserve">    END IF;</w:t>
+      </w:r>
+    </w:p>
+    <w:p>
+      <w:pPr>
+        <w:shd w:val="clear" w:fill="F0F0F0"/>
+        <w:spacing w:before="0" w:after="0" w:line="300" w:lineRule="exact"/>
+      </w:pPr>
+      <w:r>
+        <w:rPr>
+          <w:rFonts w:ascii="Consolas" w:hAnsi="Consolas"/>
+          <w:sz w:val="16"/>
+        </w:rPr>
+        <w:t xml:space="preserve">    -- Stage2完成 → 释放楼栋骑手为 Idle</w:t>
+      </w:r>
+    </w:p>
+    <w:p>
+      <w:pPr>
+        <w:shd w:val="clear" w:fill="F0F0F0"/>
+        <w:spacing w:before="0" w:after="0" w:line="300" w:lineRule="exact"/>
+      </w:pPr>
+      <w:r>
+        <w:rPr>
+          <w:rFonts w:ascii="Consolas" w:hAnsi="Consolas"/>
+          <w:sz w:val="16"/>
+        </w:rPr>
+        <w:t xml:space="preserve">    IF NEW.order_status = 'Completed'</w:t>
+      </w:r>
+    </w:p>
+    <w:p>
+      <w:pPr>
+        <w:shd w:val="clear" w:fill="F0F0F0"/>
+        <w:spacing w:before="0" w:after="0" w:line="300" w:lineRule="exact"/>
+      </w:pPr>
+      <w:r>
+        <w:rPr>
+          <w:rFonts w:ascii="微软雅黑" w:hAnsi="微软雅黑"/>
+          <w:sz w:val="21"/>
+        </w:rPr>
+        <w:t xml:space="preserve">       AND OLD.order_status != 'Completed'</w:t>
+      </w:r>
+    </w:p>
+    <w:p>
+      <w:pPr>
+        <w:shd w:val="clear" w:fill="F0F0F0"/>
+        <w:spacing w:before="0" w:after="0" w:line="300" w:lineRule="exact"/>
+      </w:pPr>
+      <w:r>
+        <w:rPr>
+          <w:rFonts w:ascii="微软雅黑" w:hAnsi="微软雅黑"/>
+          <w:sz w:val="21"/>
+        </w:rPr>
+        <w:t xml:space="preserve">       AND OLD.stage2_rider_id IS NOT NULL THEN</w:t>
+      </w:r>
+    </w:p>
+    <w:p>
+      <w:pPr>
+        <w:shd w:val="clear" w:fill="F0F0F0"/>
+        <w:spacing w:before="0" w:after="0" w:line="300" w:lineRule="exact"/>
+      </w:pPr>
+      <w:r>
+        <w:rPr>
+          <w:rFonts w:ascii="Consolas" w:hAnsi="Consolas"/>
+          <w:sz w:val="16"/>
+        </w:rPr>
+        <w:t xml:space="preserve">        UPDATE riders SET status = 'Idle'</w:t>
+      </w:r>
+    </w:p>
+    <w:p>
+      <w:pPr>
+        <w:shd w:val="clear" w:fill="F0F0F0"/>
+        <w:spacing w:before="0" w:after="0" w:line="300" w:lineRule="exact"/>
+      </w:pPr>
+      <w:r>
+        <w:rPr>
+          <w:rFonts w:ascii="Consolas" w:hAnsi="Consolas"/>
+          <w:sz w:val="16"/>
+        </w:rPr>
+        <w:t xml:space="preserve">        WHERE rider_id = OLD.stage2_rider_id;</w:t>
+      </w:r>
+    </w:p>
+    <w:p>
+      <w:pPr>
+        <w:shd w:val="clear" w:fill="F0F0F0"/>
+        <w:spacing w:before="0" w:after="0" w:line="300" w:lineRule="exact"/>
+      </w:pPr>
+      <w:r>
+        <w:rPr>
+          <w:rFonts w:ascii="Consolas" w:hAnsi="Consolas"/>
+          <w:sz w:val="16"/>
+        </w:rPr>
+        <w:t xml:space="preserve">    END IF;</w:t>
+      </w:r>
+    </w:p>
+    <w:p>
+      <w:pPr>
+        <w:shd w:val="clear" w:fill="F0F0F0"/>
+        <w:spacing w:before="0" w:after="0" w:line="300" w:lineRule="exact"/>
+      </w:pPr>
+      <w:r>
+        <w:rPr>
+          <w:rFonts w:ascii="Consolas" w:hAnsi="Consolas"/>
+          <w:sz w:val="16"/>
+        </w:rPr>
+        <w:t xml:space="preserve">    -- 订单取消 → 释放所有关联骑手</w:t>
+      </w:r>
+    </w:p>
+    <w:p>
+      <w:pPr>
+        <w:shd w:val="clear" w:fill="F0F0F0"/>
+        <w:spacing w:before="0" w:after="0" w:line="300" w:lineRule="exact"/>
+      </w:pPr>
+      <w:r>
+        <w:rPr>
+          <w:rFonts w:ascii="Consolas" w:hAnsi="Consolas"/>
+          <w:sz w:val="16"/>
+        </w:rPr>
+        <w:t xml:space="preserve">    IF NEW.order_status = 'Cancelled'</w:t>
+      </w:r>
+    </w:p>
+    <w:p>
+      <w:pPr>
+        <w:shd w:val="clear" w:fill="F0F0F0"/>
+        <w:spacing w:before="0" w:after="0" w:line="300" w:lineRule="exact"/>
+      </w:pPr>
+      <w:r>
+        <w:rPr>
+          <w:rFonts w:ascii="微软雅黑" w:hAnsi="微软雅黑"/>
+          <w:sz w:val="21"/>
+        </w:rPr>
+        <w:t xml:space="preserve">       AND OLD.order_status != 'Cancelled' THEN</w:t>
+      </w:r>
+    </w:p>
+    <w:p>
+      <w:pPr>
+        <w:shd w:val="clear" w:fill="F0F0F0"/>
+        <w:spacing w:before="0" w:after="0" w:line="300" w:lineRule="exact"/>
+      </w:pPr>
+      <w:r>
+        <w:rPr>
+          <w:rFonts w:ascii="Consolas" w:hAnsi="Consolas"/>
+          <w:sz w:val="16"/>
+        </w:rPr>
+        <w:t xml:space="preserve">        IF OLD.stage1_rider_id IS NOT NULL THEN</w:t>
+      </w:r>
+    </w:p>
+    <w:p>
+      <w:pPr>
+        <w:shd w:val="clear" w:fill="F0F0F0"/>
+        <w:spacing w:before="0" w:after="0" w:line="300" w:lineRule="exact"/>
+      </w:pPr>
+      <w:r>
+        <w:rPr>
+          <w:rFonts w:ascii="Consolas" w:hAnsi="Consolas"/>
+          <w:sz w:val="16"/>
+        </w:rPr>
+        <w:t xml:space="preserve">            UPDATE riders SET status = 'Idle'</w:t>
+      </w:r>
+    </w:p>
+    <w:p>
+      <w:pPr>
+        <w:shd w:val="clear" w:fill="F0F0F0"/>
+        <w:spacing w:before="0" w:after="0" w:line="300" w:lineRule="exact"/>
+      </w:pPr>
+      <w:r>
+        <w:rPr>
+          <w:rFonts w:ascii="Consolas" w:hAnsi="Consolas"/>
+          <w:sz w:val="16"/>
+        </w:rPr>
+        <w:t xml:space="preserve">            WHERE rider_id = OLD.stage1_rider_id;</w:t>
+      </w:r>
+    </w:p>
+    <w:p>
+      <w:pPr>
+        <w:shd w:val="clear" w:fill="F0F0F0"/>
+        <w:spacing w:before="0" w:after="0" w:line="300" w:lineRule="exact"/>
+      </w:pPr>
+      <w:r>
+        <w:rPr>
+          <w:rFonts w:ascii="Consolas" w:hAnsi="Consolas"/>
+          <w:sz w:val="16"/>
+        </w:rPr>
+        <w:t xml:space="preserve">        END IF;</w:t>
+      </w:r>
+    </w:p>
+    <w:p>
+      <w:pPr>
+        <w:shd w:val="clear" w:fill="F0F0F0"/>
+        <w:spacing w:before="0" w:after="0" w:line="300" w:lineRule="exact"/>
+      </w:pPr>
+      <w:r>
+        <w:rPr>
+          <w:rFonts w:ascii="Consolas" w:hAnsi="Consolas"/>
+          <w:sz w:val="16"/>
+        </w:rPr>
+        <w:t xml:space="preserve">        IF OLD.stage2_rider_id IS NOT NULL THEN</w:t>
+      </w:r>
+    </w:p>
+    <w:p>
+      <w:pPr>
+        <w:shd w:val="clear" w:fill="F0F0F0"/>
+        <w:spacing w:before="0" w:after="0" w:line="300" w:lineRule="exact"/>
+      </w:pPr>
+      <w:r>
+        <w:rPr>
+          <w:rFonts w:ascii="Consolas" w:hAnsi="Consolas"/>
+          <w:sz w:val="16"/>
+        </w:rPr>
+        <w:t xml:space="preserve">            UPDATE riders SET status = 'Idle'</w:t>
+      </w:r>
+    </w:p>
+    <w:p>
+      <w:pPr>
+        <w:shd w:val="clear" w:fill="F0F0F0"/>
+        <w:spacing w:before="0" w:after="0" w:line="300" w:lineRule="exact"/>
+      </w:pPr>
+      <w:r>
+        <w:rPr>
+          <w:rFonts w:ascii="Consolas" w:hAnsi="Consolas"/>
+          <w:sz w:val="16"/>
+        </w:rPr>
+        <w:t xml:space="preserve">            WHERE rider_id = OLD.stage2_rider_id;</w:t>
+      </w:r>
+    </w:p>
+    <w:p>
+      <w:pPr>
+        <w:shd w:val="clear" w:fill="F0F0F0"/>
+        <w:spacing w:before="0" w:after="0" w:line="300" w:lineRule="exact"/>
+      </w:pPr>
+      <w:r>
+        <w:rPr>
+          <w:rFonts w:ascii="Consolas" w:hAnsi="Consolas"/>
+          <w:sz w:val="16"/>
+        </w:rPr>
+        <w:t xml:space="preserve">        END IF;</w:t>
+      </w:r>
+    </w:p>
+    <w:p>
+      <w:pPr>
+        <w:shd w:val="clear" w:fill="F0F0F0"/>
+        <w:spacing w:before="0" w:after="0" w:line="300" w:lineRule="exact"/>
+      </w:pPr>
+      <w:r>
+        <w:rPr>
+          <w:rFonts w:ascii="Consolas" w:hAnsi="Consolas"/>
+          <w:sz w:val="16"/>
+        </w:rPr>
+        <w:t xml:space="preserve">    END IF;</w:t>
+      </w:r>
+    </w:p>
+    <w:p>
+      <w:pPr>
+        <w:shd w:val="clear" w:fill="F0F0F0"/>
+        <w:spacing w:before="0" w:after="0" w:line="300" w:lineRule="exact"/>
+      </w:pPr>
+      <w:r>
+        <w:rPr>
+          <w:rFonts w:ascii="Consolas" w:hAnsi="Consolas"/>
+          <w:sz w:val="16"/>
+        </w:rPr>
+        <w:t>END;</w:t>
+      </w:r>
+    </w:p>
+    <w:p>
+      <w:pPr>
+        <w:shd w:val="clear" w:fill="F0F0F0"/>
+        <w:spacing w:before="0" w:after="0" w:line="300" w:lineRule="exact"/>
+      </w:pPr>
+      <w:r>
+        <w:rPr>
+          <w:rFonts w:ascii="微软雅黑" w:hAnsi="微软雅黑"/>
+          <w:sz w:val="21"/>
+        </w:rPr>
+        <w:t>此外，系统还实现了两个骑手类型校验触发器（BEFORE INSERT + BEFORE UPDATE ON orders），在数据库引擎层强制保证 stage1_rider_id 只能指向 Stage1_Trunk（干线）骑手，stage2_rider_id 只能指向 Stage2_Floor（楼栋）骑手，从根源上杜绝跨类型误派的业务逻辑错误。若尝试将楼栋骑手指派到干线任务（或反之），触发器将抛出 SIGNAL 异常阻断操作。</w:t>
+      </w:r>
+    </w:p>
+    <w:p>
+      <w:pPr>
+        <w:shd w:val="clear" w:fill="F0F0F0"/>
+        <w:spacing w:before="0" w:after="0" w:line="300" w:lineRule="exact"/>
+      </w:pPr>
+      <w:r>
+        <w:rPr>
+          <w:rFonts w:ascii="Consolas" w:hAnsi="Consolas"/>
+          <w:sz w:val="16"/>
+        </w:rPr>
+        <w:t>-- 触发器：骑手类型校验 BEFORE INSERT — 禁止跨类型误派</w:t>
+      </w:r>
+    </w:p>
+    <w:p>
+      <w:pPr>
+        <w:shd w:val="clear" w:fill="F0F0F0"/>
+        <w:spacing w:before="0" w:after="0" w:line="300" w:lineRule="exact"/>
+      </w:pPr>
+      <w:r>
+        <w:rPr>
+          <w:rFonts w:ascii="Consolas" w:hAnsi="Consolas"/>
+          <w:sz w:val="16"/>
+        </w:rPr>
+        <w:t>CREATE TRIGGER trg_check_rider_type_before_insert</w:t>
+      </w:r>
+    </w:p>
+    <w:p>
+      <w:pPr>
+        <w:shd w:val="clear" w:fill="F0F0F0"/>
+        <w:spacing w:before="0" w:after="0" w:line="300" w:lineRule="exact"/>
+      </w:pPr>
+      <w:r>
+        <w:rPr>
+          <w:rFonts w:ascii="Consolas" w:hAnsi="Consolas"/>
+          <w:sz w:val="16"/>
+        </w:rPr>
+        <w:t>BEFORE INSERT ON orders</w:t>
+      </w:r>
+    </w:p>
+    <w:p>
+      <w:pPr>
+        <w:shd w:val="clear" w:fill="F0F0F0"/>
+        <w:spacing w:before="0" w:after="0" w:line="300" w:lineRule="exact"/>
+      </w:pPr>
+      <w:r>
+        <w:rPr>
+          <w:rFonts w:ascii="Consolas" w:hAnsi="Consolas"/>
+          <w:sz w:val="16"/>
+        </w:rPr>
+        <w:t>FOR EACH ROW</w:t>
+      </w:r>
+    </w:p>
+    <w:p>
+      <w:pPr>
+        <w:shd w:val="clear" w:fill="F0F0F0"/>
+        <w:spacing w:before="0" w:after="0" w:line="300" w:lineRule="exact"/>
+      </w:pPr>
+      <w:r>
+        <w:rPr>
+          <w:rFonts w:ascii="Consolas" w:hAnsi="Consolas"/>
+          <w:sz w:val="16"/>
+        </w:rPr>
+        <w:t>BEGIN</w:t>
+      </w:r>
+    </w:p>
+    <w:p>
+      <w:pPr>
+        <w:shd w:val="clear" w:fill="F0F0F0"/>
+        <w:spacing w:before="0" w:after="0" w:line="300" w:lineRule="exact"/>
+      </w:pPr>
+      <w:r>
+        <w:rPr>
+          <w:rFonts w:ascii="Consolas" w:hAnsi="Consolas"/>
+          <w:sz w:val="16"/>
+        </w:rPr>
+        <w:t xml:space="preserve">    IF NEW.stage1_rider_id IS NOT NULL THEN</w:t>
+      </w:r>
+    </w:p>
+    <w:p>
+      <w:pPr>
+        <w:shd w:val="clear" w:fill="F0F0F0"/>
+        <w:spacing w:before="0" w:after="0" w:line="300" w:lineRule="exact"/>
+      </w:pPr>
+      <w:r>
+        <w:rPr>
+          <w:rFonts w:ascii="Consolas" w:hAnsi="Consolas"/>
+          <w:sz w:val="16"/>
+        </w:rPr>
+        <w:t xml:space="preserve">        IF NOT EXISTS (SELECT 1 FROM riders</w:t>
+      </w:r>
+    </w:p>
+    <w:p>
+      <w:pPr>
+        <w:shd w:val="clear" w:fill="F0F0F0"/>
+        <w:spacing w:before="0" w:after="0" w:line="300" w:lineRule="exact"/>
+      </w:pPr>
+      <w:r>
+        <w:rPr>
+          <w:rFonts w:ascii="Consolas" w:hAnsi="Consolas"/>
+          <w:sz w:val="16"/>
+        </w:rPr>
+        <w:t xml:space="preserve">            WHERE rider_id = NEW.stage1_rider_id</w:t>
+      </w:r>
+    </w:p>
+    <w:p>
+      <w:pPr>
+        <w:shd w:val="clear" w:fill="F0F0F0"/>
+        <w:spacing w:before="0" w:after="0" w:line="300" w:lineRule="exact"/>
+      </w:pPr>
+      <w:r>
+        <w:rPr>
+          <w:rFonts w:ascii="微软雅黑" w:hAnsi="微软雅黑"/>
+          <w:sz w:val="21"/>
+        </w:rPr>
+        <w:t xml:space="preserve">            AND rider_type = 'Stage1_Trunk') THEN</w:t>
+      </w:r>
+    </w:p>
+    <w:p>
+      <w:pPr>
+        <w:shd w:val="clear" w:fill="F0F0F0"/>
+        <w:spacing w:before="0" w:after="0" w:line="300" w:lineRule="exact"/>
+      </w:pPr>
+      <w:r>
+        <w:rPr>
+          <w:rFonts w:ascii="Consolas" w:hAnsi="Consolas"/>
+          <w:sz w:val="16"/>
+        </w:rPr>
+        <w:t xml:space="preserve">            SIGNAL SQLSTATE '45000'</w:t>
+      </w:r>
+    </w:p>
+    <w:p>
+      <w:pPr>
+        <w:shd w:val="clear" w:fill="F0F0F0"/>
+        <w:spacing w:before="0" w:after="0" w:line="300" w:lineRule="exact"/>
+      </w:pPr>
+      <w:r>
+        <w:rPr>
+          <w:rFonts w:ascii="微软雅黑" w:hAnsi="微软雅黑"/>
+          <w:sz w:val="21"/>
+        </w:rPr>
+        <w:t xml:space="preserve">            SET MESSAGE_TEXT = '指派失败：干线骑手必须是 Stage1_Trunk 类型！';</w:t>
+      </w:r>
+    </w:p>
+    <w:p>
+      <w:pPr>
+        <w:shd w:val="clear" w:fill="F0F0F0"/>
+        <w:spacing w:before="0" w:after="0" w:line="300" w:lineRule="exact"/>
+      </w:pPr>
+      <w:r>
+        <w:rPr>
+          <w:rFonts w:ascii="Consolas" w:hAnsi="Consolas"/>
+          <w:sz w:val="16"/>
+        </w:rPr>
+        <w:t xml:space="preserve">        END IF;</w:t>
+      </w:r>
+    </w:p>
+    <w:p>
+      <w:pPr>
+        <w:shd w:val="clear" w:fill="F0F0F0"/>
+        <w:spacing w:before="0" w:after="0" w:line="300" w:lineRule="exact"/>
+      </w:pPr>
+      <w:r>
+        <w:rPr>
+          <w:rFonts w:ascii="Consolas" w:hAnsi="Consolas"/>
+          <w:sz w:val="16"/>
+        </w:rPr>
+        <w:t xml:space="preserve">    END IF;</w:t>
+      </w:r>
+    </w:p>
+    <w:p>
+      <w:pPr>
+        <w:shd w:val="clear" w:fill="F0F0F0"/>
+        <w:spacing w:before="0" w:after="0" w:line="300" w:lineRule="exact"/>
+      </w:pPr>
+      <w:r>
+        <w:rPr>
+          <w:rFonts w:ascii="Consolas" w:hAnsi="Consolas"/>
+          <w:sz w:val="16"/>
+        </w:rPr>
+        <w:t xml:space="preserve">    IF NEW.stage2_rider_id IS NOT NULL THEN</w:t>
+      </w:r>
+    </w:p>
+    <w:p>
+      <w:pPr>
+        <w:shd w:val="clear" w:fill="F0F0F0"/>
+        <w:spacing w:before="0" w:after="0" w:line="300" w:lineRule="exact"/>
+      </w:pPr>
+      <w:r>
+        <w:rPr>
+          <w:rFonts w:ascii="Consolas" w:hAnsi="Consolas"/>
+          <w:sz w:val="16"/>
+        </w:rPr>
+        <w:t xml:space="preserve">        IF NOT EXISTS (SELECT 1 FROM riders</w:t>
+      </w:r>
+    </w:p>
+    <w:p>
+      <w:pPr>
+        <w:shd w:val="clear" w:fill="F0F0F0"/>
+        <w:spacing w:before="0" w:after="0" w:line="300" w:lineRule="exact"/>
+      </w:pPr>
+      <w:r>
+        <w:rPr>
+          <w:rFonts w:ascii="Consolas" w:hAnsi="Consolas"/>
+          <w:sz w:val="16"/>
+        </w:rPr>
+        <w:t xml:space="preserve">            WHERE rider_id = NEW.stage2_rider_id</w:t>
+      </w:r>
+    </w:p>
+    <w:p>
+      <w:pPr>
+        <w:shd w:val="clear" w:fill="F0F0F0"/>
+        <w:spacing w:before="0" w:after="0" w:line="300" w:lineRule="exact"/>
+      </w:pPr>
+      <w:r>
+        <w:rPr>
+          <w:rFonts w:ascii="微软雅黑" w:hAnsi="微软雅黑"/>
+          <w:sz w:val="21"/>
+        </w:rPr>
+        <w:t xml:space="preserve">            AND rider_type = 'Stage2_Floor') THEN</w:t>
+      </w:r>
+    </w:p>
+    <w:p>
+      <w:pPr>
+        <w:shd w:val="clear" w:fill="F0F0F0"/>
+        <w:spacing w:before="0" w:after="0" w:line="300" w:lineRule="exact"/>
+      </w:pPr>
+      <w:r>
+        <w:rPr>
+          <w:rFonts w:ascii="Consolas" w:hAnsi="Consolas"/>
+          <w:sz w:val="16"/>
+        </w:rPr>
+        <w:t xml:space="preserve">            SIGNAL SQLSTATE '45000'</w:t>
+      </w:r>
+    </w:p>
+    <w:p>
+      <w:pPr>
+        <w:shd w:val="clear" w:fill="F0F0F0"/>
+        <w:spacing w:before="0" w:after="0" w:line="300" w:lineRule="exact"/>
+      </w:pPr>
+      <w:r>
+        <w:rPr>
+          <w:rFonts w:ascii="微软雅黑" w:hAnsi="微软雅黑"/>
+          <w:sz w:val="21"/>
+        </w:rPr>
+        <w:t xml:space="preserve">            SET MESSAGE_TEXT = '指派失败：楼栋骑手必须是 Stage2_Floor 类型！';</w:t>
+      </w:r>
+    </w:p>
+    <w:p>
+      <w:pPr>
+        <w:shd w:val="clear" w:fill="F0F0F0"/>
+        <w:spacing w:before="0" w:after="0" w:line="300" w:lineRule="exact"/>
+      </w:pPr>
+      <w:r>
+        <w:rPr>
+          <w:rFonts w:ascii="Consolas" w:hAnsi="Consolas"/>
+          <w:sz w:val="16"/>
+        </w:rPr>
+        <w:t xml:space="preserve">        END IF;</w:t>
+      </w:r>
+    </w:p>
+    <w:p>
+      <w:pPr>
+        <w:shd w:val="clear" w:fill="F0F0F0"/>
+        <w:spacing w:before="0" w:after="0" w:line="300" w:lineRule="exact"/>
+      </w:pPr>
+      <w:r>
+        <w:rPr>
+          <w:rFonts w:ascii="Consolas" w:hAnsi="Consolas"/>
+          <w:sz w:val="16"/>
+        </w:rPr>
+        <w:t xml:space="preserve">    END IF;</w:t>
+      </w:r>
+    </w:p>
+    <w:p>
+      <w:pPr>
+        <w:shd w:val="clear" w:fill="F0F0F0"/>
+        <w:spacing w:before="0" w:after="0" w:line="300" w:lineRule="exact"/>
+      </w:pPr>
+      <w:r>
+        <w:rPr>
+          <w:rFonts w:ascii="Consolas" w:hAnsi="Consolas"/>
+          <w:sz w:val="16"/>
+        </w:rPr>
+        <w:t>END;</w:t>
+      </w:r>
+    </w:p>
+    <w:p>
+      <w:pPr>
+        <w:shd w:val="clear" w:fill="F0F0F0"/>
+        <w:spacing w:before="0" w:after="0" w:line="300" w:lineRule="exact"/>
+      </w:pPr>
+      <w:r>
+        <w:rPr>
+          <w:rFonts w:ascii="微软雅黑" w:hAnsi="微软雅黑"/>
+          <w:sz w:val="21"/>
+        </w:rPr>
+      </w:r>
+    </w:p>
+    <w:p>
+      <w:pPr>
+        <w:shd w:val="clear" w:fill="F0F0F0"/>
+        <w:spacing w:before="0" w:after="0" w:line="300" w:lineRule="exact"/>
+      </w:pPr>
+      <w:r>
+        <w:rPr>
+          <w:rFonts w:ascii="Consolas" w:hAnsi="Consolas"/>
+          <w:sz w:val="16"/>
+        </w:rPr>
+        <w:t>-- 触发器：骑手类型校验 BEFORE UPDATE — 防止更新操作绕过类型检查</w:t>
+      </w:r>
+    </w:p>
+    <w:p>
+      <w:pPr>
+        <w:shd w:val="clear" w:fill="F0F0F0"/>
+        <w:spacing w:before="0" w:after="0" w:line="300" w:lineRule="exact"/>
+      </w:pPr>
+      <w:r>
+        <w:rPr>
+          <w:rFonts w:ascii="Consolas" w:hAnsi="Consolas"/>
+          <w:sz w:val="16"/>
+        </w:rPr>
+        <w:t>CREATE TRIGGER trg_check_rider_type_before_update</w:t>
+      </w:r>
+    </w:p>
+    <w:p>
+      <w:pPr>
+        <w:shd w:val="clear" w:fill="F0F0F0"/>
+        <w:spacing w:before="0" w:after="0" w:line="300" w:lineRule="exact"/>
+      </w:pPr>
+      <w:r>
+        <w:rPr>
+          <w:rFonts w:ascii="Consolas" w:hAnsi="Consolas"/>
+          <w:sz w:val="16"/>
+        </w:rPr>
+        <w:t>BEFORE UPDATE ON orders</w:t>
+      </w:r>
+    </w:p>
+    <w:p>
+      <w:pPr>
+        <w:shd w:val="clear" w:fill="F0F0F0"/>
+        <w:spacing w:before="0" w:after="0" w:line="300" w:lineRule="exact"/>
+      </w:pPr>
+      <w:r>
+        <w:rPr>
+          <w:rFonts w:ascii="Consolas" w:hAnsi="Consolas"/>
+          <w:sz w:val="16"/>
+        </w:rPr>
+        <w:t>FOR EACH ROW</w:t>
+      </w:r>
+    </w:p>
+    <w:p>
+      <w:pPr>
+        <w:shd w:val="clear" w:fill="F0F0F0"/>
+        <w:spacing w:before="0" w:after="0" w:line="300" w:lineRule="exact"/>
+      </w:pPr>
+      <w:r>
+        <w:rPr>
+          <w:rFonts w:ascii="Consolas" w:hAnsi="Consolas"/>
+          <w:sz w:val="16"/>
+        </w:rPr>
+        <w:t>BEGIN</w:t>
+      </w:r>
+    </w:p>
+    <w:p>
+      <w:pPr>
+        <w:shd w:val="clear" w:fill="F0F0F0"/>
+        <w:spacing w:before="0" w:after="0" w:line="300" w:lineRule="exact"/>
+      </w:pPr>
+      <w:r>
+        <w:rPr>
+          <w:rFonts w:ascii="Consolas" w:hAnsi="Consolas"/>
+          <w:sz w:val="16"/>
+        </w:rPr>
+        <w:t xml:space="preserve">    IF NEW.stage1_rider_id IS NOT NULL</w:t>
+      </w:r>
+    </w:p>
+    <w:p>
+      <w:pPr>
+        <w:shd w:val="clear" w:fill="F0F0F0"/>
+        <w:spacing w:before="0" w:after="0" w:line="300" w:lineRule="exact"/>
+      </w:pPr>
+      <w:r>
+        <w:rPr>
+          <w:rFonts w:ascii="微软雅黑" w:hAnsi="微软雅黑"/>
+          <w:sz w:val="21"/>
+        </w:rPr>
+        <w:t xml:space="preserve">       AND (NEW.stage1_rider_id != OLD.stage1_rider_id</w:t>
+      </w:r>
+    </w:p>
+    <w:p>
+      <w:pPr>
+        <w:shd w:val="clear" w:fill="F0F0F0"/>
+        <w:spacing w:before="0" w:after="0" w:line="300" w:lineRule="exact"/>
+      </w:pPr>
+      <w:r>
+        <w:rPr>
+          <w:rFonts w:ascii="微软雅黑" w:hAnsi="微软雅黑"/>
+          <w:sz w:val="21"/>
+        </w:rPr>
+        <w:t xml:space="preserve">            OR OLD.stage1_rider_id IS NULL) THEN</w:t>
+      </w:r>
+    </w:p>
+    <w:p>
+      <w:pPr>
+        <w:shd w:val="clear" w:fill="F0F0F0"/>
+        <w:spacing w:before="0" w:after="0" w:line="300" w:lineRule="exact"/>
+      </w:pPr>
+      <w:r>
+        <w:rPr>
+          <w:rFonts w:ascii="Consolas" w:hAnsi="Consolas"/>
+          <w:sz w:val="16"/>
+        </w:rPr>
+        <w:t xml:space="preserve">        IF NOT EXISTS (SELECT 1 FROM riders</w:t>
+      </w:r>
+    </w:p>
+    <w:p>
+      <w:pPr>
+        <w:shd w:val="clear" w:fill="F0F0F0"/>
+        <w:spacing w:before="0" w:after="0" w:line="300" w:lineRule="exact"/>
+      </w:pPr>
+      <w:r>
+        <w:rPr>
+          <w:rFonts w:ascii="Consolas" w:hAnsi="Consolas"/>
+          <w:sz w:val="16"/>
+        </w:rPr>
+        <w:t xml:space="preserve">            WHERE rider_id = NEW.stage1_rider_id</w:t>
+      </w:r>
+    </w:p>
+    <w:p>
+      <w:pPr>
+        <w:shd w:val="clear" w:fill="F0F0F0"/>
+        <w:spacing w:before="0" w:after="0" w:line="300" w:lineRule="exact"/>
+      </w:pPr>
+      <w:r>
+        <w:rPr>
+          <w:rFonts w:ascii="微软雅黑" w:hAnsi="微软雅黑"/>
+          <w:sz w:val="21"/>
+        </w:rPr>
+        <w:t xml:space="preserve">            AND rider_type = 'Stage1_Trunk') THEN</w:t>
+      </w:r>
+    </w:p>
+    <w:p>
+      <w:pPr>
+        <w:shd w:val="clear" w:fill="F0F0F0"/>
+        <w:spacing w:before="0" w:after="0" w:line="300" w:lineRule="exact"/>
+      </w:pPr>
+      <w:r>
+        <w:rPr>
+          <w:rFonts w:ascii="Consolas" w:hAnsi="Consolas"/>
+          <w:sz w:val="16"/>
+        </w:rPr>
+        <w:t xml:space="preserve">            SIGNAL SQLSTATE '45000'</w:t>
+      </w:r>
+    </w:p>
+    <w:p>
+      <w:pPr>
+        <w:shd w:val="clear" w:fill="F0F0F0"/>
+        <w:spacing w:before="0" w:after="0" w:line="300" w:lineRule="exact"/>
+      </w:pPr>
+      <w:r>
+        <w:rPr>
+          <w:rFonts w:ascii="微软雅黑" w:hAnsi="微软雅黑"/>
+          <w:sz w:val="21"/>
+        </w:rPr>
+        <w:t xml:space="preserve">            SET MESSAGE_TEXT = '指派失败：干线骑手必须是 Stage1_Trunk 类型！';</w:t>
+      </w:r>
+    </w:p>
+    <w:p>
+      <w:pPr>
+        <w:shd w:val="clear" w:fill="F0F0F0"/>
+        <w:spacing w:before="0" w:after="0" w:line="300" w:lineRule="exact"/>
+      </w:pPr>
+      <w:r>
+        <w:rPr>
+          <w:rFonts w:ascii="Consolas" w:hAnsi="Consolas"/>
+          <w:sz w:val="16"/>
+        </w:rPr>
+        <w:t xml:space="preserve">        END IF;</w:t>
+      </w:r>
+    </w:p>
+    <w:p>
+      <w:pPr>
+        <w:shd w:val="clear" w:fill="F0F0F0"/>
+        <w:spacing w:before="0" w:after="0" w:line="300" w:lineRule="exact"/>
+      </w:pPr>
+      <w:r>
+        <w:rPr>
+          <w:rFonts w:ascii="Consolas" w:hAnsi="Consolas"/>
+          <w:sz w:val="16"/>
+        </w:rPr>
+        <w:t xml:space="preserve">    END IF;</w:t>
+      </w:r>
+    </w:p>
+    <w:p>
+      <w:pPr>
+        <w:shd w:val="clear" w:fill="F0F0F0"/>
+        <w:spacing w:before="0" w:after="0" w:line="300" w:lineRule="exact"/>
+      </w:pPr>
+      <w:r>
+        <w:rPr>
+          <w:rFonts w:ascii="Consolas" w:hAnsi="Consolas"/>
+          <w:sz w:val="16"/>
+        </w:rPr>
+        <w:t xml:space="preserve">    IF NEW.stage2_rider_id IS NOT NULL</w:t>
+      </w:r>
+    </w:p>
+    <w:p>
+      <w:pPr>
+        <w:shd w:val="clear" w:fill="F0F0F0"/>
+        <w:spacing w:before="0" w:after="0" w:line="300" w:lineRule="exact"/>
+      </w:pPr>
+      <w:r>
+        <w:rPr>
+          <w:rFonts w:ascii="微软雅黑" w:hAnsi="微软雅黑"/>
+          <w:sz w:val="21"/>
+        </w:rPr>
+        <w:t xml:space="preserve">       AND (NEW.stage2_rider_id != OLD.stage2_rider_id</w:t>
+      </w:r>
+    </w:p>
+    <w:p>
+      <w:pPr>
+        <w:shd w:val="clear" w:fill="F0F0F0"/>
+        <w:spacing w:before="0" w:after="0" w:line="300" w:lineRule="exact"/>
+      </w:pPr>
+      <w:r>
+        <w:rPr>
+          <w:rFonts w:ascii="微软雅黑" w:hAnsi="微软雅黑"/>
+          <w:sz w:val="21"/>
+        </w:rPr>
+        <w:t xml:space="preserve">            OR OLD.stage2_rider_id IS NULL) THEN</w:t>
+      </w:r>
+    </w:p>
+    <w:p>
+      <w:pPr>
+        <w:shd w:val="clear" w:fill="F0F0F0"/>
+        <w:spacing w:before="0" w:after="0" w:line="300" w:lineRule="exact"/>
+      </w:pPr>
+      <w:r>
+        <w:rPr>
+          <w:rFonts w:ascii="Consolas" w:hAnsi="Consolas"/>
+          <w:sz w:val="16"/>
+        </w:rPr>
+        <w:t xml:space="preserve">        IF NOT EXISTS (SELECT 1 FROM riders</w:t>
+      </w:r>
+    </w:p>
+    <w:p>
+      <w:pPr>
+        <w:shd w:val="clear" w:fill="F0F0F0"/>
+        <w:spacing w:before="0" w:after="0" w:line="300" w:lineRule="exact"/>
+      </w:pPr>
+      <w:r>
+        <w:rPr>
+          <w:rFonts w:ascii="Consolas" w:hAnsi="Consolas"/>
+          <w:sz w:val="16"/>
+        </w:rPr>
+        <w:t xml:space="preserve">            WHERE rider_id = NEW.stage2_rider_id</w:t>
+      </w:r>
+    </w:p>
+    <w:p>
+      <w:pPr>
+        <w:shd w:val="clear" w:fill="F0F0F0"/>
+        <w:spacing w:before="0" w:after="0" w:line="300" w:lineRule="exact"/>
+      </w:pPr>
+      <w:r>
+        <w:rPr>
+          <w:rFonts w:ascii="微软雅黑" w:hAnsi="微软雅黑"/>
+          <w:sz w:val="21"/>
+        </w:rPr>
+        <w:t xml:space="preserve">            AND rider_type = 'Stage2_Floor') THEN</w:t>
+      </w:r>
+    </w:p>
+    <w:p>
+      <w:pPr>
+        <w:shd w:val="clear" w:fill="F0F0F0"/>
+        <w:spacing w:before="0" w:after="0" w:line="300" w:lineRule="exact"/>
+      </w:pPr>
+      <w:r>
+        <w:rPr>
+          <w:rFonts w:ascii="Consolas" w:hAnsi="Consolas"/>
+          <w:sz w:val="16"/>
+        </w:rPr>
+        <w:t xml:space="preserve">            SIGNAL SQLSTATE '45000'</w:t>
+      </w:r>
+    </w:p>
+    <w:p>
+      <w:pPr>
+        <w:shd w:val="clear" w:fill="F0F0F0"/>
+        <w:spacing w:before="0" w:after="0" w:line="300" w:lineRule="exact"/>
+      </w:pPr>
+      <w:r>
+        <w:rPr>
+          <w:rFonts w:ascii="微软雅黑" w:hAnsi="微软雅黑"/>
+          <w:sz w:val="21"/>
+        </w:rPr>
+        <w:t xml:space="preserve">            SET MESSAGE_TEXT = '指派失败：楼栋骑手必须是 Stage2_Floor 类型！';</w:t>
+      </w:r>
+    </w:p>
+    <w:p>
+      <w:pPr>
+        <w:shd w:val="clear" w:fill="F0F0F0"/>
+        <w:spacing w:before="0" w:after="0" w:line="300" w:lineRule="exact"/>
+      </w:pPr>
+      <w:r>
+        <w:rPr>
+          <w:rFonts w:ascii="Consolas" w:hAnsi="Consolas"/>
+          <w:sz w:val="16"/>
+        </w:rPr>
+        <w:t xml:space="preserve">        END IF;</w:t>
+      </w:r>
+    </w:p>
+    <w:p>
+      <w:pPr>
+        <w:shd w:val="clear" w:fill="F0F0F0"/>
+        <w:spacing w:before="0" w:after="0" w:line="300" w:lineRule="exact"/>
+      </w:pPr>
+      <w:r>
+        <w:rPr>
+          <w:rFonts w:ascii="Consolas" w:hAnsi="Consolas"/>
+          <w:sz w:val="16"/>
+        </w:rPr>
+        <w:t xml:space="preserve">    END IF;</w:t>
+      </w:r>
+    </w:p>
+    <w:p>
+      <w:pPr>
+        <w:shd w:val="clear" w:fill="F0F0F0"/>
+        <w:spacing w:before="0" w:after="0" w:line="300" w:lineRule="exact"/>
+      </w:pPr>
+      <w:r>
+        <w:rPr>
+          <w:rFonts w:ascii="Consolas" w:hAnsi="Consolas"/>
+          <w:sz w:val="16"/>
+        </w:rPr>
+        <w:t>END;</w:t>
+      </w:r>
+    </w:p>
+    <w:p>
+      <w:pPr>
         <w:pStyle w:val="4"/>
       </w:pPr>
       <w:bookmarkStart w:id="22" w:name="_Toc24841"/>
@@ -6971,7 +12978,7 @@
           <w:color w:val="333333"/>
           <w:sz w:val="24"/>
         </w:rPr>
-        <w:t>此外，系统还实现了 sp_arrive_at_pickup_point（第一段送达，入库寄存柜+释放干线骑手）、sp_stage2_deliver（第二段送达，释放楼栋骑手+扣减包裹计数）、sp_cancel_order（取消订单，退款+恢复库存+骑手释放），均采用相同的"显式事务+EXIT HANDLER"框架，完整覆盖两段式配送全链路的状态流转与异常处理。</w:t>
+        <w:t>此外，系统还实现了 sp_arrive_at_pickup_point（第一段送达，入库寄存柜+触发器自动释放干线骑手为Idle）、sp_stage2_deliver（第二段送达，触发器自动释放楼栋骑手为Idle+扣减包裹计数）、sp_cancel_order（取消订单，退款+恢复库存+骑手释放），均采用相同的"显式事务+EXIT HANDLER"框架，完整覆盖两段式配送全链路的状态流转与异常处理。需特别说明：骑手的 Delivering/Idle 状态切换不再由存储过程手动编码实现，而是委托给 AFTER UPDATE ON orders 触发器自动管理——当订单状态变更触发段完成条件时，触发器自动将对应骑手释放为空闲，存储过程仅负责订单状态推进与寄存柜计数维护，实现了业务逻辑与控制逻辑的清晰解耦。</w:t>
       </w:r>
     </w:p>
     <w:p>
@@ -7247,7 +13254,7 @@
           <w:color w:val="333333"/>
           <w:sz w:val="24"/>
         </w:rPr>
-        <w:t>系统的数据更新操作通过存储过程封装，确保业务逻辑的一致性与原子性：sp_create_order 完成下单（扣款→创建订单→写入明细）；sp_arrive_at_pickup_point 完成第一段配送（推进状态→释放干线骑手→寄存柜入库）；sp_stage2_deliver 完成第二段配送（推进状态→释放楼栋骑手→寄存柜出库）；sp_cancel_order 完成取消（退款→恢复库存→释放骑手→状态标记）。所有存储过程均以"显式事务+EXIT HANDLER"模板实现，确保异常场景下数据完整性不被破坏。</w:t>
+        <w:t>系统的数据更新操作通过存储过程封装，确保业务逻辑的一致性与原子性：sp_create_order 完成下单（扣款→创建订单→写入明细）；sp_arrive_at_pickup_point 完成第一段配送（推进状态→触发器自动释放干线骑手→寄存柜入库）；sp_stage2_deliver 完成第二段配送（推进状态→触发器自动释放楼栋骑手→寄存柜出库）；sp_cancel_order 完成取消（退款→恢复库存→触发器自动释放骑手→状态标记）。所有存储过程均以"显式事务+EXIT HANDLER"模板实现，确保异常场景下数据完整性不被破坏。</w:t>
       </w:r>
     </w:p>
     <w:p>

--- a/校园外卖两段式配送系统_实践报告.docx
+++ b/校园外卖两段式配送系统_实践报告.docx
@@ -998,7 +998,7 @@
         <w:rPr>
           <w:rFonts w:ascii="微软雅黑" w:hAnsi="微软雅黑" w:eastAsia="微软雅黑"/>
         </w:rPr>
-        <w:t>六、物理结构设计——创建索引</w:t>
+        <w:t>六、物理结构设计——创建索引（4个B-Tree索引）</w:t>
       </w:r>
       <w:r>
         <w:tab/>
@@ -1086,7 +1086,7 @@
         <w:rPr>
           <w:rFonts w:ascii="微软雅黑" w:hAnsi="微软雅黑" w:eastAsia="微软雅黑"/>
         </w:rPr>
-        <w:t>7.1 触发器</w:t>
+        <w:t>7.1 触发器（共7个）</w:t>
       </w:r>
       <w:r>
         <w:tab/>
@@ -9919,7 +9919,7 @@
           <w:color w:val="1E2761"/>
           <w:sz w:val="32"/>
         </w:rPr>
-        <w:t>六、物理结构设计——创建索引</w:t>
+        <w:t>六、物理结构设计——创建索引（4个）</w:t>
       </w:r>
       <w:bookmarkEnd w:id="19"/>
     </w:p>
@@ -10051,6 +10051,34 @@
     </w:p>
     <w:p>
       <w:pPr>
+        <w:shd w:val="clear" w:fill="F0F0F0"/>
+        <w:spacing w:before="0" w:after="0" w:line="300" w:lineRule="exact"/>
+      </w:pPr>
+      <w:r>
+        <w:rPr>
+          <w:sz w:val="21"/>
+          <w:szCs w:val="21"/>
+          <w:rFonts w:eastAsia="微软雅黑"/>
+        </w:rPr>
+        <w:t xml:space="preserve">-- 4. 复合索引：加速寄存点容量检查与视图关联查询</w:t>
+      </w:r>
+    </w:p>
+    <w:p>
+      <w:pPr>
+        <w:shd w:val="clear" w:fill="F0F0F0"/>
+        <w:spacing w:before="0" w:after="0" w:line="300" w:lineRule="exact"/>
+      </w:pPr>
+      <w:r>
+        <w:rPr>
+          <w:sz w:val="21"/>
+          <w:szCs w:val="21"/>
+          <w:rFonts w:eastAsia="微软雅黑"/>
+        </w:rPr>
+        <w:t xml:space="preserve">CREATE INDEX idx_orders_point_status ON orders(pickup_point_id, order_status);</w:t>
+      </w:r>
+    </w:p>
+    <w:p>
+      <w:pPr>
         <w:spacing w:after="40" w:line="360" w:lineRule="auto"/>
         <w:ind w:firstLine="440"/>
       </w:pPr>
@@ -10106,6 +10134,20 @@
       </w:r>
     </w:p>
     <w:p>
+      <w:pPr>
+        <w:spacing w:after="40" w:line="360" w:lineRule="auto"/>
+        <w:ind w:firstLine="440"/>
+      </w:pPr>
+      <w:r>
+        <w:rPr>
+          <w:sz w:val="21"/>
+          <w:szCs w:val="21"/>
+          <w:rFonts w:eastAsia="微软雅黑"/>
+        </w:rPr>
+        <w:t xml:space="preserve">（4）idx_orders_point_status（新增）：复合索引（pickup_point_id, order_status）覆盖了 vw_pickup_point_analytics 视图 LEFT JOIN 子查询中 WHERE order_status IN ('Arrived_At_Point','Stage2_Assigned') GROUP BY pickup_point_id 这一核心聚合查询；同时加速 sp_create_order 下单时的容量预检（SELECT...FOR UPDATE WHERE point_id=?），将全表扫描优化为索引查找，大幅降低行锁持有时间。</w:t>
+      </w:r>
+    </w:p>
+    <w:p>
       <w:r>
         <w:br w:type="page"/>
       </w:r>
@@ -12071,6 +12113,258 @@
     </w:p>
     <w:p>
       <w:pPr>
+        <w:shd w:val="clear" w:fill="F0F0F0"/>
+        <w:spacing w:before="0" w:after="0" w:line="300" w:lineRule="exact"/>
+      </w:pPr>
+      <w:r>
+        <w:rPr>
+          <w:sz w:val="21"/>
+          <w:szCs w:val="21"/>
+          <w:rFonts w:eastAsia="微软雅黑"/>
+        </w:rPr>
+        <w:t xml:space="preserve">此外，系统新增了第七个触发器 trg_check_pickup_point_capacity（BEFORE INSERT ON orders），在下单阶段即对寄存点容量进行 FOR UPDATE 锁定检查，从源头防止将订单分配到已满的寄存点：</w:t>
+      </w:r>
+    </w:p>
+    <w:p>
+      <w:pPr>
+        <w:shd w:val="clear" w:fill="F0F0F0"/>
+        <w:spacing w:before="0" w:after="0" w:line="300" w:lineRule="exact"/>
+      </w:pPr>
+      <w:r>
+        <w:rPr>
+          <w:sz w:val="21"/>
+          <w:szCs w:val="21"/>
+          <w:rFonts w:eastAsia="微软雅黑"/>
+        </w:rPr>
+        <w:t xml:space="preserve"/>
+      </w:r>
+    </w:p>
+    <w:p>
+      <w:pPr>
+        <w:shd w:val="clear" w:fill="F0F0F0"/>
+        <w:spacing w:before="0" w:after="0" w:line="300" w:lineRule="exact"/>
+      </w:pPr>
+      <w:r>
+        <w:rPr>
+          <w:sz w:val="21"/>
+          <w:szCs w:val="21"/>
+          <w:rFonts w:eastAsia="微软雅黑"/>
+        </w:rPr>
+        <w:t xml:space="preserve">-- 触发器7：下单前寄存点容量预检，防止骑手白跑一趟（FOR UPDATE 行级锁）</w:t>
+      </w:r>
+    </w:p>
+    <w:p>
+      <w:pPr>
+        <w:shd w:val="clear" w:fill="F0F0F0"/>
+        <w:spacing w:before="0" w:after="0" w:line="300" w:lineRule="exact"/>
+      </w:pPr>
+      <w:r>
+        <w:rPr>
+          <w:sz w:val="21"/>
+          <w:szCs w:val="21"/>
+          <w:rFonts w:eastAsia="微软雅黑"/>
+        </w:rPr>
+        <w:t xml:space="preserve">CREATE TRIGGER trg_check_pickup_point_capacity</w:t>
+      </w:r>
+    </w:p>
+    <w:p>
+      <w:pPr>
+        <w:shd w:val="clear" w:fill="F0F0F0"/>
+        <w:spacing w:before="0" w:after="0" w:line="300" w:lineRule="exact"/>
+      </w:pPr>
+      <w:r>
+        <w:rPr>
+          <w:sz w:val="21"/>
+          <w:szCs w:val="21"/>
+          <w:rFonts w:eastAsia="微软雅黑"/>
+        </w:rPr>
+        <w:t xml:space="preserve">BEFORE INSERT ON orders</w:t>
+      </w:r>
+    </w:p>
+    <w:p>
+      <w:pPr>
+        <w:shd w:val="clear" w:fill="F0F0F0"/>
+        <w:spacing w:before="0" w:after="0" w:line="300" w:lineRule="exact"/>
+      </w:pPr>
+      <w:r>
+        <w:rPr>
+          <w:sz w:val="21"/>
+          <w:szCs w:val="21"/>
+          <w:rFonts w:eastAsia="微软雅黑"/>
+        </w:rPr>
+        <w:t xml:space="preserve">FOR EACH ROW</w:t>
+      </w:r>
+    </w:p>
+    <w:p>
+      <w:pPr>
+        <w:shd w:val="clear" w:fill="F0F0F0"/>
+        <w:spacing w:before="0" w:after="0" w:line="300" w:lineRule="exact"/>
+      </w:pPr>
+      <w:r>
+        <w:rPr>
+          <w:sz w:val="21"/>
+          <w:szCs w:val="21"/>
+          <w:rFonts w:eastAsia="微软雅黑"/>
+        </w:rPr>
+        <w:t xml:space="preserve">BEGIN</w:t>
+      </w:r>
+    </w:p>
+    <w:p>
+      <w:pPr>
+        <w:shd w:val="clear" w:fill="F0F0F0"/>
+        <w:spacing w:before="0" w:after="0" w:line="300" w:lineRule="exact"/>
+      </w:pPr>
+      <w:r>
+        <w:rPr>
+          <w:sz w:val="21"/>
+          <w:szCs w:val="21"/>
+          <w:rFonts w:eastAsia="微软雅黑"/>
+        </w:rPr>
+        <w:t xml:space="preserve">    DECLARE v_pt_current INT;</w:t>
+      </w:r>
+    </w:p>
+    <w:p>
+      <w:pPr>
+        <w:shd w:val="clear" w:fill="F0F0F0"/>
+        <w:spacing w:before="0" w:after="0" w:line="300" w:lineRule="exact"/>
+      </w:pPr>
+      <w:r>
+        <w:rPr>
+          <w:sz w:val="21"/>
+          <w:szCs w:val="21"/>
+          <w:rFonts w:eastAsia="微软雅黑"/>
+        </w:rPr>
+        <w:t xml:space="preserve">    DECLARE v_pt_capacity INT;</w:t>
+      </w:r>
+    </w:p>
+    <w:p>
+      <w:pPr>
+        <w:shd w:val="clear" w:fill="F0F0F0"/>
+        <w:spacing w:before="0" w:after="0" w:line="300" w:lineRule="exact"/>
+      </w:pPr>
+      <w:r>
+        <w:rPr>
+          <w:sz w:val="21"/>
+          <w:szCs w:val="21"/>
+          <w:rFonts w:eastAsia="微软雅黑"/>
+        </w:rPr>
+        <w:t xml:space="preserve">    -- FOR UPDATE 行级锁：防止两个用户同时看到"还剩1个格子"同时下单</w:t>
+      </w:r>
+    </w:p>
+    <w:p>
+      <w:pPr>
+        <w:shd w:val="clear" w:fill="F0F0F0"/>
+        <w:spacing w:before="0" w:after="0" w:line="300" w:lineRule="exact"/>
+      </w:pPr>
+      <w:r>
+        <w:rPr>
+          <w:sz w:val="21"/>
+          <w:szCs w:val="21"/>
+          <w:rFonts w:eastAsia="微软雅黑"/>
+        </w:rPr>
+        <w:t xml:space="preserve">    SELECT current_packages, capacity INTO v_pt_current, v_pt_capacity</w:t>
+      </w:r>
+    </w:p>
+    <w:p>
+      <w:pPr>
+        <w:shd w:val="clear" w:fill="F0F0F0"/>
+        <w:spacing w:before="0" w:after="0" w:line="300" w:lineRule="exact"/>
+      </w:pPr>
+      <w:r>
+        <w:rPr>
+          <w:sz w:val="21"/>
+          <w:szCs w:val="21"/>
+          <w:rFonts w:eastAsia="微软雅黑"/>
+        </w:rPr>
+        <w:t xml:space="preserve">    FROM pickup_points WHERE point_id = NEW.pickup_point_id FOR UPDATE;</w:t>
+      </w:r>
+    </w:p>
+    <w:p>
+      <w:pPr>
+        <w:shd w:val="clear" w:fill="F0F0F0"/>
+        <w:spacing w:before="0" w:after="0" w:line="300" w:lineRule="exact"/>
+      </w:pPr>
+      <w:r>
+        <w:rPr>
+          <w:sz w:val="21"/>
+          <w:szCs w:val="21"/>
+          <w:rFonts w:eastAsia="微软雅黑"/>
+        </w:rPr>
+        <w:t xml:space="preserve">    IF v_pt_current &gt;= v_pt_capacity THEN</w:t>
+      </w:r>
+    </w:p>
+    <w:p>
+      <w:pPr>
+        <w:shd w:val="clear" w:fill="F0F0F0"/>
+        <w:spacing w:before="0" w:after="0" w:line="300" w:lineRule="exact"/>
+      </w:pPr>
+      <w:r>
+        <w:rPr>
+          <w:sz w:val="21"/>
+          <w:szCs w:val="21"/>
+          <w:rFonts w:eastAsia="微软雅黑"/>
+        </w:rPr>
+        <w:t xml:space="preserve">        SIGNAL SQLSTATE '45000' SET MESSAGE_TEXT = '下单失败：该寄存点已满，请选择邻近寄存点下单！';</w:t>
+      </w:r>
+    </w:p>
+    <w:p>
+      <w:pPr>
+        <w:shd w:val="clear" w:fill="F0F0F0"/>
+        <w:spacing w:before="0" w:after="0" w:line="300" w:lineRule="exact"/>
+      </w:pPr>
+      <w:r>
+        <w:rPr>
+          <w:sz w:val="21"/>
+          <w:szCs w:val="21"/>
+          <w:rFonts w:eastAsia="微软雅黑"/>
+        </w:rPr>
+        <w:t xml:space="preserve">    END IF;</w:t>
+      </w:r>
+    </w:p>
+    <w:p>
+      <w:pPr>
+        <w:shd w:val="clear" w:fill="F0F0F0"/>
+        <w:spacing w:before="0" w:after="0" w:line="300" w:lineRule="exact"/>
+      </w:pPr>
+      <w:r>
+        <w:rPr>
+          <w:sz w:val="21"/>
+          <w:szCs w:val="21"/>
+          <w:rFonts w:eastAsia="微软雅黑"/>
+        </w:rPr>
+        <w:t xml:space="preserve">END;</w:t>
+      </w:r>
+    </w:p>
+    <w:p>
+      <w:pPr>
+        <w:shd w:val="clear" w:fill="F0F0F0"/>
+        <w:spacing w:before="0" w:after="0" w:line="300" w:lineRule="exact"/>
+      </w:pPr>
+      <w:r>
+        <w:rPr>
+          <w:sz w:val="21"/>
+          <w:szCs w:val="21"/>
+          <w:rFonts w:eastAsia="微软雅黑"/>
+        </w:rPr>
+        <w:t xml:space="preserve"/>
+      </w:r>
+    </w:p>
+    <w:p>
+      <w:pPr>
+        <w:shd w:val="clear" w:fill="F0F0F0"/>
+        <w:spacing w:before="0" w:after="0" w:line="300" w:lineRule="exact"/>
+      </w:pPr>
+      <w:r>
+        <w:rPr>
+          <w:sz w:val="21"/>
+          <w:szCs w:val="21"/>
+          <w:rFonts w:eastAsia="微软雅黑"/>
+        </w:rPr>
+        <w:t xml:space="preserve">设计说明：此前系统仅依靠 pickup_points 表的 chk_capacity CHECK 约束在入库时拦截超容写入。问题是——干线骑手已经完成了从商家到寄存点的配送，扫描入库时才发现柜子满了，整个事务 ROLLBACK 后骑手的配送成果被抹掉（订单回退到 Stage1_Assigned，stage1_completed_at 未记录）。新增的容量预检触发器在下单阶段（BEFORE INSERT ON orders）就通过 FOR UPDATE 锁定寄存点行、检查 current_packages &gt;= capacity，满了直接 SIGNAL 拒绝，用户提前收到"请选邻近寄存点"提示，无需让骑手白跑一趟。与 sp_create_order 存储过程中的容量预检（同样使用 FOR UPDATE）形成双保险——绕过存储过程的直接 INSERT 也会被触发器拦截。chk_capacity CHECK 约束降级为最后的安全网，仅在极端并发绕过两层预防时兜底。</w:t>
+      </w:r>
+    </w:p>
+    <w:p>
+      <w:pPr>
         <w:pStyle w:val="4"/>
       </w:pPr>
       <w:bookmarkStart w:id="22" w:name="_Toc24841"/>
@@ -12460,7 +12754,7 @@
           <w:color w:val="333333"/>
           <w:sz w:val="24"/>
         </w:rPr>
-        <w:t>下单流程涉及三个关键步骤——扣减钱包、创建订单、写入明细（触发库存扣减）。若任一步失败而前序步骤已执行，将导致数据不一致。本系统通过"显式事务 + DECLARE EXIT HANDLER + ROLLBACK"框架保证三步操作的 ACID 原子性：</w:t>
+        <w:t>下单流程涉及四个关键步骤——容量预检、扣减钱包、创建订单、写入明细（触发库存扣减）。若任一步失败而前序步骤已执行，将导致数据不一致。本系统通过"显式事务 + DECLARE EXIT HANDLER + ROLLBACK"框架保证四步操作的 ACID 原子性：</w:t>
       </w:r>
     </w:p>
     <w:p>
@@ -12848,6 +13142,173 @@
       </w:pPr>
       <w:r>
         <w:rPr>
+          <w:sz w:val="21"/>
+          <w:szCs w:val="21"/>
+          <w:rFonts w:eastAsia="微软雅黑"/>
+        </w:rPr>
+      </w:r>
+    </w:p>
+    <w:p>
+      <w:pPr>
+        <w:shd w:val="clear" w:fill="F0F0F0"/>
+        <w:spacing w:before="0" w:after="0" w:line="300" w:lineRule="exact"/>
+      </w:pPr>
+      <w:r>
+        <w:rPr>
+          <w:sz w:val="21"/>
+          <w:szCs w:val="21"/>
+          <w:rFonts w:eastAsia="微软雅黑"/>
+        </w:rPr>
+        <w:t xml:space="preserve">    -- 寄存点容量预检：FOR UPDATE行级锁防并发容量击穿</w:t>
+      </w:r>
+    </w:p>
+    <w:p>
+      <w:pPr>
+        <w:shd w:val="clear" w:fill="F0F0F0"/>
+        <w:spacing w:before="0" w:after="0" w:line="300" w:lineRule="exact"/>
+      </w:pPr>
+      <w:r>
+        <w:rPr>
+          <w:sz w:val="21"/>
+          <w:szCs w:val="21"/>
+          <w:rFonts w:eastAsia="微软雅黑"/>
+        </w:rPr>
+        <w:t xml:space="preserve">    BEGIN</w:t>
+      </w:r>
+    </w:p>
+    <w:p>
+      <w:pPr>
+        <w:shd w:val="clear" w:fill="F0F0F0"/>
+        <w:spacing w:before="0" w:after="0" w:line="300" w:lineRule="exact"/>
+      </w:pPr>
+      <w:r>
+        <w:rPr>
+          <w:sz w:val="21"/>
+          <w:szCs w:val="21"/>
+          <w:rFonts w:eastAsia="微软雅黑"/>
+        </w:rPr>
+        <w:t xml:space="preserve">        DECLARE v_pt_current INT;</w:t>
+      </w:r>
+    </w:p>
+    <w:p>
+      <w:pPr>
+        <w:shd w:val="clear" w:fill="F0F0F0"/>
+        <w:spacing w:before="0" w:after="0" w:line="300" w:lineRule="exact"/>
+      </w:pPr>
+      <w:r>
+        <w:rPr>
+          <w:sz w:val="21"/>
+          <w:szCs w:val="21"/>
+          <w:rFonts w:eastAsia="微软雅黑"/>
+        </w:rPr>
+        <w:t xml:space="preserve">        DECLARE v_pt_capacity INT;</w:t>
+      </w:r>
+    </w:p>
+    <w:p>
+      <w:pPr>
+        <w:shd w:val="clear" w:fill="F0F0F0"/>
+        <w:spacing w:before="0" w:after="0" w:line="300" w:lineRule="exact"/>
+      </w:pPr>
+      <w:r>
+        <w:rPr>
+          <w:sz w:val="21"/>
+          <w:szCs w:val="21"/>
+          <w:rFonts w:eastAsia="微软雅黑"/>
+        </w:rPr>
+        <w:t xml:space="preserve">        SELECT current_packages, capacity INTO v_pt_current, v_pt_capacity</w:t>
+      </w:r>
+    </w:p>
+    <w:p>
+      <w:pPr>
+        <w:shd w:val="clear" w:fill="F0F0F0"/>
+        <w:spacing w:before="0" w:after="0" w:line="300" w:lineRule="exact"/>
+      </w:pPr>
+      <w:r>
+        <w:rPr>
+          <w:sz w:val="21"/>
+          <w:szCs w:val="21"/>
+          <w:rFonts w:eastAsia="微软雅黑"/>
+        </w:rPr>
+        <w:t xml:space="preserve">        FROM pickup_points WHERE point_id = p_point_id FOR UPDATE;</w:t>
+      </w:r>
+    </w:p>
+    <w:p>
+      <w:pPr>
+        <w:shd w:val="clear" w:fill="F0F0F0"/>
+        <w:spacing w:before="0" w:after="0" w:line="300" w:lineRule="exact"/>
+      </w:pPr>
+      <w:r>
+        <w:rPr>
+          <w:sz w:val="21"/>
+          <w:szCs w:val="21"/>
+          <w:rFonts w:eastAsia="微软雅黑"/>
+        </w:rPr>
+        <w:t xml:space="preserve">        IF v_pt_current &gt;= v_pt_capacity THEN</w:t>
+      </w:r>
+    </w:p>
+    <w:p>
+      <w:pPr>
+        <w:shd w:val="clear" w:fill="F0F0F0"/>
+        <w:spacing w:before="0" w:after="0" w:line="300" w:lineRule="exact"/>
+      </w:pPr>
+      <w:r>
+        <w:rPr>
+          <w:sz w:val="21"/>
+          <w:szCs w:val="21"/>
+          <w:rFonts w:eastAsia="微软雅黑"/>
+        </w:rPr>
+        <w:t xml:space="preserve">            SIGNAL SQLSTATE '45000' SET MESSAGE_TEXT = '寄存点已满！';</w:t>
+      </w:r>
+    </w:p>
+    <w:p>
+      <w:pPr>
+        <w:shd w:val="clear" w:fill="F0F0F0"/>
+        <w:spacing w:before="0" w:after="0" w:line="300" w:lineRule="exact"/>
+      </w:pPr>
+      <w:r>
+        <w:rPr>
+          <w:sz w:val="21"/>
+          <w:szCs w:val="21"/>
+          <w:rFonts w:eastAsia="微软雅黑"/>
+        </w:rPr>
+        <w:t xml:space="preserve">        END IF;</w:t>
+      </w:r>
+    </w:p>
+    <w:p>
+      <w:pPr>
+        <w:shd w:val="clear" w:fill="F0F0F0"/>
+        <w:spacing w:before="0" w:after="0" w:line="300" w:lineRule="exact"/>
+      </w:pPr>
+      <w:r>
+        <w:rPr>
+          <w:sz w:val="21"/>
+          <w:szCs w:val="21"/>
+          <w:rFonts w:eastAsia="微软雅黑"/>
+        </w:rPr>
+        <w:t xml:space="preserve">    END;</w:t>
+      </w:r>
+    </w:p>
+    <w:p>
+      <w:pPr>
+        <w:shd w:val="clear" w:fill="F0F0F0"/>
+        <w:spacing w:before="0" w:after="0" w:line="300" w:lineRule="exact"/>
+      </w:pPr>
+      <w:r>
+        <w:rPr>
+          <w:sz w:val="21"/>
+          <w:szCs w:val="21"/>
+          <w:rFonts w:eastAsia="微软雅黑"/>
+        </w:rPr>
+        <w:t xml:space="preserve">    UPDATE users SET balance = balance - v_total_amount WHERE user_id = p_user_id;</w:t>
+      </w:r>
+    </w:p>
+    <w:p>
+      <w:pPr>
+        <w:shd w:val="clear" w:fill="F0F0F0"/>
+        <w:spacing w:before="0" w:after="0" w:line="300" w:lineRule="exact"/>
+      </w:pPr>
+      <w:r>
+        <w:rPr>
           <w:rFonts w:ascii="Courier New" w:hAnsi="Courier New" w:eastAsia="Courier New"/>
           <w:color w:val="333333"/>
           <w:sz w:val="18"/>
@@ -12978,7 +13439,7 @@
           <w:color w:val="333333"/>
           <w:sz w:val="24"/>
         </w:rPr>
-        <w:t>此外，系统还实现了 sp_arrive_at_pickup_point（第一段送达，入库寄存柜+触发器自动释放干线骑手为Idle）、sp_stage2_deliver（第二段送达，触发器自动释放楼栋骑手为Idle+扣减包裹计数）、sp_cancel_order（取消订单，退款+恢复库存+骑手释放），均采用相同的"显式事务+EXIT HANDLER"框架，完整覆盖两段式配送全链路的状态流转与异常处理。需特别说明：骑手的 Delivering/Idle 状态切换不再由存储过程手动编码实现，而是委托给 AFTER UPDATE ON orders 触发器自动管理——当订单状态变更触发段完成条件时，触发器自动将对应骑手释放为空闲，存储过程仅负责订单状态推进与寄存柜计数维护，实现了业务逻辑与控制逻辑的清晰解耦。</w:t>
+        <w:t>此外，系统还实现了 sp_arrive_at_pickup_point（第一段送达，入库寄存柜+触发器自动释放干线骑手为Idle）、sp_stage2_deliver（第二段送达，触发器自动释放楼栋骑手为Idle+扣减包裹计数）、sp_cancel_order（取消订单，退款+恢复库存+骑手释放），均采用相同的"显式事务+EXIT HANDLER"框架，完整覆盖两段式配送全链路的状态流转与异常处理。需特别说明：骑手的 Delivering/Idle 状态切换不再由存储过程手动编码实现，而是委托给 AFTER UPDATE ON orders 触发器自动管理——当订单状态变更触发段完成条件时，触发器自动将对应骑手释放为空闲，存储过程仅负责订单状态推进与寄存柜计数维护，实现了业务逻辑与控制逻辑的清晰解耦。。sp_create_order 在原有基础上新增了寄存点容量预检步骤（FOR UPDATE锁定寄存点行，检查 current_packages &lt; capacity），这是防止骑手白跑一趟的关键改进——在下单阶段就拦截已满寄存点的订单，引导用户选择邻近有空位的寄存点，chk_capacity CHECK 约束则作为物理层的最后安全网</w:t>
       </w:r>
     </w:p>
     <w:p>
